--- a/data/resumes_docx/Anudeep N_Sr Java Developer.docx
+++ b/data/resumes_docx/Anudeep N_Sr Java Developer.docx
@@ -1,10 +1,10 @@
 
 <file path=word/document.xml><?xml version="1.0" encoding="utf-8"?>
-<w:document xmlns:wpc="http://schemas.microsoft.com/office/word/2010/wordprocessingCanvas" xmlns:cx="http://schemas.microsoft.com/office/drawing/2014/chartex" xmlns:cx1="http://schemas.microsoft.com/office/drawing/2015/9/8/chartex" xmlns:cx2="http://schemas.microsoft.com/office/drawing/2015/10/21/chartex" xmlns:cx3="http://schemas.microsoft.com/office/drawing/2016/5/9/chartex" xmlns:cx4="http://schemas.microsoft.com/office/drawing/2016/5/10/chartex" xmlns:cx5="http://schemas.microsoft.com/office/drawing/2016/5/11/chartex" xmlns:cx6="http://schemas.microsoft.com/office/drawing/2016/5/12/chartex" xmlns:cx7="http://schemas.microsoft.com/office/drawing/2016/5/13/chartex" xmlns:cx8="http://schemas.microsoft.com/office/drawing/2016/5/14/chartex" xmlns:mc="http://schemas.openxmlformats.org/markup-compatibility/2006" xmlns:aink="http://schemas.microsoft.com/office/drawing/2016/ink" xmlns:am3d="http://schemas.microsoft.com/office/drawing/2017/model3d" xmlns:o="urn:schemas-microsoft-com:office:office" xmlns:r="http://schemas.openxmlformats.org/officeDocument/2006/relationships" xmlns:m="http://schemas.openxmlformats.org/officeDocument/2006/math" xmlns:v="urn:schemas-microsoft-com:vml" xmlns:wp14="http://schemas.microsoft.com/office/word/2010/wordprocessingDrawing" xmlns:wp="http://schemas.openxmlformats.org/drawingml/2006/wordprocessingDrawing" xmlns:w10="urn:schemas-microsoft-com:office:word" xmlns:w="http://schemas.openxmlformats.org/wordprocessingml/2006/main" xmlns:w14="http://schemas.microsoft.com/office/word/2010/wordml" xmlns:w15="http://schemas.microsoft.com/office/word/2012/wordml" xmlns:w16cid="http://schemas.microsoft.com/office/word/2016/wordml/cid" xmlns:w16se="http://schemas.microsoft.com/office/word/2015/wordml/symex" xmlns:wpg="http://schemas.microsoft.com/office/word/2010/wordprocessingGroup" xmlns:wpi="http://schemas.microsoft.com/office/word/2010/wordprocessingInk" xmlns:wne="http://schemas.microsoft.com/office/word/2006/wordml" xmlns:wps="http://schemas.microsoft.com/office/word/2010/wordprocessingShape" mc:Ignorable="w14 w15 w16se w16cid wp14">
+<w:document xmlns:wpc="http://schemas.microsoft.com/office/word/2010/wordprocessingCanvas" xmlns:mc="http://schemas.openxmlformats.org/markup-compatibility/2006" xmlns:o="urn:schemas-microsoft-com:office:office" xmlns:r="http://schemas.openxmlformats.org/officeDocument/2006/relationships" xmlns:m="http://schemas.openxmlformats.org/officeDocument/2006/math" xmlns:v="urn:schemas-microsoft-com:vml" xmlns:wp14="http://schemas.microsoft.com/office/word/2010/wordprocessingDrawing" xmlns:wp="http://schemas.openxmlformats.org/drawingml/2006/wordprocessingDrawing" xmlns:w="http://schemas.openxmlformats.org/wordprocessingml/2006/main" xmlns:w14="http://schemas.microsoft.com/office/word/2010/wordml" xmlns:w10="urn:schemas-microsoft-com:office:word" xmlns:w15="http://schemas.microsoft.com/office/word/2012/wordml" xmlns:wpg="http://schemas.microsoft.com/office/word/2010/wordprocessingGroup" xmlns:wpi="http://schemas.microsoft.com/office/word/2010/wordprocessingInk" xmlns:wne="http://schemas.microsoft.com/office/word/2006/wordml" xmlns:wps="http://schemas.microsoft.com/office/word/2010/wordprocessingShape" xmlns:wpsCustomData="http://www.wps.cn/officeDocument/2013/wpsCustomData" mc:Ignorable="w14 w15 wp14">
   <w:body>
     <w:p>
       <w:pPr>
-        <w:pStyle w:val="ContactInfo"/>
+        <w:pStyle w:val="14"/>
         <w:rPr>
           <w:rFonts w:ascii="Times New Roman" w:hAnsi="Times New Roman" w:cs="Times New Roman"/>
           <w:b/>
@@ -13,34 +13,36 @@
       </w:pPr>
       <w:r>
         <w:rPr>
-          <w:rFonts w:ascii="Times New Roman" w:hAnsi="Times New Roman" w:cs="Times New Roman"/>
+          <w:rFonts w:hint="default" w:ascii="Times New Roman" w:hAnsi="Times New Roman" w:cs="Times New Roman"/>
           <w:b/>
           <w:color w:val="FF0000"/>
-        </w:rPr>
-        <w:t>Anudeep</w:t>
-      </w:r>
-    </w:p>
-    <w:p>
-      <w:pPr>
-        <w:pStyle w:val="ContactInfo"/>
-        <w:rPr>
-          <w:rFonts w:ascii="Times New Roman" w:hAnsi="Times New Roman" w:cs="Times New Roman"/>
+          <w:lang w:val="en-US"/>
+        </w:rPr>
+        <w:t>(986</w:t>
+      </w:r>
+      <w:bookmarkStart w:id="0" w:name="_GoBack"/>
+      <w:bookmarkEnd w:id="0"/>
+      <w:r>
+        <w:rPr>
+          <w:rFonts w:hint="default" w:ascii="Times New Roman" w:hAnsi="Times New Roman" w:cs="Times New Roman"/>
           <w:b/>
           <w:color w:val="FF0000"/>
-        </w:rPr>
-      </w:pPr>
+          <w:lang w:val="en-US"/>
+        </w:rPr>
+        <w:t>)</w:t>
+      </w:r>
       <w:r>
         <w:rPr>
           <w:rFonts w:ascii="Times New Roman" w:hAnsi="Times New Roman" w:cs="Times New Roman"/>
           <w:b/>
           <w:color w:val="FF0000"/>
         </w:rPr>
-        <w:t>Sr Java Programmer</w:t>
-      </w:r>
-    </w:p>
-    <w:p>
-      <w:pPr>
-        <w:pStyle w:val="ContactInfo"/>
+        <w:t>Anudeep</w:t>
+      </w:r>
+    </w:p>
+    <w:p>
+      <w:pPr>
+        <w:pStyle w:val="14"/>
         <w:rPr>
           <w:rFonts w:ascii="Times New Roman" w:hAnsi="Times New Roman" w:cs="Times New Roman"/>
           <w:b/>
@@ -53,26 +55,36 @@
           <w:b/>
           <w:color w:val="FF0000"/>
         </w:rPr>
-        <w:t>anudeepreddynallamada</w:t>
-      </w:r>
-      <w:r>
+        <w:t>Sr Java Programmer</w:t>
+      </w:r>
+    </w:p>
+    <w:p>
+      <w:pPr>
+        <w:pStyle w:val="14"/>
         <w:rPr>
           <w:rFonts w:ascii="Times New Roman" w:hAnsi="Times New Roman" w:cs="Times New Roman"/>
           <w:b/>
           <w:color w:val="FF0000"/>
         </w:rPr>
-        <w:t>@gmail.com</w:t>
-      </w:r>
-    </w:p>
-    <w:p>
-      <w:pPr>
-        <w:pStyle w:val="ContactInfo"/>
+      </w:pPr>
+      <w:r>
+        <w:rPr>
+          <w:rFonts w:ascii="Times New Roman" w:hAnsi="Times New Roman" w:cs="Times New Roman"/>
+          <w:b/>
+          <w:color w:val="FF0000"/>
+        </w:rPr>
+        <w:t>anudeepreddynallamada@gmail.com</w:t>
+      </w:r>
+    </w:p>
+    <w:p>
+      <w:pPr>
+        <w:pStyle w:val="14"/>
         <w:pBdr>
-          <w:bottom w:val="single" w:sz="12" w:space="1" w:color="auto"/>
+          <w:bottom w:val="single" w:color="auto" w:sz="12" w:space="1"/>
         </w:pBdr>
         <w:jc w:val="both"/>
         <w:rPr>
-          <w:rStyle w:val="Strong"/>
+          <w:rStyle w:val="11"/>
           <w:rFonts w:ascii="Times New Roman" w:hAnsi="Times New Roman" w:cs="Times New Roman"/>
           <w:b w:val="0"/>
           <w:bCs w:val="0"/>
@@ -93,7 +105,7 @@
     </w:p>
     <w:p>
       <w:pPr>
-        <w:pStyle w:val="Heading"/>
+        <w:pStyle w:val="33"/>
       </w:pPr>
       <w:r>
         <w:t>Professional Summary:</w:t>
@@ -101,10 +113,10 @@
     </w:p>
     <w:p>
       <w:pPr>
-        <w:pStyle w:val="ListParagraph"/>
-        <w:numPr>
-          <w:ilvl w:val="0"/>
-          <w:numId w:val="9"/>
+        <w:pStyle w:val="16"/>
+        <w:numPr>
+          <w:ilvl w:val="0"/>
+          <w:numId w:val="4"/>
         </w:numPr>
         <w:tabs>
           <w:tab w:val="clear" w:pos="9360"/>
@@ -120,35 +132,19 @@
       </w:pPr>
       <w:r>
         <w:rPr>
-          <w:rFonts w:ascii="Times New Roman" w:eastAsia="Times New Roman" w:hAnsi="Times New Roman" w:cs="Times New Roman"/>
-          <w:sz w:val="20"/>
-          <w:szCs w:val="20"/>
-        </w:rPr>
-        <w:t xml:space="preserve">IT professional with </w:t>
-      </w:r>
-      <w:r>
-        <w:rPr>
-          <w:rFonts w:ascii="Times New Roman" w:eastAsia="Times New Roman" w:hAnsi="Times New Roman" w:cs="Times New Roman"/>
-          <w:sz w:val="20"/>
-          <w:szCs w:val="20"/>
-        </w:rPr>
-        <w:t>8</w:t>
-      </w:r>
-      <w:r>
-        <w:rPr>
-          <w:rFonts w:ascii="Times New Roman" w:eastAsia="Times New Roman" w:hAnsi="Times New Roman" w:cs="Times New Roman"/>
-          <w:sz w:val="20"/>
-          <w:szCs w:val="20"/>
-        </w:rPr>
-        <w:t>+ years of IT experience in designing and developing N-tier applications based on OOPS (Object Oriented Programming), Internet and Intranet, Client-Server Architecture using Java/J2EE and supporting technologies.</w:t>
-      </w:r>
-    </w:p>
-    <w:p>
-      <w:pPr>
-        <w:pStyle w:val="ListParagraph"/>
-        <w:numPr>
-          <w:ilvl w:val="0"/>
-          <w:numId w:val="9"/>
+          <w:rFonts w:ascii="Times New Roman" w:hAnsi="Times New Roman" w:eastAsia="Times New Roman" w:cs="Times New Roman"/>
+          <w:sz w:val="20"/>
+          <w:szCs w:val="20"/>
+        </w:rPr>
+        <w:t>IT professional with 8+ years of IT experience in designing and developing N-tier applications based on OOPS (Object Oriented Programming), Internet and Intranet, Client-Server Architecture using Java/J2EE and supporting technologies.</w:t>
+      </w:r>
+    </w:p>
+    <w:p>
+      <w:pPr>
+        <w:pStyle w:val="16"/>
+        <w:numPr>
+          <w:ilvl w:val="0"/>
+          <w:numId w:val="4"/>
         </w:numPr>
         <w:tabs>
           <w:tab w:val="clear" w:pos="9360"/>
@@ -175,10 +171,10 @@
     </w:p>
     <w:p>
       <w:pPr>
-        <w:pStyle w:val="ListParagraph"/>
-        <w:numPr>
-          <w:ilvl w:val="0"/>
-          <w:numId w:val="9"/>
+        <w:pStyle w:val="16"/>
+        <w:numPr>
+          <w:ilvl w:val="0"/>
+          <w:numId w:val="4"/>
         </w:numPr>
         <w:tabs>
           <w:tab w:val="clear" w:pos="9360"/>
@@ -205,10 +201,10 @@
     </w:p>
     <w:p>
       <w:pPr>
-        <w:pStyle w:val="ListParagraph"/>
-        <w:numPr>
-          <w:ilvl w:val="0"/>
-          <w:numId w:val="9"/>
+        <w:pStyle w:val="16"/>
+        <w:numPr>
+          <w:ilvl w:val="0"/>
+          <w:numId w:val="4"/>
         </w:numPr>
         <w:tabs>
           <w:tab w:val="clear" w:pos="9360"/>
@@ -235,10 +231,10 @@
     </w:p>
     <w:p>
       <w:pPr>
-        <w:pStyle w:val="ListParagraph"/>
-        <w:numPr>
-          <w:ilvl w:val="0"/>
-          <w:numId w:val="9"/>
+        <w:pStyle w:val="16"/>
+        <w:numPr>
+          <w:ilvl w:val="0"/>
+          <w:numId w:val="4"/>
         </w:numPr>
         <w:tabs>
           <w:tab w:val="clear" w:pos="9360"/>
@@ -265,10 +261,10 @@
     </w:p>
     <w:p>
       <w:pPr>
-        <w:pStyle w:val="ListParagraph"/>
-        <w:numPr>
-          <w:ilvl w:val="0"/>
-          <w:numId w:val="9"/>
+        <w:pStyle w:val="16"/>
+        <w:numPr>
+          <w:ilvl w:val="0"/>
+          <w:numId w:val="4"/>
         </w:numPr>
         <w:tabs>
           <w:tab w:val="clear" w:pos="9360"/>
@@ -295,10 +291,10 @@
     </w:p>
     <w:p>
       <w:pPr>
-        <w:pStyle w:val="ListParagraph"/>
-        <w:numPr>
-          <w:ilvl w:val="0"/>
-          <w:numId w:val="9"/>
+        <w:pStyle w:val="16"/>
+        <w:numPr>
+          <w:ilvl w:val="0"/>
+          <w:numId w:val="4"/>
         </w:numPr>
         <w:tabs>
           <w:tab w:val="clear" w:pos="9360"/>
@@ -325,10 +321,10 @@
     </w:p>
     <w:p>
       <w:pPr>
-        <w:pStyle w:val="ListParagraph"/>
-        <w:numPr>
-          <w:ilvl w:val="0"/>
-          <w:numId w:val="9"/>
+        <w:pStyle w:val="16"/>
+        <w:numPr>
+          <w:ilvl w:val="0"/>
+          <w:numId w:val="4"/>
         </w:numPr>
         <w:tabs>
           <w:tab w:val="clear" w:pos="9360"/>
@@ -355,10 +351,10 @@
     </w:p>
     <w:p>
       <w:pPr>
-        <w:pStyle w:val="ListParagraph"/>
-        <w:numPr>
-          <w:ilvl w:val="0"/>
-          <w:numId w:val="9"/>
+        <w:pStyle w:val="16"/>
+        <w:numPr>
+          <w:ilvl w:val="0"/>
+          <w:numId w:val="4"/>
         </w:numPr>
         <w:tabs>
           <w:tab w:val="clear" w:pos="9360"/>
@@ -385,10 +381,10 @@
     </w:p>
     <w:p>
       <w:pPr>
-        <w:pStyle w:val="ListParagraph"/>
-        <w:numPr>
-          <w:ilvl w:val="0"/>
-          <w:numId w:val="9"/>
+        <w:pStyle w:val="16"/>
+        <w:numPr>
+          <w:ilvl w:val="0"/>
+          <w:numId w:val="4"/>
         </w:numPr>
         <w:tabs>
           <w:tab w:val="clear" w:pos="9360"/>
@@ -410,37 +406,15 @@
           <w:szCs w:val="20"/>
           <w:shd w:val="clear" w:color="auto" w:fill="FFFFFF"/>
         </w:rPr>
-        <w:t xml:space="preserve">Experienced in using testing Frameworks like JUnit and </w:t>
-      </w:r>
-      <w:proofErr w:type="spellStart"/>
-      <w:r>
-        <w:rPr>
-          <w:rFonts w:ascii="Times New Roman" w:hAnsi="Times New Roman" w:cs="Times New Roman"/>
-          <w:color w:val="000000"/>
-          <w:sz w:val="20"/>
-          <w:szCs w:val="20"/>
-          <w:shd w:val="clear" w:color="auto" w:fill="FFFFFF"/>
-        </w:rPr>
-        <w:t>JMockit</w:t>
-      </w:r>
-      <w:proofErr w:type="spellEnd"/>
-      <w:r>
-        <w:rPr>
-          <w:rFonts w:ascii="Times New Roman" w:hAnsi="Times New Roman" w:cs="Times New Roman"/>
-          <w:color w:val="000000"/>
-          <w:sz w:val="20"/>
-          <w:szCs w:val="20"/>
-          <w:shd w:val="clear" w:color="auto" w:fill="FFFFFF"/>
-        </w:rPr>
-        <w:t>. </w:t>
-      </w:r>
-    </w:p>
-    <w:p>
-      <w:pPr>
-        <w:pStyle w:val="ListParagraph"/>
-        <w:numPr>
-          <w:ilvl w:val="0"/>
-          <w:numId w:val="9"/>
+        <w:t>Experienced in using testing Frameworks like JUnit and JMockit. </w:t>
+      </w:r>
+    </w:p>
+    <w:p>
+      <w:pPr>
+        <w:pStyle w:val="16"/>
+        <w:numPr>
+          <w:ilvl w:val="0"/>
+          <w:numId w:val="4"/>
         </w:numPr>
         <w:tabs>
           <w:tab w:val="clear" w:pos="9360"/>
@@ -462,37 +436,15 @@
           <w:szCs w:val="20"/>
           <w:shd w:val="clear" w:color="auto" w:fill="FFFFFF"/>
         </w:rPr>
-        <w:t xml:space="preserve">Experienced in using logging tools like </w:t>
-      </w:r>
-      <w:proofErr w:type="spellStart"/>
-      <w:r>
-        <w:rPr>
-          <w:rFonts w:ascii="Times New Roman" w:hAnsi="Times New Roman" w:cs="Times New Roman"/>
-          <w:color w:val="000000"/>
-          <w:sz w:val="20"/>
-          <w:szCs w:val="20"/>
-          <w:shd w:val="clear" w:color="auto" w:fill="FFFFFF"/>
-        </w:rPr>
-        <w:t>Intellij</w:t>
-      </w:r>
-      <w:proofErr w:type="spellEnd"/>
-      <w:r>
-        <w:rPr>
-          <w:rFonts w:ascii="Times New Roman" w:hAnsi="Times New Roman" w:cs="Times New Roman"/>
-          <w:color w:val="000000"/>
-          <w:sz w:val="20"/>
-          <w:szCs w:val="20"/>
-          <w:shd w:val="clear" w:color="auto" w:fill="FFFFFF"/>
-        </w:rPr>
-        <w:t xml:space="preserve"> and Log4j. </w:t>
-      </w:r>
-    </w:p>
-    <w:p>
-      <w:pPr>
-        <w:pStyle w:val="ListParagraph"/>
-        <w:numPr>
-          <w:ilvl w:val="0"/>
-          <w:numId w:val="9"/>
+        <w:t>Experienced in using logging tools like Intellij and Log4j. </w:t>
+      </w:r>
+    </w:p>
+    <w:p>
+      <w:pPr>
+        <w:pStyle w:val="16"/>
+        <w:numPr>
+          <w:ilvl w:val="0"/>
+          <w:numId w:val="4"/>
         </w:numPr>
         <w:tabs>
           <w:tab w:val="clear" w:pos="9360"/>
@@ -514,37 +466,15 @@
           <w:szCs w:val="20"/>
           <w:shd w:val="clear" w:color="auto" w:fill="FFFFFF"/>
         </w:rPr>
-        <w:t xml:space="preserve">Hands on experience on Web/Application servers such as Apache Tomcat, </w:t>
-      </w:r>
-      <w:proofErr w:type="spellStart"/>
-      <w:r>
-        <w:rPr>
-          <w:rFonts w:ascii="Times New Roman" w:hAnsi="Times New Roman" w:cs="Times New Roman"/>
-          <w:color w:val="000000"/>
-          <w:sz w:val="20"/>
-          <w:szCs w:val="20"/>
-          <w:shd w:val="clear" w:color="auto" w:fill="FFFFFF"/>
-        </w:rPr>
-        <w:t>JBoss</w:t>
-      </w:r>
-      <w:proofErr w:type="spellEnd"/>
-      <w:r>
-        <w:rPr>
-          <w:rFonts w:ascii="Times New Roman" w:hAnsi="Times New Roman" w:cs="Times New Roman"/>
-          <w:color w:val="000000"/>
-          <w:sz w:val="20"/>
-          <w:szCs w:val="20"/>
-          <w:shd w:val="clear" w:color="auto" w:fill="FFFFFF"/>
-        </w:rPr>
-        <w:t>, WebLogic and Web Sphere. </w:t>
-      </w:r>
-    </w:p>
-    <w:p>
-      <w:pPr>
-        <w:pStyle w:val="ListParagraph"/>
-        <w:numPr>
-          <w:ilvl w:val="0"/>
-          <w:numId w:val="9"/>
+        <w:t>Hands on experience on Web/Application servers such as Apache Tomcat, JBoss, WebLogic and Web Sphere. </w:t>
+      </w:r>
+    </w:p>
+    <w:p>
+      <w:pPr>
+        <w:pStyle w:val="16"/>
+        <w:numPr>
+          <w:ilvl w:val="0"/>
+          <w:numId w:val="4"/>
         </w:numPr>
         <w:tabs>
           <w:tab w:val="clear" w:pos="9360"/>
@@ -571,10 +501,10 @@
     </w:p>
     <w:p>
       <w:pPr>
-        <w:pStyle w:val="ListParagraph"/>
-        <w:numPr>
-          <w:ilvl w:val="0"/>
-          <w:numId w:val="9"/>
+        <w:pStyle w:val="16"/>
+        <w:numPr>
+          <w:ilvl w:val="0"/>
+          <w:numId w:val="4"/>
         </w:numPr>
         <w:tabs>
           <w:tab w:val="clear" w:pos="9360"/>
@@ -601,10 +531,10 @@
     </w:p>
     <w:p>
       <w:pPr>
-        <w:pStyle w:val="ListParagraph"/>
-        <w:numPr>
-          <w:ilvl w:val="0"/>
-          <w:numId w:val="9"/>
+        <w:pStyle w:val="16"/>
+        <w:numPr>
+          <w:ilvl w:val="0"/>
+          <w:numId w:val="4"/>
         </w:numPr>
         <w:tabs>
           <w:tab w:val="clear" w:pos="9360"/>
@@ -631,10 +561,10 @@
     </w:p>
     <w:p>
       <w:pPr>
-        <w:pStyle w:val="ListParagraph"/>
-        <w:numPr>
-          <w:ilvl w:val="0"/>
-          <w:numId w:val="9"/>
+        <w:pStyle w:val="16"/>
+        <w:numPr>
+          <w:ilvl w:val="0"/>
+          <w:numId w:val="4"/>
         </w:numPr>
         <w:tabs>
           <w:tab w:val="clear" w:pos="9360"/>
@@ -661,10 +591,10 @@
     </w:p>
     <w:p>
       <w:pPr>
-        <w:pStyle w:val="ListParagraph"/>
-        <w:numPr>
-          <w:ilvl w:val="0"/>
-          <w:numId w:val="9"/>
+        <w:pStyle w:val="16"/>
+        <w:numPr>
+          <w:ilvl w:val="0"/>
+          <w:numId w:val="4"/>
         </w:numPr>
         <w:tabs>
           <w:tab w:val="clear" w:pos="9360"/>
@@ -691,10 +621,10 @@
     </w:p>
     <w:p>
       <w:pPr>
-        <w:pStyle w:val="ListParagraph"/>
-        <w:numPr>
-          <w:ilvl w:val="0"/>
-          <w:numId w:val="9"/>
+        <w:pStyle w:val="16"/>
+        <w:numPr>
+          <w:ilvl w:val="0"/>
+          <w:numId w:val="4"/>
         </w:numPr>
         <w:tabs>
           <w:tab w:val="clear" w:pos="9360"/>
@@ -710,7 +640,7 @@
       </w:pPr>
       <w:r>
         <w:rPr>
-          <w:rFonts w:ascii="Times New Roman" w:eastAsia="Times New Roman" w:hAnsi="Times New Roman" w:cs="Times New Roman"/>
+          <w:rFonts w:ascii="Times New Roman" w:hAnsi="Times New Roman" w:eastAsia="Times New Roman" w:cs="Times New Roman"/>
           <w:sz w:val="20"/>
           <w:szCs w:val="20"/>
         </w:rPr>
@@ -719,7 +649,7 @@
     </w:p>
     <w:p>
       <w:pPr>
-        <w:pStyle w:val="Heading"/>
+        <w:pStyle w:val="33"/>
       </w:pPr>
       <w:r>
         <w:t>Education:</w:t>
@@ -742,30 +672,12 @@
           <w:sz w:val="20"/>
           <w:szCs w:val="20"/>
         </w:rPr>
-        <w:t xml:space="preserve">Bachelor of Engineering in Computer Science and Engineering     </w:t>
-      </w:r>
-      <w:r>
-        <w:rPr>
-          <w:rFonts w:ascii="Times New Roman" w:hAnsi="Times New Roman" w:cs="Times New Roman"/>
-          <w:bCs/>
-          <w:sz w:val="20"/>
-          <w:szCs w:val="20"/>
-        </w:rPr>
-        <w:t xml:space="preserve">   JNTU, Hyderabad, India.     20</w:t>
-      </w:r>
-      <w:r>
-        <w:rPr>
-          <w:rFonts w:ascii="Times New Roman" w:hAnsi="Times New Roman" w:cs="Times New Roman"/>
-          <w:bCs/>
-          <w:sz w:val="20"/>
-          <w:szCs w:val="20"/>
-        </w:rPr>
-        <w:t>09</w:t>
-      </w:r>
-    </w:p>
-    <w:p>
-      <w:pPr>
-        <w:pStyle w:val="Heading"/>
+        <w:t>Bachelor of Engineering in Computer Science and Engineering        JNTU, Hyderabad, India.     2009</w:t>
+      </w:r>
+    </w:p>
+    <w:p>
+      <w:pPr>
+        <w:pStyle w:val="33"/>
       </w:pPr>
       <w:r>
         <w:t>Technical Skills:</w:t>
@@ -784,17 +696,48 @@
     </w:p>
     <w:tbl>
       <w:tblPr>
-        <w:tblStyle w:val="TableGrid"/>
+        <w:tblStyle w:val="12"/>
         <w:tblW w:w="9992" w:type="dxa"/>
-        <w:tblLook w:val="04A0" w:firstRow="1" w:lastRow="0" w:firstColumn="1" w:lastColumn="0" w:noHBand="0" w:noVBand="1"/>
+        <w:tblInd w:w="0" w:type="dxa"/>
+        <w:tblBorders>
+          <w:top w:val="single" w:color="auto" w:sz="4" w:space="0"/>
+          <w:left w:val="single" w:color="auto" w:sz="4" w:space="0"/>
+          <w:bottom w:val="single" w:color="auto" w:sz="4" w:space="0"/>
+          <w:right w:val="single" w:color="auto" w:sz="4" w:space="0"/>
+          <w:insideH w:val="single" w:color="auto" w:sz="4" w:space="0"/>
+          <w:insideV w:val="single" w:color="auto" w:sz="4" w:space="0"/>
+        </w:tblBorders>
+        <w:tblLayout w:type="autofit"/>
+        <w:tblCellMar>
+          <w:top w:w="0" w:type="dxa"/>
+          <w:left w:w="108" w:type="dxa"/>
+          <w:bottom w:w="0" w:type="dxa"/>
+          <w:right w:w="108" w:type="dxa"/>
+        </w:tblCellMar>
       </w:tblPr>
       <w:tblGrid>
         <w:gridCol w:w="2875"/>
         <w:gridCol w:w="7117"/>
       </w:tblGrid>
       <w:tr>
+        <w:tblPrEx>
+          <w:tblBorders>
+            <w:top w:val="single" w:color="auto" w:sz="4" w:space="0"/>
+            <w:left w:val="single" w:color="auto" w:sz="4" w:space="0"/>
+            <w:bottom w:val="single" w:color="auto" w:sz="4" w:space="0"/>
+            <w:right w:val="single" w:color="auto" w:sz="4" w:space="0"/>
+            <w:insideH w:val="single" w:color="auto" w:sz="4" w:space="0"/>
+            <w:insideV w:val="single" w:color="auto" w:sz="4" w:space="0"/>
+          </w:tblBorders>
+          <w:tblCellMar>
+            <w:top w:w="0" w:type="dxa"/>
+            <w:left w:w="108" w:type="dxa"/>
+            <w:bottom w:w="0" w:type="dxa"/>
+            <w:right w:w="108" w:type="dxa"/>
+          </w:tblCellMar>
+        </w:tblPrEx>
         <w:trPr>
-          <w:trHeight w:val="350"/>
+          <w:trHeight w:val="350" w:hRule="atLeast"/>
         </w:trPr>
         <w:tc>
           <w:tcPr>
@@ -827,14 +770,14 @@
             <w:pPr>
               <w:jc w:val="both"/>
               <w:rPr>
-                <w:rFonts w:ascii="Times New Roman" w:eastAsia="Times New Roman" w:hAnsi="Times New Roman" w:cs="Times New Roman"/>
+                <w:rFonts w:ascii="Times New Roman" w:hAnsi="Times New Roman" w:eastAsia="Times New Roman" w:cs="Times New Roman"/>
                 <w:sz w:val="20"/>
                 <w:szCs w:val="20"/>
               </w:rPr>
             </w:pPr>
             <w:r>
               <w:rPr>
-                <w:rFonts w:ascii="Times New Roman" w:eastAsia="Times New Roman" w:hAnsi="Times New Roman" w:cs="Times New Roman"/>
+                <w:rFonts w:ascii="Times New Roman" w:hAnsi="Times New Roman" w:eastAsia="Times New Roman" w:cs="Times New Roman"/>
                 <w:sz w:val="20"/>
                 <w:szCs w:val="20"/>
               </w:rPr>
@@ -844,8 +787,24 @@
         </w:tc>
       </w:tr>
       <w:tr>
+        <w:tblPrEx>
+          <w:tblBorders>
+            <w:top w:val="single" w:color="auto" w:sz="4" w:space="0"/>
+            <w:left w:val="single" w:color="auto" w:sz="4" w:space="0"/>
+            <w:bottom w:val="single" w:color="auto" w:sz="4" w:space="0"/>
+            <w:right w:val="single" w:color="auto" w:sz="4" w:space="0"/>
+            <w:insideH w:val="single" w:color="auto" w:sz="4" w:space="0"/>
+            <w:insideV w:val="single" w:color="auto" w:sz="4" w:space="0"/>
+          </w:tblBorders>
+          <w:tblCellMar>
+            <w:top w:w="0" w:type="dxa"/>
+            <w:left w:w="108" w:type="dxa"/>
+            <w:bottom w:w="0" w:type="dxa"/>
+            <w:right w:w="108" w:type="dxa"/>
+          </w:tblCellMar>
+        </w:tblPrEx>
         <w:trPr>
-          <w:trHeight w:val="620"/>
+          <w:trHeight w:val="620" w:hRule="atLeast"/>
         </w:trPr>
         <w:tc>
           <w:tcPr>
@@ -881,7 +840,7 @@
               </w:tabs>
               <w:jc w:val="both"/>
               <w:rPr>
-                <w:rFonts w:ascii="Times New Roman" w:eastAsia="Times New Roman" w:hAnsi="Times New Roman" w:cs="Times New Roman"/>
+                <w:rFonts w:ascii="Times New Roman" w:hAnsi="Times New Roman" w:eastAsia="Times New Roman" w:cs="Times New Roman"/>
                 <w:sz w:val="20"/>
                 <w:szCs w:val="20"/>
                 <w:u w:val="single"/>
@@ -889,34 +848,34 @@
             </w:pPr>
             <w:r>
               <w:rPr>
-                <w:rFonts w:ascii="Times New Roman" w:eastAsia="Times New Roman" w:hAnsi="Times New Roman" w:cs="Times New Roman"/>
+                <w:rFonts w:ascii="Times New Roman" w:hAnsi="Times New Roman" w:eastAsia="Times New Roman" w:cs="Times New Roman"/>
                 <w:sz w:val="20"/>
                 <w:szCs w:val="20"/>
               </w:rPr>
-              <w:t xml:space="preserve">Core Java, J2EE, JSP, Servlet, JDBC, JMS, JavaBeans, JNDI, Java </w:t>
-            </w:r>
-            <w:r>
-              <w:rPr>
-                <w:rFonts w:ascii="Times New Roman" w:eastAsia="Times New Roman" w:hAnsi="Times New Roman" w:cs="Times New Roman"/>
-                <w:sz w:val="20"/>
-                <w:szCs w:val="20"/>
-              </w:rPr>
-              <w:t>Mail</w:t>
-            </w:r>
-            <w:r>
-              <w:rPr>
-                <w:rFonts w:ascii="Times New Roman" w:eastAsia="Times New Roman" w:hAnsi="Times New Roman" w:cs="Times New Roman"/>
-                <w:sz w:val="20"/>
-                <w:szCs w:val="20"/>
-              </w:rPr>
-              <w:t>, Java1.8.</w:t>
+              <w:t>Core Java, J2EE, JSP, Servlet, JDBC, JMS, JavaBeans, JNDI, Java Mail, Java1.8.</w:t>
             </w:r>
           </w:p>
         </w:tc>
       </w:tr>
       <w:tr>
+        <w:tblPrEx>
+          <w:tblBorders>
+            <w:top w:val="single" w:color="auto" w:sz="4" w:space="0"/>
+            <w:left w:val="single" w:color="auto" w:sz="4" w:space="0"/>
+            <w:bottom w:val="single" w:color="auto" w:sz="4" w:space="0"/>
+            <w:right w:val="single" w:color="auto" w:sz="4" w:space="0"/>
+            <w:insideH w:val="single" w:color="auto" w:sz="4" w:space="0"/>
+            <w:insideV w:val="single" w:color="auto" w:sz="4" w:space="0"/>
+          </w:tblBorders>
+          <w:tblCellMar>
+            <w:top w:w="0" w:type="dxa"/>
+            <w:left w:w="108" w:type="dxa"/>
+            <w:bottom w:w="0" w:type="dxa"/>
+            <w:right w:w="108" w:type="dxa"/>
+          </w:tblCellMar>
+        </w:tblPrEx>
         <w:trPr>
-          <w:trHeight w:val="620"/>
+          <w:trHeight w:val="620" w:hRule="atLeast"/>
         </w:trPr>
         <w:tc>
           <w:tcPr>
@@ -952,26 +911,18 @@
               </w:tabs>
               <w:jc w:val="both"/>
               <w:rPr>
-                <w:rFonts w:ascii="Times New Roman" w:eastAsia="Times New Roman" w:hAnsi="Times New Roman" w:cs="Times New Roman"/>
+                <w:rFonts w:ascii="Times New Roman" w:hAnsi="Times New Roman" w:eastAsia="Times New Roman" w:cs="Times New Roman"/>
                 <w:sz w:val="20"/>
                 <w:szCs w:val="20"/>
               </w:rPr>
             </w:pPr>
             <w:r>
               <w:rPr>
-                <w:rFonts w:ascii="Times New Roman" w:eastAsia="Times New Roman" w:hAnsi="Times New Roman" w:cs="Times New Roman"/>
+                <w:rFonts w:ascii="Times New Roman" w:hAnsi="Times New Roman" w:eastAsia="Times New Roman" w:cs="Times New Roman"/>
                 <w:sz w:val="20"/>
                 <w:szCs w:val="20"/>
               </w:rPr>
-              <w:t>AngularJS, j</w:t>
-            </w:r>
-            <w:r>
-              <w:rPr>
-                <w:rFonts w:ascii="Times New Roman" w:eastAsia="Times New Roman" w:hAnsi="Times New Roman" w:cs="Times New Roman"/>
-                <w:sz w:val="20"/>
-                <w:szCs w:val="20"/>
-              </w:rPr>
-              <w:t xml:space="preserve">Query, JavaScript, HTML, DHTML, XML, </w:t>
+              <w:t xml:space="preserve">AngularJS, jQuery, JavaScript, HTML, DHTML, XML, </w:t>
             </w:r>
           </w:p>
           <w:p>
@@ -985,7 +936,7 @@
             </w:pPr>
             <w:r>
               <w:rPr>
-                <w:rFonts w:ascii="Times New Roman" w:eastAsia="Times New Roman" w:hAnsi="Times New Roman" w:cs="Times New Roman"/>
+                <w:rFonts w:ascii="Times New Roman" w:hAnsi="Times New Roman" w:eastAsia="Times New Roman" w:cs="Times New Roman"/>
                 <w:sz w:val="20"/>
                 <w:szCs w:val="20"/>
               </w:rPr>
@@ -995,8 +946,24 @@
         </w:tc>
       </w:tr>
       <w:tr>
+        <w:tblPrEx>
+          <w:tblBorders>
+            <w:top w:val="single" w:color="auto" w:sz="4" w:space="0"/>
+            <w:left w:val="single" w:color="auto" w:sz="4" w:space="0"/>
+            <w:bottom w:val="single" w:color="auto" w:sz="4" w:space="0"/>
+            <w:right w:val="single" w:color="auto" w:sz="4" w:space="0"/>
+            <w:insideH w:val="single" w:color="auto" w:sz="4" w:space="0"/>
+            <w:insideV w:val="single" w:color="auto" w:sz="4" w:space="0"/>
+          </w:tblBorders>
+          <w:tblCellMar>
+            <w:top w:w="0" w:type="dxa"/>
+            <w:left w:w="108" w:type="dxa"/>
+            <w:bottom w:w="0" w:type="dxa"/>
+            <w:right w:w="108" w:type="dxa"/>
+          </w:tblCellMar>
+        </w:tblPrEx>
         <w:trPr>
-          <w:trHeight w:val="620"/>
+          <w:trHeight w:val="620" w:hRule="atLeast"/>
         </w:trPr>
         <w:tc>
           <w:tcPr>
@@ -1017,15 +984,7 @@
                 <w:sz w:val="20"/>
                 <w:szCs w:val="20"/>
               </w:rPr>
-              <w:t>XML</w:t>
-            </w:r>
-            <w:r>
-              <w:rPr>
-                <w:rFonts w:ascii="Times New Roman" w:hAnsi="Times New Roman" w:cs="Times New Roman"/>
-                <w:sz w:val="20"/>
-                <w:szCs w:val="20"/>
-              </w:rPr>
-              <w:t xml:space="preserve"> Technologies</w:t>
+              <w:t>XML Technologies</w:t>
             </w:r>
           </w:p>
         </w:tc>
@@ -1037,7 +996,7 @@
             <w:pPr>
               <w:jc w:val="both"/>
               <w:rPr>
-                <w:rFonts w:ascii="Times New Roman" w:eastAsia="Times New Roman" w:hAnsi="Times New Roman" w:cs="Times New Roman"/>
+                <w:rFonts w:ascii="Times New Roman" w:hAnsi="Times New Roman" w:eastAsia="Times New Roman" w:cs="Times New Roman"/>
                 <w:sz w:val="20"/>
                 <w:szCs w:val="20"/>
                 <w:u w:val="single"/>
@@ -1045,7 +1004,7 @@
             </w:pPr>
             <w:r>
               <w:rPr>
-                <w:rFonts w:ascii="Times New Roman" w:eastAsia="Times New Roman" w:hAnsi="Times New Roman" w:cs="Times New Roman"/>
+                <w:rFonts w:ascii="Times New Roman" w:hAnsi="Times New Roman" w:eastAsia="Times New Roman" w:cs="Times New Roman"/>
                 <w:sz w:val="20"/>
                 <w:szCs w:val="20"/>
               </w:rPr>
@@ -1055,8 +1014,24 @@
         </w:tc>
       </w:tr>
       <w:tr>
+        <w:tblPrEx>
+          <w:tblBorders>
+            <w:top w:val="single" w:color="auto" w:sz="4" w:space="0"/>
+            <w:left w:val="single" w:color="auto" w:sz="4" w:space="0"/>
+            <w:bottom w:val="single" w:color="auto" w:sz="4" w:space="0"/>
+            <w:right w:val="single" w:color="auto" w:sz="4" w:space="0"/>
+            <w:insideH w:val="single" w:color="auto" w:sz="4" w:space="0"/>
+            <w:insideV w:val="single" w:color="auto" w:sz="4" w:space="0"/>
+          </w:tblBorders>
+          <w:tblCellMar>
+            <w:top w:w="0" w:type="dxa"/>
+            <w:left w:w="108" w:type="dxa"/>
+            <w:bottom w:w="0" w:type="dxa"/>
+            <w:right w:w="108" w:type="dxa"/>
+          </w:tblCellMar>
+        </w:tblPrEx>
         <w:trPr>
-          <w:trHeight w:val="620"/>
+          <w:trHeight w:val="620" w:hRule="atLeast"/>
         </w:trPr>
         <w:tc>
           <w:tcPr>
@@ -1077,7 +1052,6 @@
                 <w:sz w:val="20"/>
                 <w:szCs w:val="20"/>
               </w:rPr>
-              <w:lastRenderedPageBreak/>
               <w:t>IDEs / Tools</w:t>
             </w:r>
           </w:p>
@@ -1090,8 +1064,6 @@
                 <w:szCs w:val="20"/>
               </w:rPr>
             </w:pPr>
-            <w:bookmarkStart w:id="0" w:name="_GoBack"/>
-            <w:bookmarkEnd w:id="0"/>
           </w:p>
         </w:tc>
         <w:tc>
@@ -1102,7 +1074,7 @@
             <w:pPr>
               <w:jc w:val="both"/>
               <w:rPr>
-                <w:rFonts w:ascii="Times New Roman" w:eastAsia="Calibri" w:hAnsi="Times New Roman" w:cs="Times New Roman"/>
+                <w:rFonts w:ascii="Times New Roman" w:hAnsi="Times New Roman" w:eastAsia="Calibri" w:cs="Times New Roman"/>
                 <w:kern w:val="1"/>
                 <w:sz w:val="20"/>
                 <w:szCs w:val="20"/>
@@ -1111,84 +1083,36 @@
             </w:pPr>
             <w:r>
               <w:rPr>
-                <w:rFonts w:ascii="Times New Roman" w:eastAsia="Calibri" w:hAnsi="Times New Roman" w:cs="Times New Roman"/>
+                <w:rFonts w:ascii="Times New Roman" w:hAnsi="Times New Roman" w:eastAsia="Calibri" w:cs="Times New Roman"/>
                 <w:kern w:val="1"/>
                 <w:sz w:val="20"/>
                 <w:szCs w:val="20"/>
                 <w:lang w:eastAsia="ar-SA"/>
               </w:rPr>
-              <w:t xml:space="preserve">Eclipse, NetBeans, Red Hat Developer Studio, RAD, WSAD. / TOAD, Maven, </w:t>
-            </w:r>
-            <w:proofErr w:type="spellStart"/>
-            <w:r>
-              <w:rPr>
-                <w:rFonts w:ascii="Times New Roman" w:eastAsia="Calibri" w:hAnsi="Times New Roman" w:cs="Times New Roman"/>
-                <w:kern w:val="1"/>
-                <w:sz w:val="20"/>
-                <w:szCs w:val="20"/>
-                <w:lang w:eastAsia="ar-SA"/>
-              </w:rPr>
-              <w:t>XmlSpy</w:t>
-            </w:r>
-            <w:proofErr w:type="spellEnd"/>
-            <w:r>
-              <w:rPr>
-                <w:rFonts w:ascii="Times New Roman" w:eastAsia="Calibri" w:hAnsi="Times New Roman" w:cs="Times New Roman"/>
-                <w:kern w:val="1"/>
-                <w:sz w:val="20"/>
-                <w:szCs w:val="20"/>
-                <w:lang w:eastAsia="ar-SA"/>
-              </w:rPr>
-              <w:t>, Ant, PL/SQ</w:t>
-            </w:r>
-            <w:r>
-              <w:rPr>
-                <w:rFonts w:ascii="Times New Roman" w:eastAsia="Calibri" w:hAnsi="Times New Roman" w:cs="Times New Roman"/>
-                <w:kern w:val="1"/>
-                <w:sz w:val="20"/>
-                <w:szCs w:val="20"/>
-                <w:lang w:eastAsia="ar-SA"/>
-              </w:rPr>
-              <w:t xml:space="preserve"> </w:t>
-            </w:r>
-            <w:r>
-              <w:rPr>
-                <w:rFonts w:ascii="Times New Roman" w:eastAsia="Calibri" w:hAnsi="Times New Roman" w:cs="Times New Roman"/>
-                <w:kern w:val="1"/>
-                <w:sz w:val="20"/>
-                <w:szCs w:val="20"/>
-                <w:lang w:eastAsia="ar-SA"/>
-              </w:rPr>
-              <w:t xml:space="preserve">L Developer, JUnit, </w:t>
-            </w:r>
-            <w:proofErr w:type="spellStart"/>
-            <w:r>
-              <w:rPr>
-                <w:rFonts w:ascii="Times New Roman" w:eastAsia="Calibri" w:hAnsi="Times New Roman" w:cs="Times New Roman"/>
-                <w:kern w:val="1"/>
-                <w:sz w:val="20"/>
-                <w:szCs w:val="20"/>
-                <w:lang w:eastAsia="ar-SA"/>
-              </w:rPr>
-              <w:t>iReport</w:t>
-            </w:r>
-            <w:proofErr w:type="spellEnd"/>
-            <w:r>
-              <w:rPr>
-                <w:rFonts w:ascii="Times New Roman" w:eastAsia="Calibri" w:hAnsi="Times New Roman" w:cs="Times New Roman"/>
-                <w:kern w:val="1"/>
-                <w:sz w:val="20"/>
-                <w:szCs w:val="20"/>
-                <w:lang w:eastAsia="ar-SA"/>
-              </w:rPr>
-              <w:t>.</w:t>
+              <w:t>Eclipse, NetBeans, Red Hat Developer Studio, RAD, WSAD. / TOAD, Maven, XmlSpy, Ant, PL/SQ L Developer, JUnit, iReport.</w:t>
             </w:r>
           </w:p>
         </w:tc>
       </w:tr>
       <w:tr>
+        <w:tblPrEx>
+          <w:tblBorders>
+            <w:top w:val="single" w:color="auto" w:sz="4" w:space="0"/>
+            <w:left w:val="single" w:color="auto" w:sz="4" w:space="0"/>
+            <w:bottom w:val="single" w:color="auto" w:sz="4" w:space="0"/>
+            <w:right w:val="single" w:color="auto" w:sz="4" w:space="0"/>
+            <w:insideH w:val="single" w:color="auto" w:sz="4" w:space="0"/>
+            <w:insideV w:val="single" w:color="auto" w:sz="4" w:space="0"/>
+          </w:tblBorders>
+          <w:tblCellMar>
+            <w:top w:w="0" w:type="dxa"/>
+            <w:left w:w="108" w:type="dxa"/>
+            <w:bottom w:w="0" w:type="dxa"/>
+            <w:right w:w="108" w:type="dxa"/>
+          </w:tblCellMar>
+        </w:tblPrEx>
         <w:trPr>
-          <w:trHeight w:val="620"/>
+          <w:trHeight w:val="620" w:hRule="atLeast"/>
         </w:trPr>
         <w:tc>
           <w:tcPr>
@@ -1221,7 +1145,7 @@
             <w:pPr>
               <w:jc w:val="both"/>
               <w:rPr>
-                <w:rFonts w:ascii="Times New Roman" w:eastAsia="Calibri" w:hAnsi="Times New Roman" w:cs="Times New Roman"/>
+                <w:rFonts w:ascii="Times New Roman" w:hAnsi="Times New Roman" w:eastAsia="Calibri" w:cs="Times New Roman"/>
                 <w:kern w:val="1"/>
                 <w:sz w:val="20"/>
                 <w:szCs w:val="20"/>
@@ -1241,8 +1165,24 @@
         </w:tc>
       </w:tr>
       <w:tr>
+        <w:tblPrEx>
+          <w:tblBorders>
+            <w:top w:val="single" w:color="auto" w:sz="4" w:space="0"/>
+            <w:left w:val="single" w:color="auto" w:sz="4" w:space="0"/>
+            <w:bottom w:val="single" w:color="auto" w:sz="4" w:space="0"/>
+            <w:right w:val="single" w:color="auto" w:sz="4" w:space="0"/>
+            <w:insideH w:val="single" w:color="auto" w:sz="4" w:space="0"/>
+            <w:insideV w:val="single" w:color="auto" w:sz="4" w:space="0"/>
+          </w:tblBorders>
+          <w:tblCellMar>
+            <w:top w:w="0" w:type="dxa"/>
+            <w:left w:w="108" w:type="dxa"/>
+            <w:bottom w:w="0" w:type="dxa"/>
+            <w:right w:w="108" w:type="dxa"/>
+          </w:tblCellMar>
+        </w:tblPrEx>
         <w:trPr>
-          <w:trHeight w:val="818"/>
+          <w:trHeight w:val="818" w:hRule="atLeast"/>
         </w:trPr>
         <w:tc>
           <w:tcPr>
@@ -1288,23 +1228,30 @@
                 <w:sz w:val="20"/>
                 <w:szCs w:val="20"/>
               </w:rPr>
-              <w:t>MVC, DAO, DTO, Front Controller, Session Façade, Business Delegate, Observer, Singleton, View Helper, Decorator, Factory Pattern</w:t>
-            </w:r>
-            <w:r>
-              <w:rPr>
-                <w:rFonts w:ascii="Times New Roman" w:hAnsi="Times New Roman" w:cs="Times New Roman"/>
-                <w:bCs/>
-                <w:sz w:val="20"/>
-                <w:szCs w:val="20"/>
-              </w:rPr>
-              <w:t>, POM, object pool</w:t>
+              <w:t>MVC, DAO, DTO, Front Controller, Session Façade, Business Delegate, Observer, Singleton, View Helper, Decorator, Factory Pattern, POM, object pool</w:t>
             </w:r>
           </w:p>
         </w:tc>
       </w:tr>
       <w:tr>
+        <w:tblPrEx>
+          <w:tblBorders>
+            <w:top w:val="single" w:color="auto" w:sz="4" w:space="0"/>
+            <w:left w:val="single" w:color="auto" w:sz="4" w:space="0"/>
+            <w:bottom w:val="single" w:color="auto" w:sz="4" w:space="0"/>
+            <w:right w:val="single" w:color="auto" w:sz="4" w:space="0"/>
+            <w:insideH w:val="single" w:color="auto" w:sz="4" w:space="0"/>
+            <w:insideV w:val="single" w:color="auto" w:sz="4" w:space="0"/>
+          </w:tblBorders>
+          <w:tblCellMar>
+            <w:top w:w="0" w:type="dxa"/>
+            <w:left w:w="108" w:type="dxa"/>
+            <w:bottom w:w="0" w:type="dxa"/>
+            <w:right w:w="108" w:type="dxa"/>
+          </w:tblCellMar>
+        </w:tblPrEx>
         <w:trPr>
-          <w:trHeight w:val="620"/>
+          <w:trHeight w:val="620" w:hRule="atLeast"/>
         </w:trPr>
         <w:tc>
           <w:tcPr>
@@ -1356,8 +1303,24 @@
         </w:tc>
       </w:tr>
       <w:tr>
+        <w:tblPrEx>
+          <w:tblBorders>
+            <w:top w:val="single" w:color="auto" w:sz="4" w:space="0"/>
+            <w:left w:val="single" w:color="auto" w:sz="4" w:space="0"/>
+            <w:bottom w:val="single" w:color="auto" w:sz="4" w:space="0"/>
+            <w:right w:val="single" w:color="auto" w:sz="4" w:space="0"/>
+            <w:insideH w:val="single" w:color="auto" w:sz="4" w:space="0"/>
+            <w:insideV w:val="single" w:color="auto" w:sz="4" w:space="0"/>
+          </w:tblBorders>
+          <w:tblCellMar>
+            <w:top w:w="0" w:type="dxa"/>
+            <w:left w:w="108" w:type="dxa"/>
+            <w:bottom w:w="0" w:type="dxa"/>
+            <w:right w:w="108" w:type="dxa"/>
+          </w:tblCellMar>
+        </w:tblPrEx>
         <w:trPr>
-          <w:trHeight w:val="620"/>
+          <w:trHeight w:val="620" w:hRule="atLeast"/>
         </w:trPr>
         <w:tc>
           <w:tcPr>
@@ -1398,50 +1361,36 @@
             </w:pPr>
             <w:r>
               <w:rPr>
-                <w:rFonts w:ascii="Times New Roman" w:eastAsia="Calibri" w:hAnsi="Times New Roman" w:cs="Times New Roman"/>
+                <w:rFonts w:ascii="Times New Roman" w:hAnsi="Times New Roman" w:eastAsia="Calibri" w:cs="Times New Roman"/>
                 <w:kern w:val="1"/>
                 <w:sz w:val="20"/>
                 <w:szCs w:val="20"/>
                 <w:lang w:eastAsia="ar-SA"/>
               </w:rPr>
-              <w:t>Struts, Spring (Dependency Injection,</w:t>
-            </w:r>
-            <w:r>
-              <w:rPr>
-                <w:rFonts w:ascii="Times New Roman" w:eastAsia="Calibri" w:hAnsi="Times New Roman" w:cs="Times New Roman"/>
-                <w:kern w:val="1"/>
-                <w:sz w:val="20"/>
-                <w:szCs w:val="20"/>
-                <w:lang w:eastAsia="ar-SA"/>
-              </w:rPr>
-              <w:t xml:space="preserve"> Spring Core,</w:t>
-            </w:r>
-            <w:r>
-              <w:rPr>
-                <w:rFonts w:ascii="Times New Roman" w:eastAsia="Calibri" w:hAnsi="Times New Roman" w:cs="Times New Roman"/>
-                <w:kern w:val="1"/>
-                <w:sz w:val="20"/>
-                <w:szCs w:val="20"/>
-                <w:lang w:eastAsia="ar-SA"/>
-              </w:rPr>
-              <w:t xml:space="preserve"> Spring MVC, Spring AOP, Spring DAO, Spring IOC, Spring JDBC, Spring with Hibernate), Hibernate, DWR, Log4j</w:t>
-            </w:r>
-            <w:r>
-              <w:rPr>
-                <w:rFonts w:ascii="Times New Roman" w:eastAsia="Calibri" w:hAnsi="Times New Roman" w:cs="Times New Roman"/>
-                <w:kern w:val="1"/>
-                <w:sz w:val="20"/>
-                <w:szCs w:val="20"/>
-                <w:lang w:eastAsia="ar-SA"/>
-              </w:rPr>
-              <w:t>.</w:t>
+              <w:t>Struts, Spring (Dependency Injection, Spring Core, Spring MVC, Spring AOP, Spring DAO, Spring IOC, Spring JDBC, Spring with Hibernate), Hibernate, DWR, Log4j.</w:t>
             </w:r>
           </w:p>
         </w:tc>
       </w:tr>
       <w:tr>
+        <w:tblPrEx>
+          <w:tblBorders>
+            <w:top w:val="single" w:color="auto" w:sz="4" w:space="0"/>
+            <w:left w:val="single" w:color="auto" w:sz="4" w:space="0"/>
+            <w:bottom w:val="single" w:color="auto" w:sz="4" w:space="0"/>
+            <w:right w:val="single" w:color="auto" w:sz="4" w:space="0"/>
+            <w:insideH w:val="single" w:color="auto" w:sz="4" w:space="0"/>
+            <w:insideV w:val="single" w:color="auto" w:sz="4" w:space="0"/>
+          </w:tblBorders>
+          <w:tblCellMar>
+            <w:top w:w="0" w:type="dxa"/>
+            <w:left w:w="108" w:type="dxa"/>
+            <w:bottom w:w="0" w:type="dxa"/>
+            <w:right w:w="108" w:type="dxa"/>
+          </w:tblCellMar>
+        </w:tblPrEx>
         <w:trPr>
-          <w:trHeight w:val="530"/>
+          <w:trHeight w:val="530" w:hRule="atLeast"/>
         </w:trPr>
         <w:tc>
           <w:tcPr>
@@ -1486,23 +1435,30 @@
                 <w:sz w:val="20"/>
                 <w:szCs w:val="20"/>
               </w:rPr>
-              <w:t>JAX-RPC, JAX-WS, JAX-RS, ESB, Axis, JWSDP</w:t>
-            </w:r>
-            <w:r>
-              <w:rPr>
-                <w:rFonts w:ascii="Times New Roman" w:hAnsi="Times New Roman" w:cs="Times New Roman"/>
-                <w:bCs/>
-                <w:sz w:val="20"/>
-                <w:szCs w:val="20"/>
-              </w:rPr>
-              <w:t>, RESTful webservices.</w:t>
+              <w:t>JAX-RPC, JAX-WS, JAX-RS, ESB, Axis, JWSDP, RESTful webservices.</w:t>
             </w:r>
           </w:p>
         </w:tc>
       </w:tr>
       <w:tr>
+        <w:tblPrEx>
+          <w:tblBorders>
+            <w:top w:val="single" w:color="auto" w:sz="4" w:space="0"/>
+            <w:left w:val="single" w:color="auto" w:sz="4" w:space="0"/>
+            <w:bottom w:val="single" w:color="auto" w:sz="4" w:space="0"/>
+            <w:right w:val="single" w:color="auto" w:sz="4" w:space="0"/>
+            <w:insideH w:val="single" w:color="auto" w:sz="4" w:space="0"/>
+            <w:insideV w:val="single" w:color="auto" w:sz="4" w:space="0"/>
+          </w:tblBorders>
+          <w:tblCellMar>
+            <w:top w:w="0" w:type="dxa"/>
+            <w:left w:w="108" w:type="dxa"/>
+            <w:bottom w:w="0" w:type="dxa"/>
+            <w:right w:w="108" w:type="dxa"/>
+          </w:tblCellMar>
+        </w:tblPrEx>
         <w:trPr>
-          <w:trHeight w:val="350"/>
+          <w:trHeight w:val="350" w:hRule="atLeast"/>
         </w:trPr>
         <w:tc>
           <w:tcPr>
@@ -1553,8 +1509,24 @@
         </w:tc>
       </w:tr>
       <w:tr>
+        <w:tblPrEx>
+          <w:tblBorders>
+            <w:top w:val="single" w:color="auto" w:sz="4" w:space="0"/>
+            <w:left w:val="single" w:color="auto" w:sz="4" w:space="0"/>
+            <w:bottom w:val="single" w:color="auto" w:sz="4" w:space="0"/>
+            <w:right w:val="single" w:color="auto" w:sz="4" w:space="0"/>
+            <w:insideH w:val="single" w:color="auto" w:sz="4" w:space="0"/>
+            <w:insideV w:val="single" w:color="auto" w:sz="4" w:space="0"/>
+          </w:tblBorders>
+          <w:tblCellMar>
+            <w:top w:w="0" w:type="dxa"/>
+            <w:left w:w="108" w:type="dxa"/>
+            <w:bottom w:w="0" w:type="dxa"/>
+            <w:right w:w="108" w:type="dxa"/>
+          </w:tblCellMar>
+        </w:tblPrEx>
         <w:trPr>
-          <w:trHeight w:val="530"/>
+          <w:trHeight w:val="530" w:hRule="atLeast"/>
         </w:trPr>
         <w:tc>
           <w:tcPr>
@@ -1599,23 +1571,30 @@
                 <w:sz w:val="20"/>
                 <w:szCs w:val="20"/>
               </w:rPr>
-              <w:t>HTML5, DHTML, DOJO, JSON, JavaScript, CSS3, Shell Script, Dreamweaver, MS FrontPage, VBScript, JSTL, JSP</w:t>
-            </w:r>
-            <w:r>
-              <w:rPr>
-                <w:rFonts w:ascii="Times New Roman" w:hAnsi="Times New Roman" w:cs="Times New Roman"/>
-                <w:bCs/>
-                <w:sz w:val="20"/>
-                <w:szCs w:val="20"/>
-              </w:rPr>
-              <w:t>, NodeJS</w:t>
+              <w:t>HTML5, DHTML, DOJO, JSON, JavaScript, CSS3, Shell Script, Dreamweaver, MS FrontPage, VBScript, JSTL, JSP, NodeJS</w:t>
             </w:r>
           </w:p>
         </w:tc>
       </w:tr>
       <w:tr>
+        <w:tblPrEx>
+          <w:tblBorders>
+            <w:top w:val="single" w:color="auto" w:sz="4" w:space="0"/>
+            <w:left w:val="single" w:color="auto" w:sz="4" w:space="0"/>
+            <w:bottom w:val="single" w:color="auto" w:sz="4" w:space="0"/>
+            <w:right w:val="single" w:color="auto" w:sz="4" w:space="0"/>
+            <w:insideH w:val="single" w:color="auto" w:sz="4" w:space="0"/>
+            <w:insideV w:val="single" w:color="auto" w:sz="4" w:space="0"/>
+          </w:tblBorders>
+          <w:tblCellMar>
+            <w:top w:w="0" w:type="dxa"/>
+            <w:left w:w="108" w:type="dxa"/>
+            <w:bottom w:w="0" w:type="dxa"/>
+            <w:right w:w="108" w:type="dxa"/>
+          </w:tblCellMar>
+        </w:tblPrEx>
         <w:trPr>
-          <w:trHeight w:val="620"/>
+          <w:trHeight w:val="620" w:hRule="atLeast"/>
         </w:trPr>
         <w:tc>
           <w:tcPr>
@@ -1661,16 +1640,7 @@
                 <w:sz w:val="20"/>
                 <w:szCs w:val="20"/>
               </w:rPr>
-              <w:t>Elasticsearch, Logstash, Kibana, Graphana</w:t>
-            </w:r>
-            <w:r>
-              <w:rPr>
-                <w:rFonts w:ascii="Times New Roman" w:hAnsi="Times New Roman" w:cs="Times New Roman"/>
-                <w:bCs/>
-                <w:sz w:val="20"/>
-                <w:szCs w:val="20"/>
-              </w:rPr>
-              <w:t>, Git, Bitbucket, Maven, Jenkins.</w:t>
+              <w:t>Elasticsearch, Logstash, Kibana, Graphana, Git, Bitbucket, Maven, Jenkins.</w:t>
             </w:r>
           </w:p>
         </w:tc>
@@ -1689,7 +1659,7 @@
     </w:p>
     <w:p>
       <w:pPr>
-        <w:pStyle w:val="Heading"/>
+        <w:pStyle w:val="33"/>
       </w:pPr>
       <w:r>
         <w:t>PROFESSIONAL EXPERIENCE:</w:t>
@@ -1699,65 +1669,44 @@
       <w:pPr>
         <w:jc w:val="both"/>
         <w:rPr>
-          <w:rFonts w:ascii="Times New Roman" w:eastAsia="Times New Roman" w:hAnsi="Times New Roman" w:cs="Times New Roman"/>
-          <w:bCs/>
-          <w:sz w:val="20"/>
-          <w:szCs w:val="20"/>
-        </w:rPr>
-      </w:pPr>
-    </w:p>
-    <w:p>
-      <w:pPr>
-        <w:pStyle w:val="Heading"/>
-        <w:rPr>
-          <w:rFonts w:ascii="Times New Roman" w:hAnsi="Times New Roman" w:cs="Times New Roman"/>
-          <w:sz w:val="20"/>
-          <w:szCs w:val="20"/>
-        </w:rPr>
-      </w:pPr>
-      <w:r>
-        <w:t>Wind Stream Communication, Dallas, TX</w:t>
-      </w:r>
-      <w:r>
-        <w:t xml:space="preserve">                                                                SEP-2016 -TILL DATE</w:t>
-      </w:r>
-    </w:p>
-    <w:p>
-      <w:pPr>
-        <w:jc w:val="both"/>
-        <w:rPr>
-          <w:rFonts w:ascii="Times New Roman" w:eastAsia="Times New Roman" w:hAnsi="Times New Roman" w:cs="Times New Roman"/>
-          <w:bCs/>
-          <w:sz w:val="20"/>
-          <w:szCs w:val="20"/>
-        </w:rPr>
-      </w:pPr>
-      <w:r>
-        <w:rPr>
-          <w:rFonts w:ascii="Times New Roman" w:eastAsia="Times New Roman" w:hAnsi="Times New Roman" w:cs="Times New Roman"/>
-          <w:bCs/>
-          <w:sz w:val="20"/>
-          <w:szCs w:val="20"/>
-        </w:rPr>
-        <w:t xml:space="preserve">Role: </w:t>
-      </w:r>
-      <w:r>
-        <w:rPr>
-          <w:rFonts w:ascii="Times New Roman" w:eastAsia="Times New Roman" w:hAnsi="Times New Roman" w:cs="Times New Roman"/>
-          <w:bCs/>
-          <w:sz w:val="20"/>
-          <w:szCs w:val="20"/>
-        </w:rPr>
-        <w:t xml:space="preserve">Sr </w:t>
-      </w:r>
-      <w:r>
-        <w:rPr>
-          <w:rFonts w:ascii="Times New Roman" w:eastAsia="Times New Roman" w:hAnsi="Times New Roman" w:cs="Times New Roman"/>
-          <w:bCs/>
-          <w:sz w:val="20"/>
-          <w:szCs w:val="20"/>
-        </w:rPr>
-        <w:t>Java Programmer</w:t>
+          <w:rFonts w:ascii="Times New Roman" w:hAnsi="Times New Roman" w:eastAsia="Times New Roman" w:cs="Times New Roman"/>
+          <w:bCs/>
+          <w:sz w:val="20"/>
+          <w:szCs w:val="20"/>
+        </w:rPr>
+      </w:pPr>
+    </w:p>
+    <w:p>
+      <w:pPr>
+        <w:pStyle w:val="33"/>
+        <w:rPr>
+          <w:rFonts w:ascii="Times New Roman" w:hAnsi="Times New Roman" w:cs="Times New Roman"/>
+          <w:sz w:val="20"/>
+          <w:szCs w:val="20"/>
+        </w:rPr>
+      </w:pPr>
+      <w:r>
+        <w:t>Wind Stream Communication, Dallas, TX                                                                SEP-2016 -TILL DATE</w:t>
+      </w:r>
+    </w:p>
+    <w:p>
+      <w:pPr>
+        <w:jc w:val="both"/>
+        <w:rPr>
+          <w:rFonts w:ascii="Times New Roman" w:hAnsi="Times New Roman" w:eastAsia="Times New Roman" w:cs="Times New Roman"/>
+          <w:bCs/>
+          <w:sz w:val="20"/>
+          <w:szCs w:val="20"/>
+        </w:rPr>
+      </w:pPr>
+      <w:r>
+        <w:rPr>
+          <w:rFonts w:ascii="Times New Roman" w:hAnsi="Times New Roman" w:eastAsia="Times New Roman" w:cs="Times New Roman"/>
+          <w:bCs/>
+          <w:sz w:val="20"/>
+          <w:szCs w:val="20"/>
+        </w:rPr>
+        <w:t>Role: Sr Java Programmer</w:t>
       </w:r>
     </w:p>
     <w:p>
@@ -1805,7 +1754,7 @@
           <w:szCs w:val="20"/>
           <w:shd w:val="clear" w:color="auto" w:fill="FFFFFF"/>
         </w:rPr>
-        <w:t>• Involved in the application development</w:t>
+        <w:t>• Involved in the application development using Java platform. Model View Control (MVC) structure implementation. </w:t>
       </w:r>
       <w:r>
         <w:rPr>
@@ -1813,9 +1762,18 @@
           <w:color w:val="333333"/>
           <w:sz w:val="20"/>
           <w:szCs w:val="20"/>
+        </w:rPr>
+        <w:br w:type="textWrapping"/>
+      </w:r>
+      <w:r>
+        <w:rPr>
+          <w:rFonts w:ascii="Times New Roman" w:hAnsi="Times New Roman" w:cs="Times New Roman"/>
+          <w:color w:val="333333"/>
+          <w:sz w:val="20"/>
+          <w:szCs w:val="20"/>
           <w:shd w:val="clear" w:color="auto" w:fill="FFFFFF"/>
         </w:rPr>
-        <w:t xml:space="preserve"> using Java platform</w:t>
+        <w:t>• Responsible for providing the client-side JavaScript validations and usage of HTML, JavaScript, XML, JSP, CSS as per the requirements to enhance the Portal UI. </w:t>
       </w:r>
       <w:r>
         <w:rPr>
@@ -1823,9 +1781,18 @@
           <w:color w:val="333333"/>
           <w:sz w:val="20"/>
           <w:szCs w:val="20"/>
+        </w:rPr>
+        <w:br w:type="textWrapping"/>
+      </w:r>
+      <w:r>
+        <w:rPr>
+          <w:rFonts w:ascii="Times New Roman" w:hAnsi="Times New Roman" w:cs="Times New Roman"/>
+          <w:color w:val="333333"/>
+          <w:sz w:val="20"/>
+          <w:szCs w:val="20"/>
           <w:shd w:val="clear" w:color="auto" w:fill="FFFFFF"/>
         </w:rPr>
-        <w:t>. Model View Control (MVC) structure implementation. </w:t>
+        <w:t>• Used Spring Core for Dependency Injection. </w:t>
       </w:r>
       <w:r>
         <w:rPr>
@@ -1834,7 +1801,7 @@
           <w:sz w:val="20"/>
           <w:szCs w:val="20"/>
         </w:rPr>
-        <w:br/>
+        <w:br w:type="textWrapping"/>
       </w:r>
       <w:r>
         <w:rPr>
@@ -1844,7 +1811,7 @@
           <w:szCs w:val="20"/>
           <w:shd w:val="clear" w:color="auto" w:fill="FFFFFF"/>
         </w:rPr>
-        <w:t xml:space="preserve">• Responsible for providing the </w:t>
+        <w:t>• Mapping of ORM objects to tables using the Hibernate as the persistence framework. </w:t>
       </w:r>
       <w:r>
         <w:rPr>
@@ -1852,9 +1819,18 @@
           <w:color w:val="333333"/>
           <w:sz w:val="20"/>
           <w:szCs w:val="20"/>
+        </w:rPr>
+        <w:br w:type="textWrapping"/>
+      </w:r>
+      <w:r>
+        <w:rPr>
+          <w:rFonts w:ascii="Times New Roman" w:hAnsi="Times New Roman" w:cs="Times New Roman"/>
+          <w:color w:val="333333"/>
+          <w:sz w:val="20"/>
+          <w:szCs w:val="20"/>
           <w:shd w:val="clear" w:color="auto" w:fill="FFFFFF"/>
         </w:rPr>
-        <w:t>client-side</w:t>
+        <w:t>• Involved in different service classes, used across the framework. </w:t>
       </w:r>
       <w:r>
         <w:rPr>
@@ -1862,9 +1838,18 @@
           <w:color w:val="333333"/>
           <w:sz w:val="20"/>
           <w:szCs w:val="20"/>
+        </w:rPr>
+        <w:br w:type="textWrapping"/>
+      </w:r>
+      <w:r>
+        <w:rPr>
+          <w:rFonts w:ascii="Times New Roman" w:hAnsi="Times New Roman" w:cs="Times New Roman"/>
+          <w:color w:val="333333"/>
+          <w:sz w:val="20"/>
+          <w:szCs w:val="20"/>
           <w:shd w:val="clear" w:color="auto" w:fill="FFFFFF"/>
         </w:rPr>
-        <w:t xml:space="preserve"> JavaScript validations and usage of HTML, JavaScript, XML, JSP, CSS as per the requirements to enhance the Portal UI. </w:t>
+        <w:t>• Implementation of Web Services using Axis for the integration of different systems </w:t>
       </w:r>
       <w:r>
         <w:rPr>
@@ -1873,7 +1858,7 @@
           <w:sz w:val="20"/>
           <w:szCs w:val="20"/>
         </w:rPr>
-        <w:br/>
+        <w:br w:type="textWrapping"/>
       </w:r>
       <w:r>
         <w:rPr>
@@ -1883,7 +1868,7 @@
           <w:szCs w:val="20"/>
           <w:shd w:val="clear" w:color="auto" w:fill="FFFFFF"/>
         </w:rPr>
-        <w:t>• Used Spring Core for Dependency Injection. </w:t>
+        <w:t>• Developed applications using J2EE technologies like Spring Boot, Spring MVC on the business layer and the persistent layer using Hibernate as ORM tool. </w:t>
       </w:r>
       <w:r>
         <w:rPr>
@@ -1892,7 +1877,7 @@
           <w:sz w:val="20"/>
           <w:szCs w:val="20"/>
         </w:rPr>
-        <w:br/>
+        <w:br w:type="textWrapping"/>
       </w:r>
       <w:r>
         <w:rPr>
@@ -1902,7 +1887,7 @@
           <w:szCs w:val="20"/>
           <w:shd w:val="clear" w:color="auto" w:fill="FFFFFF"/>
         </w:rPr>
-        <w:t>• Mapping of ORM objects to tables using the Hibernate as the persistence framework. </w:t>
+        <w:t>• Testing of Web Services using the Postman. </w:t>
       </w:r>
       <w:r>
         <w:rPr>
@@ -1911,7 +1896,7 @@
           <w:sz w:val="20"/>
           <w:szCs w:val="20"/>
         </w:rPr>
-        <w:br/>
+        <w:br w:type="textWrapping"/>
       </w:r>
       <w:r>
         <w:rPr>
@@ -1921,7 +1906,7 @@
           <w:szCs w:val="20"/>
           <w:shd w:val="clear" w:color="auto" w:fill="FFFFFF"/>
         </w:rPr>
-        <w:t>• Involved in different service classes, used across the framework. </w:t>
+        <w:t>• Used HTML, CSS, Spring MVC, JSP, and jQuery, JavaScript, Angular.js in the development and the designing the     UI. </w:t>
       </w:r>
       <w:r>
         <w:rPr>
@@ -1930,7 +1915,7 @@
           <w:sz w:val="20"/>
           <w:szCs w:val="20"/>
         </w:rPr>
-        <w:br/>
+        <w:br w:type="textWrapping"/>
       </w:r>
       <w:r>
         <w:rPr>
@@ -1940,7 +1925,7 @@
           <w:szCs w:val="20"/>
           <w:shd w:val="clear" w:color="auto" w:fill="FFFFFF"/>
         </w:rPr>
-        <w:t>• Implementation of Web Services using Axis for the integration of different systems </w:t>
+        <w:t>• Gradient effects through the development of the CSS style sheets. Developed navigation, icons and layouts. </w:t>
       </w:r>
       <w:r>
         <w:rPr>
@@ -1949,7 +1934,7 @@
           <w:sz w:val="20"/>
           <w:szCs w:val="20"/>
         </w:rPr>
-        <w:br/>
+        <w:br w:type="textWrapping"/>
       </w:r>
       <w:r>
         <w:rPr>
@@ -1959,7 +1944,7 @@
           <w:szCs w:val="20"/>
           <w:shd w:val="clear" w:color="auto" w:fill="FFFFFF"/>
         </w:rPr>
-        <w:t>• Developed applications using J2EE technologies like Spring Boot, Spring MVC on the business layer and the persistent layer using Hibernate as ORM tool. </w:t>
+        <w:t>• Code review and configuration build management for the application using Maven. </w:t>
       </w:r>
       <w:r>
         <w:rPr>
@@ -1968,7 +1953,7 @@
           <w:sz w:val="20"/>
           <w:szCs w:val="20"/>
         </w:rPr>
-        <w:br/>
+        <w:br w:type="textWrapping"/>
       </w:r>
       <w:r>
         <w:rPr>
@@ -1978,7 +1963,7 @@
           <w:szCs w:val="20"/>
           <w:shd w:val="clear" w:color="auto" w:fill="FFFFFF"/>
         </w:rPr>
-        <w:t>• Testing of Web Services using the Postman. </w:t>
+        <w:t>• Implementation of business logic, validation Frame Work using Spring Web flow and Spring MVC. </w:t>
       </w:r>
       <w:r>
         <w:rPr>
@@ -1987,7 +1972,7 @@
           <w:sz w:val="20"/>
           <w:szCs w:val="20"/>
         </w:rPr>
-        <w:br/>
+        <w:br w:type="textWrapping"/>
       </w:r>
       <w:r>
         <w:rPr>
@@ -1997,7 +1982,7 @@
           <w:szCs w:val="20"/>
           <w:shd w:val="clear" w:color="auto" w:fill="FFFFFF"/>
         </w:rPr>
-        <w:t xml:space="preserve">• Used HTML, CSS, Spring MVC, JSP, and </w:t>
+        <w:t>• Implemented Web tier of the application through the usage of Spring MVC framework. </w:t>
       </w:r>
       <w:r>
         <w:rPr>
@@ -2005,9 +1990,18 @@
           <w:color w:val="333333"/>
           <w:sz w:val="20"/>
           <w:szCs w:val="20"/>
+        </w:rPr>
+        <w:br w:type="textWrapping"/>
+      </w:r>
+      <w:r>
+        <w:rPr>
+          <w:rFonts w:ascii="Times New Roman" w:hAnsi="Times New Roman" w:cs="Times New Roman"/>
+          <w:color w:val="333333"/>
+          <w:sz w:val="20"/>
+          <w:szCs w:val="20"/>
           <w:shd w:val="clear" w:color="auto" w:fill="FFFFFF"/>
         </w:rPr>
-        <w:t>jQuery</w:t>
+        <w:t>• Implementation of clean separation of layers through the usage of different design patterns like Factory pattern, Singleton and DAO pattern. </w:t>
       </w:r>
       <w:r>
         <w:rPr>
@@ -2015,9 +2009,18 @@
           <w:color w:val="333333"/>
           <w:sz w:val="20"/>
           <w:szCs w:val="20"/>
+        </w:rPr>
+        <w:br w:type="textWrapping"/>
+      </w:r>
+      <w:r>
+        <w:rPr>
+          <w:rFonts w:ascii="Times New Roman" w:hAnsi="Times New Roman" w:cs="Times New Roman"/>
+          <w:color w:val="333333"/>
+          <w:sz w:val="20"/>
+          <w:szCs w:val="20"/>
           <w:shd w:val="clear" w:color="auto" w:fill="FFFFFF"/>
         </w:rPr>
-        <w:t xml:space="preserve">, JavaScript, Angular.js in the development and the designing the </w:t>
+        <w:t>• Serialization in the flattening of the objects. </w:t>
       </w:r>
       <w:r>
         <w:rPr>
@@ -2025,9 +2028,18 @@
           <w:color w:val="333333"/>
           <w:sz w:val="20"/>
           <w:szCs w:val="20"/>
+        </w:rPr>
+        <w:br w:type="textWrapping"/>
+      </w:r>
+      <w:r>
+        <w:rPr>
+          <w:rFonts w:ascii="Times New Roman" w:hAnsi="Times New Roman" w:cs="Times New Roman"/>
+          <w:color w:val="333333"/>
+          <w:sz w:val="20"/>
+          <w:szCs w:val="20"/>
           <w:shd w:val="clear" w:color="auto" w:fill="FFFFFF"/>
         </w:rPr>
-        <w:t xml:space="preserve">    </w:t>
+        <w:t>• Used core java concepts like Collections while developing server-side services. </w:t>
       </w:r>
       <w:r>
         <w:rPr>
@@ -2035,9 +2047,18 @@
           <w:color w:val="333333"/>
           <w:sz w:val="20"/>
           <w:szCs w:val="20"/>
+        </w:rPr>
+        <w:br w:type="textWrapping"/>
+      </w:r>
+      <w:r>
+        <w:rPr>
+          <w:rFonts w:ascii="Times New Roman" w:hAnsi="Times New Roman" w:cs="Times New Roman"/>
+          <w:color w:val="333333"/>
+          <w:sz w:val="20"/>
+          <w:szCs w:val="20"/>
           <w:shd w:val="clear" w:color="auto" w:fill="FFFFFF"/>
         </w:rPr>
-        <w:t>UI. </w:t>
+        <w:t>• Data storage using DB2 and used PL/SQL for queries. </w:t>
       </w:r>
       <w:r>
         <w:rPr>
@@ -2046,7 +2067,7 @@
           <w:sz w:val="20"/>
           <w:szCs w:val="20"/>
         </w:rPr>
-        <w:br/>
+        <w:br w:type="textWrapping"/>
       </w:r>
       <w:r>
         <w:rPr>
@@ -2056,7 +2077,7 @@
           <w:szCs w:val="20"/>
           <w:shd w:val="clear" w:color="auto" w:fill="FFFFFF"/>
         </w:rPr>
-        <w:t>• Gradient effects through the development of the CSS style sheets. Developed navigation, icons and layouts. </w:t>
+        <w:t>• Worked with IBM Web Sphere Application Server Developer Tools for Eclipse by using lightweight set of tools to assemble, develop and deploy Java EE, Web 2.0, and mobile applications. </w:t>
       </w:r>
       <w:r>
         <w:rPr>
@@ -2065,7 +2086,7 @@
           <w:sz w:val="20"/>
           <w:szCs w:val="20"/>
         </w:rPr>
-        <w:br/>
+        <w:br w:type="textWrapping"/>
       </w:r>
       <w:r>
         <w:rPr>
@@ -2075,7 +2096,7 @@
           <w:szCs w:val="20"/>
           <w:shd w:val="clear" w:color="auto" w:fill="FFFFFF"/>
         </w:rPr>
-        <w:t>• Code review and configuration build management for the application using Maven. </w:t>
+        <w:t>• Involved with GUI using JSP, Java Script and HTML. </w:t>
       </w:r>
       <w:r>
         <w:rPr>
@@ -2084,7 +2105,7 @@
           <w:sz w:val="20"/>
           <w:szCs w:val="20"/>
         </w:rPr>
-        <w:br/>
+        <w:br w:type="textWrapping"/>
       </w:r>
       <w:r>
         <w:rPr>
@@ -2094,7 +2115,7 @@
           <w:szCs w:val="20"/>
           <w:shd w:val="clear" w:color="auto" w:fill="FFFFFF"/>
         </w:rPr>
-        <w:t>• Implementation of business logic, validation Frame Work using Spring Web flow and Spring MVC. </w:t>
+        <w:t>• Involved in using continuous integration tool (CI/CD) Jenkins. Created builds using Maven and pulled the project code from GitHub repositories. </w:t>
       </w:r>
       <w:r>
         <w:rPr>
@@ -2103,7 +2124,7 @@
           <w:sz w:val="20"/>
           <w:szCs w:val="20"/>
         </w:rPr>
-        <w:br/>
+        <w:br w:type="textWrapping"/>
       </w:r>
       <w:r>
         <w:rPr>
@@ -2113,7 +2134,7 @@
           <w:szCs w:val="20"/>
           <w:shd w:val="clear" w:color="auto" w:fill="FFFFFF"/>
         </w:rPr>
-        <w:t>• Implemented Web tier of the application through the usage of Spring MVC framework. </w:t>
+        <w:t>• Experience with Garbage collection and multithreading. </w:t>
       </w:r>
       <w:r>
         <w:rPr>
@@ -2122,260 +2143,7 @@
           <w:sz w:val="20"/>
           <w:szCs w:val="20"/>
         </w:rPr>
-        <w:br/>
-      </w:r>
-      <w:r>
-        <w:rPr>
-          <w:rFonts w:ascii="Times New Roman" w:hAnsi="Times New Roman" w:cs="Times New Roman"/>
-          <w:color w:val="333333"/>
-          <w:sz w:val="20"/>
-          <w:szCs w:val="20"/>
-          <w:shd w:val="clear" w:color="auto" w:fill="FFFFFF"/>
-        </w:rPr>
-        <w:t xml:space="preserve">• Implementation of clean separation of layers through the usage of different design patterns like Factory pattern, </w:t>
-      </w:r>
-      <w:r>
-        <w:rPr>
-          <w:rFonts w:ascii="Times New Roman" w:hAnsi="Times New Roman" w:cs="Times New Roman"/>
-          <w:color w:val="333333"/>
-          <w:sz w:val="20"/>
-          <w:szCs w:val="20"/>
-          <w:shd w:val="clear" w:color="auto" w:fill="FFFFFF"/>
-        </w:rPr>
-        <w:lastRenderedPageBreak/>
-        <w:t>Singleton and DAO pattern. </w:t>
-      </w:r>
-      <w:r>
-        <w:rPr>
-          <w:rFonts w:ascii="Times New Roman" w:hAnsi="Times New Roman" w:cs="Times New Roman"/>
-          <w:color w:val="333333"/>
-          <w:sz w:val="20"/>
-          <w:szCs w:val="20"/>
-        </w:rPr>
-        <w:br/>
-      </w:r>
-      <w:r>
-        <w:rPr>
-          <w:rFonts w:ascii="Times New Roman" w:hAnsi="Times New Roman" w:cs="Times New Roman"/>
-          <w:color w:val="333333"/>
-          <w:sz w:val="20"/>
-          <w:szCs w:val="20"/>
-          <w:shd w:val="clear" w:color="auto" w:fill="FFFFFF"/>
-        </w:rPr>
-        <w:t>• Serialization in the flattening of the objects. </w:t>
-      </w:r>
-      <w:r>
-        <w:rPr>
-          <w:rFonts w:ascii="Times New Roman" w:hAnsi="Times New Roman" w:cs="Times New Roman"/>
-          <w:color w:val="333333"/>
-          <w:sz w:val="20"/>
-          <w:szCs w:val="20"/>
-        </w:rPr>
-        <w:br/>
-      </w:r>
-      <w:r>
-        <w:rPr>
-          <w:rFonts w:ascii="Times New Roman" w:hAnsi="Times New Roman" w:cs="Times New Roman"/>
-          <w:color w:val="333333"/>
-          <w:sz w:val="20"/>
-          <w:szCs w:val="20"/>
-          <w:shd w:val="clear" w:color="auto" w:fill="FFFFFF"/>
-        </w:rPr>
-        <w:t xml:space="preserve">• Used </w:t>
-      </w:r>
-      <w:r>
-        <w:rPr>
-          <w:rFonts w:ascii="Times New Roman" w:hAnsi="Times New Roman" w:cs="Times New Roman"/>
-          <w:color w:val="333333"/>
-          <w:sz w:val="20"/>
-          <w:szCs w:val="20"/>
-          <w:shd w:val="clear" w:color="auto" w:fill="FFFFFF"/>
-        </w:rPr>
-        <w:t xml:space="preserve">core java concepts </w:t>
-      </w:r>
-      <w:r>
-        <w:rPr>
-          <w:rFonts w:ascii="Times New Roman" w:hAnsi="Times New Roman" w:cs="Times New Roman"/>
-          <w:color w:val="333333"/>
-          <w:sz w:val="20"/>
-          <w:szCs w:val="20"/>
-          <w:shd w:val="clear" w:color="auto" w:fill="FFFFFF"/>
-        </w:rPr>
-        <w:t>like Collections while developing server-side services. </w:t>
-      </w:r>
-      <w:r>
-        <w:rPr>
-          <w:rFonts w:ascii="Times New Roman" w:hAnsi="Times New Roman" w:cs="Times New Roman"/>
-          <w:color w:val="333333"/>
-          <w:sz w:val="20"/>
-          <w:szCs w:val="20"/>
-        </w:rPr>
-        <w:br/>
-      </w:r>
-      <w:r>
-        <w:rPr>
-          <w:rFonts w:ascii="Times New Roman" w:hAnsi="Times New Roman" w:cs="Times New Roman"/>
-          <w:color w:val="333333"/>
-          <w:sz w:val="20"/>
-          <w:szCs w:val="20"/>
-          <w:shd w:val="clear" w:color="auto" w:fill="FFFFFF"/>
-        </w:rPr>
-        <w:t>• Data storage using DB2 and used PL/SQL for queries. </w:t>
-      </w:r>
-      <w:r>
-        <w:rPr>
-          <w:rFonts w:ascii="Times New Roman" w:hAnsi="Times New Roman" w:cs="Times New Roman"/>
-          <w:color w:val="333333"/>
-          <w:sz w:val="20"/>
-          <w:szCs w:val="20"/>
-        </w:rPr>
-        <w:br/>
-      </w:r>
-      <w:r>
-        <w:rPr>
-          <w:rFonts w:ascii="Times New Roman" w:hAnsi="Times New Roman" w:cs="Times New Roman"/>
-          <w:color w:val="333333"/>
-          <w:sz w:val="20"/>
-          <w:szCs w:val="20"/>
-          <w:shd w:val="clear" w:color="auto" w:fill="FFFFFF"/>
-        </w:rPr>
-        <w:t xml:space="preserve">• Worked with IBM Web Sphere Application </w:t>
-      </w:r>
-      <w:r>
-        <w:rPr>
-          <w:rFonts w:ascii="Times New Roman" w:hAnsi="Times New Roman" w:cs="Times New Roman"/>
-          <w:color w:val="333333"/>
-          <w:sz w:val="20"/>
-          <w:szCs w:val="20"/>
-          <w:shd w:val="clear" w:color="auto" w:fill="FFFFFF"/>
-        </w:rPr>
-        <w:t>Server Developer</w:t>
-      </w:r>
-      <w:r>
-        <w:rPr>
-          <w:rFonts w:ascii="Times New Roman" w:hAnsi="Times New Roman" w:cs="Times New Roman"/>
-          <w:color w:val="333333"/>
-          <w:sz w:val="20"/>
-          <w:szCs w:val="20"/>
-          <w:shd w:val="clear" w:color="auto" w:fill="FFFFFF"/>
-        </w:rPr>
-        <w:t xml:space="preserve"> Tools</w:t>
-      </w:r>
-      <w:r>
-        <w:rPr>
-          <w:rFonts w:ascii="Times New Roman" w:hAnsi="Times New Roman" w:cs="Times New Roman"/>
-          <w:color w:val="333333"/>
-          <w:sz w:val="20"/>
-          <w:szCs w:val="20"/>
-          <w:shd w:val="clear" w:color="auto" w:fill="FFFFFF"/>
-        </w:rPr>
-        <w:t xml:space="preserve"> for Eclipse by using lightweight set of tools to assemble, develop and </w:t>
-      </w:r>
-      <w:r>
-        <w:rPr>
-          <w:rFonts w:ascii="Times New Roman" w:hAnsi="Times New Roman" w:cs="Times New Roman"/>
-          <w:color w:val="333333"/>
-          <w:sz w:val="20"/>
-          <w:szCs w:val="20"/>
-          <w:shd w:val="clear" w:color="auto" w:fill="FFFFFF"/>
-        </w:rPr>
-        <w:t>deploy Java EE</w:t>
-      </w:r>
-      <w:r>
-        <w:rPr>
-          <w:rFonts w:ascii="Times New Roman" w:hAnsi="Times New Roman" w:cs="Times New Roman"/>
-          <w:color w:val="333333"/>
-          <w:sz w:val="20"/>
-          <w:szCs w:val="20"/>
-          <w:shd w:val="clear" w:color="auto" w:fill="FFFFFF"/>
-        </w:rPr>
-        <w:t>, Web 2.0, and mobile applications. </w:t>
-      </w:r>
-      <w:r>
-        <w:rPr>
-          <w:rFonts w:ascii="Times New Roman" w:hAnsi="Times New Roman" w:cs="Times New Roman"/>
-          <w:color w:val="333333"/>
-          <w:sz w:val="20"/>
-          <w:szCs w:val="20"/>
-        </w:rPr>
-        <w:br/>
-      </w:r>
-      <w:r>
-        <w:rPr>
-          <w:rFonts w:ascii="Times New Roman" w:hAnsi="Times New Roman" w:cs="Times New Roman"/>
-          <w:color w:val="333333"/>
-          <w:sz w:val="20"/>
-          <w:szCs w:val="20"/>
-          <w:shd w:val="clear" w:color="auto" w:fill="FFFFFF"/>
-        </w:rPr>
-        <w:t xml:space="preserve">• Involved with GUI </w:t>
-      </w:r>
-      <w:r>
-        <w:rPr>
-          <w:rFonts w:ascii="Times New Roman" w:hAnsi="Times New Roman" w:cs="Times New Roman"/>
-          <w:color w:val="333333"/>
-          <w:sz w:val="20"/>
-          <w:szCs w:val="20"/>
-          <w:shd w:val="clear" w:color="auto" w:fill="FFFFFF"/>
-        </w:rPr>
-        <w:t xml:space="preserve">using JSP, Java Script </w:t>
-      </w:r>
-      <w:r>
-        <w:rPr>
-          <w:rFonts w:ascii="Times New Roman" w:hAnsi="Times New Roman" w:cs="Times New Roman"/>
-          <w:color w:val="333333"/>
-          <w:sz w:val="20"/>
-          <w:szCs w:val="20"/>
-          <w:shd w:val="clear" w:color="auto" w:fill="FFFFFF"/>
-        </w:rPr>
-        <w:t>and HTML. </w:t>
-      </w:r>
-      <w:r>
-        <w:rPr>
-          <w:rFonts w:ascii="Times New Roman" w:hAnsi="Times New Roman" w:cs="Times New Roman"/>
-          <w:color w:val="333333"/>
-          <w:sz w:val="20"/>
-          <w:szCs w:val="20"/>
-        </w:rPr>
-        <w:br/>
-      </w:r>
-      <w:r>
-        <w:rPr>
-          <w:rFonts w:ascii="Times New Roman" w:hAnsi="Times New Roman" w:cs="Times New Roman"/>
-          <w:color w:val="333333"/>
-          <w:sz w:val="20"/>
-          <w:szCs w:val="20"/>
-          <w:shd w:val="clear" w:color="auto" w:fill="FFFFFF"/>
-        </w:rPr>
-        <w:t>• Involved in using continuous integration tool (CI/CD) Jenkins. Created builds using Maven and pulled the project code from GitHub repositories. </w:t>
-      </w:r>
-      <w:r>
-        <w:rPr>
-          <w:rFonts w:ascii="Times New Roman" w:hAnsi="Times New Roman" w:cs="Times New Roman"/>
-          <w:color w:val="333333"/>
-          <w:sz w:val="20"/>
-          <w:szCs w:val="20"/>
-        </w:rPr>
-        <w:br/>
-      </w:r>
-      <w:r>
-        <w:rPr>
-          <w:rFonts w:ascii="Times New Roman" w:hAnsi="Times New Roman" w:cs="Times New Roman"/>
-          <w:color w:val="333333"/>
-          <w:sz w:val="20"/>
-          <w:szCs w:val="20"/>
-          <w:shd w:val="clear" w:color="auto" w:fill="FFFFFF"/>
-        </w:rPr>
-        <w:t>• Experience with Garbage collection and multithreading. </w:t>
-      </w:r>
-      <w:r>
-        <w:rPr>
-          <w:rFonts w:ascii="Times New Roman" w:hAnsi="Times New Roman" w:cs="Times New Roman"/>
-          <w:color w:val="333333"/>
-          <w:sz w:val="20"/>
-          <w:szCs w:val="20"/>
-        </w:rPr>
-        <w:br/>
+        <w:br w:type="textWrapping"/>
       </w:r>
       <w:r>
         <w:rPr>
@@ -2406,7 +2174,7 @@
       </w:r>
       <w:r>
         <w:rPr>
-          <w:rStyle w:val="apple-converted-space"/>
+          <w:rStyle w:val="21"/>
           <w:rFonts w:ascii="Times New Roman" w:hAnsi="Times New Roman" w:cs="Times New Roman"/>
           <w:sz w:val="20"/>
           <w:szCs w:val="20"/>
@@ -2422,61 +2190,7 @@
           <w:szCs w:val="20"/>
           <w:shd w:val="clear" w:color="auto" w:fill="FFFFFF"/>
         </w:rPr>
-        <w:t xml:space="preserve">HTML, CSS, XML, SOAP, Hibernate, </w:t>
-      </w:r>
-      <w:proofErr w:type="gramStart"/>
-      <w:r>
-        <w:rPr>
-          <w:rFonts w:ascii="Times New Roman" w:hAnsi="Times New Roman" w:cs="Times New Roman"/>
-          <w:color w:val="333333"/>
-          <w:sz w:val="20"/>
-          <w:szCs w:val="20"/>
-          <w:shd w:val="clear" w:color="auto" w:fill="FFFFFF"/>
-        </w:rPr>
-        <w:t>Java,J</w:t>
-      </w:r>
-      <w:proofErr w:type="gramEnd"/>
-      <w:r>
-        <w:rPr>
-          <w:rFonts w:ascii="Times New Roman" w:hAnsi="Times New Roman" w:cs="Times New Roman"/>
-          <w:color w:val="333333"/>
-          <w:sz w:val="20"/>
-          <w:szCs w:val="20"/>
-          <w:shd w:val="clear" w:color="auto" w:fill="FFFFFF"/>
-        </w:rPr>
-        <w:t xml:space="preserve">2EE,Java </w:t>
-      </w:r>
-      <w:proofErr w:type="spellStart"/>
-      <w:r>
-        <w:rPr>
-          <w:rFonts w:ascii="Times New Roman" w:hAnsi="Times New Roman" w:cs="Times New Roman"/>
-          <w:color w:val="333333"/>
-          <w:sz w:val="20"/>
-          <w:szCs w:val="20"/>
-          <w:shd w:val="clear" w:color="auto" w:fill="FFFFFF"/>
-        </w:rPr>
-        <w:t>Script,</w:t>
-      </w:r>
-      <w:r>
-        <w:rPr>
-          <w:rFonts w:ascii="Times New Roman" w:hAnsi="Times New Roman" w:cs="Times New Roman"/>
-          <w:color w:val="333333"/>
-          <w:sz w:val="20"/>
-          <w:szCs w:val="20"/>
-          <w:shd w:val="clear" w:color="auto" w:fill="FFFFFF"/>
-        </w:rPr>
-        <w:t>MySQL</w:t>
-      </w:r>
-      <w:proofErr w:type="spellEnd"/>
-      <w:r>
-        <w:rPr>
-          <w:rFonts w:ascii="Times New Roman" w:hAnsi="Times New Roman" w:cs="Times New Roman"/>
-          <w:color w:val="333333"/>
-          <w:sz w:val="20"/>
-          <w:szCs w:val="20"/>
-          <w:shd w:val="clear" w:color="auto" w:fill="FFFFFF"/>
-        </w:rPr>
-        <w:t xml:space="preserve"> DB, Spring Boot, PL/SQL, Log4j, JQuery, Angular JS, Eclipse, IBM Web Sphere Application server.</w:t>
+        <w:t>HTML, CSS, XML, SOAP, Hibernate, Java,J2EE,Java Script,MySQL DB, Spring Boot, PL/SQL, Log4j, JQuery, Angular JS, Eclipse, IBM Web Sphere Application server.</w:t>
       </w:r>
     </w:p>
     <w:p>
@@ -2504,73 +2218,37 @@
     </w:p>
     <w:p>
       <w:pPr>
-        <w:pStyle w:val="Heading"/>
-      </w:pPr>
-      <w:r>
-        <w:t>IBM DALLAS,TEXAS</w:t>
-      </w:r>
-      <w:r>
-        <w:t>S</w:t>
-      </w:r>
-      <w:r>
-        <w:t>EP</w:t>
-      </w:r>
-      <w:r>
-        <w:t xml:space="preserve"> 2015</w:t>
-      </w:r>
-      <w:r>
-        <w:t>–A</w:t>
-      </w:r>
-      <w:r>
-        <w:t>UG</w:t>
-      </w:r>
-      <w:r>
-        <w:t xml:space="preserve"> 2016</w:t>
-      </w:r>
-    </w:p>
-    <w:p>
-      <w:pPr>
-        <w:jc w:val="both"/>
-        <w:rPr>
-          <w:rFonts w:ascii="Times New Roman" w:eastAsia="Times New Roman" w:hAnsi="Times New Roman" w:cs="Times New Roman"/>
-          <w:bCs/>
-          <w:sz w:val="20"/>
-          <w:szCs w:val="20"/>
-        </w:rPr>
-      </w:pPr>
-      <w:r>
-        <w:rPr>
-          <w:rFonts w:ascii="Times New Roman" w:eastAsia="Times New Roman" w:hAnsi="Times New Roman" w:cs="Times New Roman"/>
-          <w:bCs/>
-          <w:sz w:val="20"/>
-          <w:szCs w:val="20"/>
-        </w:rPr>
-        <w:t xml:space="preserve">Role: </w:t>
-      </w:r>
-      <w:r>
-        <w:rPr>
-          <w:rFonts w:ascii="Times New Roman" w:eastAsia="Times New Roman" w:hAnsi="Times New Roman" w:cs="Times New Roman"/>
-          <w:bCs/>
-          <w:sz w:val="20"/>
-          <w:szCs w:val="20"/>
-        </w:rPr>
-        <w:t xml:space="preserve">Sr </w:t>
-      </w:r>
-      <w:r>
-        <w:rPr>
-          <w:rFonts w:ascii="Times New Roman" w:eastAsia="Times New Roman" w:hAnsi="Times New Roman" w:cs="Times New Roman"/>
-          <w:bCs/>
-          <w:sz w:val="20"/>
-          <w:szCs w:val="20"/>
-        </w:rPr>
-        <w:t>Java Programmer</w:t>
-      </w:r>
-    </w:p>
-    <w:p>
-      <w:pPr>
-        <w:jc w:val="both"/>
-        <w:rPr>
-          <w:rFonts w:ascii="Times New Roman" w:eastAsia="Times New Roman" w:hAnsi="Times New Roman" w:cs="Times New Roman"/>
+        <w:pStyle w:val="33"/>
+      </w:pPr>
+      <w:r>
+        <w:t>IBM DALLAS,TEXASSEP 2015–AUG 2016</w:t>
+      </w:r>
+    </w:p>
+    <w:p>
+      <w:pPr>
+        <w:jc w:val="both"/>
+        <w:rPr>
+          <w:rFonts w:ascii="Times New Roman" w:hAnsi="Times New Roman" w:eastAsia="Times New Roman" w:cs="Times New Roman"/>
+          <w:bCs/>
+          <w:sz w:val="20"/>
+          <w:szCs w:val="20"/>
+        </w:rPr>
+      </w:pPr>
+      <w:r>
+        <w:rPr>
+          <w:rFonts w:ascii="Times New Roman" w:hAnsi="Times New Roman" w:eastAsia="Times New Roman" w:cs="Times New Roman"/>
+          <w:bCs/>
+          <w:sz w:val="20"/>
+          <w:szCs w:val="20"/>
+        </w:rPr>
+        <w:t>Role: Sr Java Programmer</w:t>
+      </w:r>
+    </w:p>
+    <w:p>
+      <w:pPr>
+        <w:jc w:val="both"/>
+        <w:rPr>
+          <w:rFonts w:ascii="Times New Roman" w:hAnsi="Times New Roman" w:eastAsia="Times New Roman" w:cs="Times New Roman"/>
           <w:bCs/>
           <w:sz w:val="20"/>
           <w:szCs w:val="20"/>
@@ -2589,10 +2267,10 @@
     </w:p>
     <w:p>
       <w:pPr>
-        <w:pStyle w:val="ListParagraph"/>
-        <w:numPr>
-          <w:ilvl w:val="0"/>
-          <w:numId w:val="7"/>
+        <w:pStyle w:val="16"/>
+        <w:numPr>
+          <w:ilvl w:val="0"/>
+          <w:numId w:val="5"/>
         </w:numPr>
         <w:tabs>
           <w:tab w:val="clear" w:pos="9360"/>
@@ -2636,10 +2314,10 @@
     </w:p>
     <w:p>
       <w:pPr>
-        <w:pStyle w:val="ListParagraph"/>
-        <w:numPr>
-          <w:ilvl w:val="0"/>
-          <w:numId w:val="7"/>
+        <w:pStyle w:val="16"/>
+        <w:numPr>
+          <w:ilvl w:val="0"/>
+          <w:numId w:val="5"/>
         </w:numPr>
         <w:tabs>
           <w:tab w:val="clear" w:pos="9360"/>
@@ -2667,10 +2345,10 @@
     </w:p>
     <w:p>
       <w:pPr>
-        <w:pStyle w:val="ListParagraph"/>
-        <w:numPr>
-          <w:ilvl w:val="0"/>
-          <w:numId w:val="7"/>
+        <w:pStyle w:val="16"/>
+        <w:numPr>
+          <w:ilvl w:val="0"/>
+          <w:numId w:val="5"/>
         </w:numPr>
         <w:tabs>
           <w:tab w:val="clear" w:pos="9360"/>
@@ -2698,10 +2376,10 @@
     </w:p>
     <w:p>
       <w:pPr>
-        <w:pStyle w:val="ListParagraph"/>
-        <w:numPr>
-          <w:ilvl w:val="0"/>
-          <w:numId w:val="7"/>
+        <w:pStyle w:val="16"/>
+        <w:numPr>
+          <w:ilvl w:val="0"/>
+          <w:numId w:val="5"/>
         </w:numPr>
         <w:tabs>
           <w:tab w:val="clear" w:pos="9360"/>
@@ -2729,10 +2407,10 @@
     </w:p>
     <w:p>
       <w:pPr>
-        <w:pStyle w:val="ListParagraph"/>
-        <w:numPr>
-          <w:ilvl w:val="0"/>
-          <w:numId w:val="7"/>
+        <w:pStyle w:val="16"/>
+        <w:numPr>
+          <w:ilvl w:val="0"/>
+          <w:numId w:val="5"/>
         </w:numPr>
         <w:tabs>
           <w:tab w:val="clear" w:pos="9360"/>
@@ -2755,33 +2433,15 @@
           <w:sz w:val="20"/>
           <w:szCs w:val="20"/>
         </w:rPr>
-        <w:t xml:space="preserve">Implemented </w:t>
-      </w:r>
-      <w:r>
-        <w:rPr>
-          <w:rFonts w:ascii="Times New Roman" w:hAnsi="Times New Roman" w:cs="Times New Roman"/>
-          <w:bCs/>
-          <w:sz w:val="20"/>
-          <w:szCs w:val="20"/>
-        </w:rPr>
-        <w:t>client-side</w:t>
-      </w:r>
-      <w:r>
-        <w:rPr>
-          <w:rFonts w:ascii="Times New Roman" w:hAnsi="Times New Roman" w:cs="Times New Roman"/>
-          <w:bCs/>
-          <w:sz w:val="20"/>
-          <w:szCs w:val="20"/>
-        </w:rPr>
-        <w:t xml:space="preserve"> Interface using React JS. Worked on Redux.</w:t>
-      </w:r>
-    </w:p>
-    <w:p>
-      <w:pPr>
-        <w:pStyle w:val="ListParagraph"/>
-        <w:numPr>
-          <w:ilvl w:val="0"/>
-          <w:numId w:val="7"/>
+        <w:t>Implemented client-side Interface using React JS. Worked on Redux.</w:t>
+      </w:r>
+    </w:p>
+    <w:p>
+      <w:pPr>
+        <w:pStyle w:val="16"/>
+        <w:numPr>
+          <w:ilvl w:val="0"/>
+          <w:numId w:val="5"/>
         </w:numPr>
         <w:tabs>
           <w:tab w:val="clear" w:pos="9360"/>
@@ -2809,10 +2469,10 @@
     </w:p>
     <w:p>
       <w:pPr>
-        <w:pStyle w:val="ListParagraph"/>
-        <w:numPr>
-          <w:ilvl w:val="0"/>
-          <w:numId w:val="7"/>
+        <w:pStyle w:val="16"/>
+        <w:numPr>
+          <w:ilvl w:val="0"/>
+          <w:numId w:val="5"/>
         </w:numPr>
         <w:tabs>
           <w:tab w:val="clear" w:pos="9360"/>
@@ -2830,7 +2490,7 @@
       </w:pPr>
       <w:r>
         <w:rPr>
-          <w:rFonts w:ascii="Times New Roman" w:eastAsia="Times New Roman" w:hAnsi="Times New Roman" w:cs="Times New Roman"/>
+          <w:rFonts w:ascii="Times New Roman" w:hAnsi="Times New Roman" w:eastAsia="Times New Roman" w:cs="Times New Roman"/>
           <w:color w:val="000000"/>
           <w:sz w:val="20"/>
           <w:szCs w:val="20"/>
@@ -2840,10 +2500,10 @@
     </w:p>
     <w:p>
       <w:pPr>
-        <w:pStyle w:val="ListParagraph"/>
-        <w:numPr>
-          <w:ilvl w:val="0"/>
-          <w:numId w:val="7"/>
+        <w:pStyle w:val="16"/>
+        <w:numPr>
+          <w:ilvl w:val="0"/>
+          <w:numId w:val="5"/>
         </w:numPr>
         <w:tabs>
           <w:tab w:val="clear" w:pos="9360"/>
@@ -2861,7 +2521,7 @@
       </w:pPr>
       <w:r>
         <w:rPr>
-          <w:rFonts w:ascii="Times New Roman" w:eastAsia="Times New Roman" w:hAnsi="Times New Roman" w:cs="Times New Roman"/>
+          <w:rFonts w:ascii="Times New Roman" w:hAnsi="Times New Roman" w:eastAsia="Times New Roman" w:cs="Times New Roman"/>
           <w:color w:val="000000"/>
           <w:sz w:val="20"/>
           <w:szCs w:val="20"/>
@@ -2871,10 +2531,10 @@
     </w:p>
     <w:p>
       <w:pPr>
-        <w:pStyle w:val="ListParagraph"/>
-        <w:numPr>
-          <w:ilvl w:val="0"/>
-          <w:numId w:val="7"/>
+        <w:pStyle w:val="16"/>
+        <w:numPr>
+          <w:ilvl w:val="0"/>
+          <w:numId w:val="5"/>
         </w:numPr>
         <w:tabs>
           <w:tab w:val="clear" w:pos="9360"/>
@@ -2892,7 +2552,7 @@
       </w:pPr>
       <w:r>
         <w:rPr>
-          <w:rFonts w:ascii="Times New Roman" w:eastAsia="Times New Roman" w:hAnsi="Times New Roman" w:cs="Times New Roman"/>
+          <w:rFonts w:ascii="Times New Roman" w:hAnsi="Times New Roman" w:eastAsia="Times New Roman" w:cs="Times New Roman"/>
           <w:color w:val="000000"/>
           <w:sz w:val="20"/>
           <w:szCs w:val="20"/>
@@ -2901,7 +2561,7 @@
       </w:r>
       <w:r>
         <w:rPr>
-          <w:rFonts w:ascii="Times New Roman" w:eastAsia="Times New Roman" w:hAnsi="Times New Roman" w:cs="Times New Roman"/>
+          <w:rFonts w:ascii="Times New Roman" w:hAnsi="Times New Roman" w:eastAsia="Times New Roman" w:cs="Times New Roman"/>
           <w:bCs/>
           <w:color w:val="000000"/>
           <w:sz w:val="20"/>
@@ -2911,7 +2571,7 @@
       </w:r>
       <w:r>
         <w:rPr>
-          <w:rFonts w:ascii="Times New Roman" w:eastAsia="Times New Roman" w:hAnsi="Times New Roman" w:cs="Times New Roman"/>
+          <w:rFonts w:ascii="Times New Roman" w:hAnsi="Times New Roman" w:eastAsia="Times New Roman" w:cs="Times New Roman"/>
           <w:color w:val="000000"/>
           <w:sz w:val="20"/>
           <w:szCs w:val="20"/>
@@ -2921,10 +2581,10 @@
     </w:p>
     <w:p>
       <w:pPr>
-        <w:pStyle w:val="ListParagraph"/>
-        <w:numPr>
-          <w:ilvl w:val="0"/>
-          <w:numId w:val="7"/>
+        <w:pStyle w:val="16"/>
+        <w:numPr>
+          <w:ilvl w:val="0"/>
+          <w:numId w:val="5"/>
         </w:numPr>
         <w:tabs>
           <w:tab w:val="clear" w:pos="9360"/>
@@ -2942,7 +2602,7 @@
       </w:pPr>
       <w:r>
         <w:rPr>
-          <w:rFonts w:ascii="Times New Roman" w:eastAsia="Times New Roman" w:hAnsi="Times New Roman" w:cs="Times New Roman"/>
+          <w:rFonts w:ascii="Times New Roman" w:hAnsi="Times New Roman" w:eastAsia="Times New Roman" w:cs="Times New Roman"/>
           <w:color w:val="000000"/>
           <w:sz w:val="20"/>
           <w:szCs w:val="20"/>
@@ -2952,10 +2612,10 @@
     </w:p>
     <w:p>
       <w:pPr>
-        <w:pStyle w:val="ListParagraph"/>
-        <w:numPr>
-          <w:ilvl w:val="0"/>
-          <w:numId w:val="7"/>
+        <w:pStyle w:val="16"/>
+        <w:numPr>
+          <w:ilvl w:val="0"/>
+          <w:numId w:val="5"/>
         </w:numPr>
         <w:tabs>
           <w:tab w:val="clear" w:pos="9360"/>
@@ -2973,7 +2633,7 @@
       </w:pPr>
       <w:r>
         <w:rPr>
-          <w:rFonts w:ascii="Times New Roman" w:eastAsia="Times New Roman" w:hAnsi="Times New Roman" w:cs="Times New Roman"/>
+          <w:rFonts w:ascii="Times New Roman" w:hAnsi="Times New Roman" w:eastAsia="Times New Roman" w:cs="Times New Roman"/>
           <w:color w:val="000000"/>
           <w:sz w:val="20"/>
           <w:szCs w:val="20"/>
@@ -2983,10 +2643,10 @@
     </w:p>
     <w:p>
       <w:pPr>
-        <w:pStyle w:val="ListParagraph"/>
-        <w:numPr>
-          <w:ilvl w:val="0"/>
-          <w:numId w:val="7"/>
+        <w:pStyle w:val="16"/>
+        <w:numPr>
+          <w:ilvl w:val="0"/>
+          <w:numId w:val="5"/>
         </w:numPr>
         <w:tabs>
           <w:tab w:val="clear" w:pos="9360"/>
@@ -3004,7 +2664,7 @@
       </w:pPr>
       <w:r>
         <w:rPr>
-          <w:rFonts w:ascii="Times New Roman" w:eastAsia="Times New Roman" w:hAnsi="Times New Roman" w:cs="Times New Roman"/>
+          <w:rFonts w:ascii="Times New Roman" w:hAnsi="Times New Roman" w:eastAsia="Times New Roman" w:cs="Times New Roman"/>
           <w:color w:val="000000"/>
           <w:sz w:val="20"/>
           <w:szCs w:val="20"/>
@@ -3014,10 +2674,10 @@
     </w:p>
     <w:p>
       <w:pPr>
-        <w:pStyle w:val="ListParagraph"/>
-        <w:numPr>
-          <w:ilvl w:val="0"/>
-          <w:numId w:val="7"/>
+        <w:pStyle w:val="16"/>
+        <w:numPr>
+          <w:ilvl w:val="0"/>
+          <w:numId w:val="5"/>
         </w:numPr>
         <w:tabs>
           <w:tab w:val="clear" w:pos="9360"/>
@@ -3035,7 +2695,7 @@
       </w:pPr>
       <w:r>
         <w:rPr>
-          <w:rFonts w:ascii="Times New Roman" w:eastAsia="Times New Roman" w:hAnsi="Times New Roman" w:cs="Times New Roman"/>
+          <w:rFonts w:ascii="Times New Roman" w:hAnsi="Times New Roman" w:eastAsia="Times New Roman" w:cs="Times New Roman"/>
           <w:color w:val="000000"/>
           <w:sz w:val="20"/>
           <w:szCs w:val="20"/>
@@ -3044,7 +2704,7 @@
       </w:r>
       <w:r>
         <w:rPr>
-          <w:rFonts w:ascii="Times New Roman" w:eastAsia="Times New Roman" w:hAnsi="Times New Roman" w:cs="Times New Roman"/>
+          <w:rFonts w:ascii="Times New Roman" w:hAnsi="Times New Roman" w:eastAsia="Times New Roman" w:cs="Times New Roman"/>
           <w:bCs/>
           <w:color w:val="000000"/>
           <w:sz w:val="20"/>
@@ -3054,7 +2714,7 @@
       </w:r>
       <w:r>
         <w:rPr>
-          <w:rFonts w:ascii="Times New Roman" w:eastAsia="Times New Roman" w:hAnsi="Times New Roman" w:cs="Times New Roman"/>
+          <w:rFonts w:ascii="Times New Roman" w:hAnsi="Times New Roman" w:eastAsia="Times New Roman" w:cs="Times New Roman"/>
           <w:color w:val="000000"/>
           <w:sz w:val="20"/>
           <w:szCs w:val="20"/>
@@ -3063,7 +2723,7 @@
       </w:r>
       <w:r>
         <w:rPr>
-          <w:rFonts w:ascii="Times New Roman" w:eastAsia="Times New Roman" w:hAnsi="Times New Roman" w:cs="Times New Roman"/>
+          <w:rFonts w:ascii="Times New Roman" w:hAnsi="Times New Roman" w:eastAsia="Times New Roman" w:cs="Times New Roman"/>
           <w:bCs/>
           <w:color w:val="000000"/>
           <w:sz w:val="20"/>
@@ -3074,10 +2734,10 @@
     </w:p>
     <w:p>
       <w:pPr>
-        <w:pStyle w:val="ListParagraph"/>
-        <w:numPr>
-          <w:ilvl w:val="0"/>
-          <w:numId w:val="7"/>
+        <w:pStyle w:val="16"/>
+        <w:numPr>
+          <w:ilvl w:val="0"/>
+          <w:numId w:val="5"/>
         </w:numPr>
         <w:tabs>
           <w:tab w:val="clear" w:pos="9360"/>
@@ -3095,7 +2755,7 @@
       </w:pPr>
       <w:r>
         <w:rPr>
-          <w:rFonts w:ascii="Times New Roman" w:eastAsia="Times New Roman" w:hAnsi="Times New Roman" w:cs="Times New Roman"/>
+          <w:rFonts w:ascii="Times New Roman" w:hAnsi="Times New Roman" w:eastAsia="Times New Roman" w:cs="Times New Roman"/>
           <w:color w:val="000000"/>
           <w:sz w:val="20"/>
           <w:szCs w:val="20"/>
@@ -3104,7 +2764,7 @@
       </w:r>
       <w:r>
         <w:rPr>
-          <w:rFonts w:ascii="Times New Roman" w:eastAsia="Times New Roman" w:hAnsi="Times New Roman" w:cs="Times New Roman"/>
+          <w:rFonts w:ascii="Times New Roman" w:hAnsi="Times New Roman" w:eastAsia="Times New Roman" w:cs="Times New Roman"/>
           <w:bCs/>
           <w:color w:val="000000"/>
           <w:sz w:val="20"/>
@@ -3114,7 +2774,7 @@
       </w:r>
       <w:r>
         <w:rPr>
-          <w:rFonts w:ascii="Times New Roman" w:eastAsia="Times New Roman" w:hAnsi="Times New Roman" w:cs="Times New Roman"/>
+          <w:rFonts w:ascii="Times New Roman" w:hAnsi="Times New Roman" w:eastAsia="Times New Roman" w:cs="Times New Roman"/>
           <w:color w:val="000000"/>
           <w:sz w:val="20"/>
           <w:szCs w:val="20"/>
@@ -3123,7 +2783,7 @@
       </w:r>
       <w:r>
         <w:rPr>
-          <w:rFonts w:ascii="Times New Roman" w:eastAsia="Times New Roman" w:hAnsi="Times New Roman" w:cs="Times New Roman"/>
+          <w:rFonts w:ascii="Times New Roman" w:hAnsi="Times New Roman" w:eastAsia="Times New Roman" w:cs="Times New Roman"/>
           <w:bCs/>
           <w:color w:val="000000"/>
           <w:sz w:val="20"/>
@@ -3133,7 +2793,7 @@
       </w:r>
       <w:r>
         <w:rPr>
-          <w:rFonts w:ascii="Times New Roman" w:eastAsia="Times New Roman" w:hAnsi="Times New Roman" w:cs="Times New Roman"/>
+          <w:rFonts w:ascii="Times New Roman" w:hAnsi="Times New Roman" w:eastAsia="Times New Roman" w:cs="Times New Roman"/>
           <w:color w:val="000000"/>
           <w:sz w:val="20"/>
           <w:szCs w:val="20"/>
@@ -3142,7 +2802,7 @@
       </w:r>
       <w:r>
         <w:rPr>
-          <w:rFonts w:ascii="Times New Roman" w:eastAsia="Times New Roman" w:hAnsi="Times New Roman" w:cs="Times New Roman"/>
+          <w:rFonts w:ascii="Times New Roman" w:hAnsi="Times New Roman" w:eastAsia="Times New Roman" w:cs="Times New Roman"/>
           <w:bCs/>
           <w:color w:val="000000"/>
           <w:sz w:val="20"/>
@@ -3152,7 +2812,7 @@
       </w:r>
       <w:r>
         <w:rPr>
-          <w:rFonts w:ascii="Times New Roman" w:eastAsia="Times New Roman" w:hAnsi="Times New Roman" w:cs="Times New Roman"/>
+          <w:rFonts w:ascii="Times New Roman" w:hAnsi="Times New Roman" w:eastAsia="Times New Roman" w:cs="Times New Roman"/>
           <w:color w:val="000000"/>
           <w:sz w:val="20"/>
           <w:szCs w:val="20"/>
@@ -3161,7 +2821,7 @@
       </w:r>
       <w:r>
         <w:rPr>
-          <w:rFonts w:ascii="Times New Roman" w:eastAsia="Times New Roman" w:hAnsi="Times New Roman" w:cs="Times New Roman"/>
+          <w:rFonts w:ascii="Times New Roman" w:hAnsi="Times New Roman" w:eastAsia="Times New Roman" w:cs="Times New Roman"/>
           <w:bCs/>
           <w:color w:val="000000"/>
           <w:sz w:val="20"/>
@@ -3171,7 +2831,7 @@
       </w:r>
       <w:r>
         <w:rPr>
-          <w:rFonts w:ascii="Times New Roman" w:eastAsia="Times New Roman" w:hAnsi="Times New Roman" w:cs="Times New Roman"/>
+          <w:rFonts w:ascii="Times New Roman" w:hAnsi="Times New Roman" w:eastAsia="Times New Roman" w:cs="Times New Roman"/>
           <w:color w:val="000000"/>
           <w:sz w:val="20"/>
           <w:szCs w:val="20"/>
@@ -3181,10 +2841,10 @@
     </w:p>
     <w:p>
       <w:pPr>
-        <w:pStyle w:val="ListParagraph"/>
-        <w:numPr>
-          <w:ilvl w:val="0"/>
-          <w:numId w:val="7"/>
+        <w:pStyle w:val="16"/>
+        <w:numPr>
+          <w:ilvl w:val="0"/>
+          <w:numId w:val="5"/>
         </w:numPr>
         <w:tabs>
           <w:tab w:val="clear" w:pos="9360"/>
@@ -3202,7 +2862,7 @@
       </w:pPr>
       <w:r>
         <w:rPr>
-          <w:rFonts w:ascii="Times New Roman" w:eastAsia="Times New Roman" w:hAnsi="Times New Roman" w:cs="Times New Roman"/>
+          <w:rFonts w:ascii="Times New Roman" w:hAnsi="Times New Roman" w:eastAsia="Times New Roman" w:cs="Times New Roman"/>
           <w:color w:val="000000"/>
           <w:sz w:val="20"/>
           <w:szCs w:val="20"/>
@@ -3211,7 +2871,7 @@
       </w:r>
       <w:r>
         <w:rPr>
-          <w:rFonts w:ascii="Times New Roman" w:eastAsia="Times New Roman" w:hAnsi="Times New Roman" w:cs="Times New Roman"/>
+          <w:rFonts w:ascii="Times New Roman" w:hAnsi="Times New Roman" w:eastAsia="Times New Roman" w:cs="Times New Roman"/>
           <w:bCs/>
           <w:color w:val="000000"/>
           <w:sz w:val="20"/>
@@ -3221,7 +2881,7 @@
       </w:r>
       <w:r>
         <w:rPr>
-          <w:rFonts w:ascii="Times New Roman" w:eastAsia="Times New Roman" w:hAnsi="Times New Roman" w:cs="Times New Roman"/>
+          <w:rFonts w:ascii="Times New Roman" w:hAnsi="Times New Roman" w:eastAsia="Times New Roman" w:cs="Times New Roman"/>
           <w:color w:val="000000"/>
           <w:sz w:val="20"/>
           <w:szCs w:val="20"/>
@@ -3230,7 +2890,7 @@
       </w:r>
       <w:r>
         <w:rPr>
-          <w:rFonts w:ascii="Times New Roman" w:eastAsia="Times New Roman" w:hAnsi="Times New Roman" w:cs="Times New Roman"/>
+          <w:rFonts w:ascii="Times New Roman" w:hAnsi="Times New Roman" w:eastAsia="Times New Roman" w:cs="Times New Roman"/>
           <w:bCs/>
           <w:color w:val="000000"/>
           <w:sz w:val="20"/>
@@ -3241,10 +2901,10 @@
     </w:p>
     <w:p>
       <w:pPr>
-        <w:pStyle w:val="ListParagraph"/>
-        <w:numPr>
-          <w:ilvl w:val="0"/>
-          <w:numId w:val="7"/>
+        <w:pStyle w:val="16"/>
+        <w:numPr>
+          <w:ilvl w:val="0"/>
+          <w:numId w:val="5"/>
         </w:numPr>
         <w:tabs>
           <w:tab w:val="clear" w:pos="9360"/>
@@ -3262,7 +2922,7 @@
       </w:pPr>
       <w:r>
         <w:rPr>
-          <w:rFonts w:ascii="Times New Roman" w:eastAsia="Times New Roman" w:hAnsi="Times New Roman" w:cs="Times New Roman"/>
+          <w:rFonts w:ascii="Times New Roman" w:hAnsi="Times New Roman" w:eastAsia="Times New Roman" w:cs="Times New Roman"/>
           <w:sz w:val="20"/>
           <w:szCs w:val="20"/>
         </w:rPr>
@@ -3271,10 +2931,10 @@
     </w:p>
     <w:p>
       <w:pPr>
-        <w:pStyle w:val="ListParagraph"/>
-        <w:numPr>
-          <w:ilvl w:val="0"/>
-          <w:numId w:val="7"/>
+        <w:pStyle w:val="16"/>
+        <w:numPr>
+          <w:ilvl w:val="0"/>
+          <w:numId w:val="5"/>
         </w:numPr>
         <w:tabs>
           <w:tab w:val="clear" w:pos="9360"/>
@@ -3292,35 +2952,19 @@
       </w:pPr>
       <w:r>
         <w:rPr>
-          <w:rFonts w:ascii="Times New Roman" w:eastAsia="Times New Roman" w:hAnsi="Times New Roman" w:cs="Times New Roman"/>
-          <w:sz w:val="20"/>
-          <w:szCs w:val="20"/>
-        </w:rPr>
-        <w:t xml:space="preserve">Creating Java code and modifying the existing code </w:t>
-      </w:r>
-      <w:r>
-        <w:rPr>
-          <w:rFonts w:ascii="Times New Roman" w:eastAsia="Times New Roman" w:hAnsi="Times New Roman" w:cs="Times New Roman"/>
-          <w:sz w:val="20"/>
-          <w:szCs w:val="20"/>
-        </w:rPr>
-        <w:t>to</w:t>
-      </w:r>
-      <w:r>
-        <w:rPr>
-          <w:rFonts w:ascii="Times New Roman" w:eastAsia="Times New Roman" w:hAnsi="Times New Roman" w:cs="Times New Roman"/>
-          <w:sz w:val="20"/>
-          <w:szCs w:val="20"/>
-        </w:rPr>
-        <w:t xml:space="preserve"> match with the front JavaScript files.</w:t>
-      </w:r>
-    </w:p>
-    <w:p>
-      <w:pPr>
-        <w:pStyle w:val="ListParagraph"/>
-        <w:numPr>
-          <w:ilvl w:val="0"/>
-          <w:numId w:val="7"/>
+          <w:rFonts w:ascii="Times New Roman" w:hAnsi="Times New Roman" w:eastAsia="Times New Roman" w:cs="Times New Roman"/>
+          <w:sz w:val="20"/>
+          <w:szCs w:val="20"/>
+        </w:rPr>
+        <w:t>Creating Java code and modifying the existing code to match with the front JavaScript files.</w:t>
+      </w:r>
+    </w:p>
+    <w:p>
+      <w:pPr>
+        <w:pStyle w:val="16"/>
+        <w:numPr>
+          <w:ilvl w:val="0"/>
+          <w:numId w:val="5"/>
         </w:numPr>
         <w:tabs>
           <w:tab w:val="clear" w:pos="9360"/>
@@ -3348,7 +2992,7 @@
     </w:p>
     <w:p>
       <w:pPr>
-        <w:pStyle w:val="ListParagraph"/>
+        <w:pStyle w:val="16"/>
         <w:numPr>
           <w:ilvl w:val="0"/>
           <w:numId w:val="0"/>
@@ -3411,39 +3055,7 @@
           <w:szCs w:val="20"/>
           <w:shd w:val="clear" w:color="auto" w:fill="FFFFFF"/>
         </w:rPr>
-        <w:t xml:space="preserve">WebSphere Application Server 6.0/6.1/7.0, </w:t>
-      </w:r>
-      <w:proofErr w:type="spellStart"/>
-      <w:r>
-        <w:rPr>
-          <w:rFonts w:ascii="Times New Roman" w:hAnsi="Times New Roman" w:cs="Times New Roman"/>
-          <w:color w:val="000000"/>
-          <w:sz w:val="20"/>
-          <w:szCs w:val="20"/>
-          <w:shd w:val="clear" w:color="auto" w:fill="FFFFFF"/>
-        </w:rPr>
-        <w:t>Webspher</w:t>
-      </w:r>
-      <w:r>
-        <w:rPr>
-          <w:rFonts w:ascii="Times New Roman" w:hAnsi="Times New Roman" w:cs="Times New Roman"/>
-          <w:color w:val="000000"/>
-          <w:sz w:val="20"/>
-          <w:szCs w:val="20"/>
-          <w:shd w:val="clear" w:color="auto" w:fill="FFFFFF"/>
-        </w:rPr>
-        <w:t>e</w:t>
-      </w:r>
-      <w:proofErr w:type="spellEnd"/>
-      <w:r>
-        <w:rPr>
-          <w:rFonts w:ascii="Times New Roman" w:hAnsi="Times New Roman" w:cs="Times New Roman"/>
-          <w:color w:val="000000"/>
-          <w:sz w:val="20"/>
-          <w:szCs w:val="20"/>
-          <w:shd w:val="clear" w:color="auto" w:fill="FFFFFF"/>
-        </w:rPr>
-        <w:t xml:space="preserve"> Portal Server 6.0/6.1, Websphere Commerce Server 6.0, Apache 2.0.47, IHS 6.0/6.1</w:t>
+        <w:t>WebSphere Application Server 6.0/6.1/7.0, Websphere Portal Server 6.0/6.1, Websphere Commerce Server 6.0, Apache 2.0.47, IHS 6.0/6.1</w:t>
       </w:r>
     </w:p>
     <w:p>
@@ -3459,7 +3071,7 @@
     </w:p>
     <w:p>
       <w:pPr>
-        <w:pStyle w:val="Heading"/>
+        <w:pStyle w:val="33"/>
       </w:pPr>
       <w:r>
         <w:t>ACADEMIC BANK KANSAS CITY,MO                                              AUG 2014 – AUG 2015</w:t>
@@ -3469,15 +3081,15 @@
       <w:pPr>
         <w:jc w:val="both"/>
         <w:rPr>
-          <w:rFonts w:ascii="Times New Roman" w:eastAsia="Times New Roman" w:hAnsi="Times New Roman" w:cs="Times New Roman"/>
-          <w:bCs/>
-          <w:sz w:val="20"/>
-          <w:szCs w:val="20"/>
-        </w:rPr>
-      </w:pPr>
-      <w:r>
-        <w:rPr>
-          <w:rFonts w:ascii="Times New Roman" w:eastAsia="Times New Roman" w:hAnsi="Times New Roman" w:cs="Times New Roman"/>
+          <w:rFonts w:ascii="Times New Roman" w:hAnsi="Times New Roman" w:eastAsia="Times New Roman" w:cs="Times New Roman"/>
+          <w:bCs/>
+          <w:sz w:val="20"/>
+          <w:szCs w:val="20"/>
+        </w:rPr>
+      </w:pPr>
+      <w:r>
+        <w:rPr>
+          <w:rFonts w:ascii="Times New Roman" w:hAnsi="Times New Roman" w:eastAsia="Times New Roman" w:cs="Times New Roman"/>
           <w:bCs/>
           <w:sz w:val="20"/>
           <w:szCs w:val="20"/>
@@ -3510,7 +3122,7 @@
     </w:p>
     <w:p>
       <w:pPr>
-        <w:pStyle w:val="ListParagraph"/>
+        <w:pStyle w:val="16"/>
         <w:numPr>
           <w:ilvl w:val="0"/>
           <w:numId w:val="6"/>
@@ -3731,7 +3343,7 @@
         </w:tabs>
         <w:spacing w:before="100" w:beforeAutospacing="1" w:after="100" w:afterAutospacing="1"/>
         <w:rPr>
-          <w:rFonts w:ascii="Times New Roman" w:eastAsia="Times New Roman" w:hAnsi="Times New Roman" w:cs="Times New Roman"/>
+          <w:rFonts w:ascii="Times New Roman" w:hAnsi="Times New Roman" w:eastAsia="Times New Roman" w:cs="Times New Roman"/>
           <w:color w:val="000000"/>
           <w:sz w:val="20"/>
           <w:szCs w:val="20"/>
@@ -3739,7 +3351,7 @@
       </w:pPr>
       <w:r>
         <w:rPr>
-          <w:rFonts w:ascii="Times New Roman" w:eastAsia="Times New Roman" w:hAnsi="Times New Roman" w:cs="Times New Roman"/>
+          <w:rFonts w:ascii="Times New Roman" w:hAnsi="Times New Roman" w:eastAsia="Times New Roman" w:cs="Times New Roman"/>
           <w:color w:val="000000"/>
           <w:sz w:val="20"/>
           <w:szCs w:val="20"/>
@@ -3748,7 +3360,7 @@
       </w:r>
       <w:r>
         <w:rPr>
-          <w:rFonts w:ascii="Times New Roman" w:eastAsia="Times New Roman" w:hAnsi="Times New Roman" w:cs="Times New Roman"/>
+          <w:rFonts w:ascii="Times New Roman" w:hAnsi="Times New Roman" w:eastAsia="Times New Roman" w:cs="Times New Roman"/>
           <w:bCs/>
           <w:color w:val="000000"/>
           <w:sz w:val="20"/>
@@ -3758,7 +3370,7 @@
       </w:r>
       <w:r>
         <w:rPr>
-          <w:rFonts w:ascii="Times New Roman" w:eastAsia="Times New Roman" w:hAnsi="Times New Roman" w:cs="Times New Roman"/>
+          <w:rFonts w:ascii="Times New Roman" w:hAnsi="Times New Roman" w:eastAsia="Times New Roman" w:cs="Times New Roman"/>
           <w:color w:val="000000"/>
           <w:sz w:val="20"/>
           <w:szCs w:val="20"/>
@@ -3767,7 +3379,7 @@
       </w:r>
       <w:r>
         <w:rPr>
-          <w:rFonts w:ascii="Times New Roman" w:eastAsia="Times New Roman" w:hAnsi="Times New Roman" w:cs="Times New Roman"/>
+          <w:rFonts w:ascii="Times New Roman" w:hAnsi="Times New Roman" w:eastAsia="Times New Roman" w:cs="Times New Roman"/>
           <w:bCs/>
           <w:color w:val="000000"/>
           <w:sz w:val="20"/>
@@ -3788,7 +3400,7 @@
         </w:tabs>
         <w:spacing w:before="100" w:beforeAutospacing="1" w:after="100" w:afterAutospacing="1"/>
         <w:rPr>
-          <w:rFonts w:ascii="Times New Roman" w:eastAsia="Times New Roman" w:hAnsi="Times New Roman" w:cs="Times New Roman"/>
+          <w:rFonts w:ascii="Times New Roman" w:hAnsi="Times New Roman" w:eastAsia="Times New Roman" w:cs="Times New Roman"/>
           <w:color w:val="000000"/>
           <w:sz w:val="20"/>
           <w:szCs w:val="20"/>
@@ -3796,7 +3408,7 @@
       </w:pPr>
       <w:r>
         <w:rPr>
-          <w:rFonts w:ascii="Times New Roman" w:eastAsia="Times New Roman" w:hAnsi="Times New Roman" w:cs="Times New Roman"/>
+          <w:rFonts w:ascii="Times New Roman" w:hAnsi="Times New Roman" w:eastAsia="Times New Roman" w:cs="Times New Roman"/>
           <w:color w:val="000000"/>
           <w:sz w:val="20"/>
           <w:szCs w:val="20"/>
@@ -3816,7 +3428,7 @@
         </w:tabs>
         <w:spacing w:before="100" w:beforeAutospacing="1" w:after="100" w:afterAutospacing="1"/>
         <w:rPr>
-          <w:rFonts w:ascii="Times New Roman" w:eastAsia="Times New Roman" w:hAnsi="Times New Roman" w:cs="Times New Roman"/>
+          <w:rFonts w:ascii="Times New Roman" w:hAnsi="Times New Roman" w:eastAsia="Times New Roman" w:cs="Times New Roman"/>
           <w:color w:val="000000"/>
           <w:sz w:val="20"/>
           <w:szCs w:val="20"/>
@@ -3824,7 +3436,7 @@
       </w:pPr>
       <w:r>
         <w:rPr>
-          <w:rFonts w:ascii="Times New Roman" w:eastAsia="Times New Roman" w:hAnsi="Times New Roman" w:cs="Times New Roman"/>
+          <w:rFonts w:ascii="Times New Roman" w:hAnsi="Times New Roman" w:eastAsia="Times New Roman" w:cs="Times New Roman"/>
           <w:color w:val="000000"/>
           <w:sz w:val="20"/>
           <w:szCs w:val="20"/>
@@ -3833,7 +3445,7 @@
       </w:r>
       <w:r>
         <w:rPr>
-          <w:rFonts w:ascii="Times New Roman" w:eastAsia="Times New Roman" w:hAnsi="Times New Roman" w:cs="Times New Roman"/>
+          <w:rFonts w:ascii="Times New Roman" w:hAnsi="Times New Roman" w:eastAsia="Times New Roman" w:cs="Times New Roman"/>
           <w:bCs/>
           <w:color w:val="000000"/>
           <w:sz w:val="20"/>
@@ -3843,7 +3455,7 @@
       </w:r>
       <w:r>
         <w:rPr>
-          <w:rFonts w:ascii="Times New Roman" w:eastAsia="Times New Roman" w:hAnsi="Times New Roman" w:cs="Times New Roman"/>
+          <w:rFonts w:ascii="Times New Roman" w:hAnsi="Times New Roman" w:eastAsia="Times New Roman" w:cs="Times New Roman"/>
           <w:color w:val="000000"/>
           <w:sz w:val="20"/>
           <w:szCs w:val="20"/>
@@ -3852,7 +3464,7 @@
       </w:r>
       <w:r>
         <w:rPr>
-          <w:rFonts w:ascii="Times New Roman" w:eastAsia="Times New Roman" w:hAnsi="Times New Roman" w:cs="Times New Roman"/>
+          <w:rFonts w:ascii="Times New Roman" w:hAnsi="Times New Roman" w:eastAsia="Times New Roman" w:cs="Times New Roman"/>
           <w:bCs/>
           <w:color w:val="000000"/>
           <w:sz w:val="20"/>
@@ -3873,7 +3485,7 @@
         </w:tabs>
         <w:spacing w:before="100" w:beforeAutospacing="1" w:after="100" w:afterAutospacing="1"/>
         <w:rPr>
-          <w:rFonts w:ascii="Times New Roman" w:eastAsia="Times New Roman" w:hAnsi="Times New Roman" w:cs="Times New Roman"/>
+          <w:rFonts w:ascii="Times New Roman" w:hAnsi="Times New Roman" w:eastAsia="Times New Roman" w:cs="Times New Roman"/>
           <w:color w:val="000000"/>
           <w:sz w:val="20"/>
           <w:szCs w:val="20"/>
@@ -3881,7 +3493,7 @@
       </w:pPr>
       <w:r>
         <w:rPr>
-          <w:rFonts w:ascii="Times New Roman" w:eastAsia="Times New Roman" w:hAnsi="Times New Roman" w:cs="Times New Roman"/>
+          <w:rFonts w:ascii="Times New Roman" w:hAnsi="Times New Roman" w:eastAsia="Times New Roman" w:cs="Times New Roman"/>
           <w:color w:val="000000"/>
           <w:sz w:val="20"/>
           <w:szCs w:val="20"/>
@@ -3901,7 +3513,7 @@
         </w:tabs>
         <w:spacing w:before="100" w:beforeAutospacing="1" w:after="100" w:afterAutospacing="1"/>
         <w:rPr>
-          <w:rFonts w:ascii="Times New Roman" w:eastAsia="Times New Roman" w:hAnsi="Times New Roman" w:cs="Times New Roman"/>
+          <w:rFonts w:ascii="Times New Roman" w:hAnsi="Times New Roman" w:eastAsia="Times New Roman" w:cs="Times New Roman"/>
           <w:color w:val="000000"/>
           <w:sz w:val="20"/>
           <w:szCs w:val="20"/>
@@ -3909,7 +3521,7 @@
       </w:pPr>
       <w:r>
         <w:rPr>
-          <w:rFonts w:ascii="Times New Roman" w:eastAsia="Times New Roman" w:hAnsi="Times New Roman" w:cs="Times New Roman"/>
+          <w:rFonts w:ascii="Times New Roman" w:hAnsi="Times New Roman" w:eastAsia="Times New Roman" w:cs="Times New Roman"/>
           <w:color w:val="000000"/>
           <w:sz w:val="20"/>
           <w:szCs w:val="20"/>
@@ -4068,11 +3680,11 @@
     </w:p>
     <w:p>
       <w:pPr>
-        <w:pStyle w:val="Heading"/>
-      </w:pPr>
-      <w:r>
-        <w:rPr>
-          <w:rFonts w:ascii="Times New Roman" w:eastAsiaTheme="minorEastAsia" w:hAnsi="Times New Roman" w:cs="Times New Roman"/>
+        <w:pStyle w:val="33"/>
+      </w:pPr>
+      <w:r>
+        <w:rPr>
+          <w:rFonts w:ascii="Times New Roman" w:hAnsi="Times New Roman" w:cs="Times New Roman" w:eastAsiaTheme="minorEastAsia"/>
           <w:color w:val="auto"/>
           <w:sz w:val="20"/>
           <w:szCs w:val="20"/>
@@ -4080,49 +3692,22 @@
         <w:t>VALUE LABS</w:t>
       </w:r>
       <w:r>
-        <w:t xml:space="preserve">, </w:t>
-      </w:r>
-      <w:r>
-        <w:t xml:space="preserve">HYDERABAD, </w:t>
-      </w:r>
-      <w:r>
-        <w:t xml:space="preserve">INDIA                                                                                      </w:t>
-      </w:r>
-      <w:r>
-        <w:t xml:space="preserve">JUNE </w:t>
-      </w:r>
-      <w:r>
-        <w:t>2</w:t>
-      </w:r>
-      <w:r>
-        <w:t>012</w:t>
-      </w:r>
-      <w:r>
-        <w:t xml:space="preserve"> – </w:t>
-      </w:r>
-      <w:r>
-        <w:t>JULY</w:t>
-      </w:r>
-      <w:r>
-        <w:t>201</w:t>
-      </w:r>
-      <w:r>
-        <w:t>4</w:t>
-      </w:r>
-    </w:p>
-    <w:p>
-      <w:pPr>
-        <w:jc w:val="both"/>
-        <w:rPr>
-          <w:rFonts w:ascii="Times New Roman" w:eastAsia="Times New Roman" w:hAnsi="Times New Roman" w:cs="Times New Roman"/>
-          <w:bCs/>
-          <w:sz w:val="20"/>
-          <w:szCs w:val="20"/>
-        </w:rPr>
-      </w:pPr>
-      <w:r>
-        <w:rPr>
-          <w:rFonts w:ascii="Times New Roman" w:eastAsia="Times New Roman" w:hAnsi="Times New Roman" w:cs="Times New Roman"/>
+        <w:t>, HYDERABAD, INDIA                                                                                      JUNE 2012 – JULY2014</w:t>
+      </w:r>
+    </w:p>
+    <w:p>
+      <w:pPr>
+        <w:jc w:val="both"/>
+        <w:rPr>
+          <w:rFonts w:ascii="Times New Roman" w:hAnsi="Times New Roman" w:eastAsia="Times New Roman" w:cs="Times New Roman"/>
+          <w:bCs/>
+          <w:sz w:val="20"/>
+          <w:szCs w:val="20"/>
+        </w:rPr>
+      </w:pPr>
+      <w:r>
+        <w:rPr>
+          <w:rFonts w:ascii="Times New Roman" w:hAnsi="Times New Roman" w:eastAsia="Times New Roman" w:cs="Times New Roman"/>
           <w:bCs/>
           <w:sz w:val="20"/>
           <w:szCs w:val="20"/>
@@ -4184,7 +3769,7 @@
         <w:widowControl w:val="0"/>
         <w:numPr>
           <w:ilvl w:val="0"/>
-          <w:numId w:val="3"/>
+          <w:numId w:val="7"/>
         </w:numPr>
         <w:tabs>
           <w:tab w:val="clear" w:pos="9360"/>
@@ -4206,16 +3791,7 @@
           <w:sz w:val="20"/>
           <w:szCs w:val="20"/>
         </w:rPr>
-        <w:t xml:space="preserve">Utilized the base UML methodologies and Use cases modeled by architects to develop the front-end </w:t>
-      </w:r>
-      <w:r>
-        <w:rPr>
-          <w:rFonts w:ascii="Times New Roman" w:hAnsi="Times New Roman" w:cs="Times New Roman"/>
-          <w:sz w:val="20"/>
-          <w:szCs w:val="20"/>
-        </w:rPr>
-        <w:lastRenderedPageBreak/>
-        <w:t>interface. The class, sequence and state diagrams were developed using Microsoft Visio.</w:t>
+        <w:t>Utilized the base UML methodologies and Use cases modeled by architects to develop the front-end interface. The class, sequence and state diagrams were developed using Microsoft Visio.</w:t>
       </w:r>
     </w:p>
     <w:p>
@@ -4223,7 +3799,7 @@
         <w:widowControl w:val="0"/>
         <w:numPr>
           <w:ilvl w:val="0"/>
-          <w:numId w:val="3"/>
+          <w:numId w:val="7"/>
         </w:numPr>
         <w:tabs>
           <w:tab w:val="clear" w:pos="9360"/>
@@ -4255,7 +3831,7 @@
         <w:widowControl w:val="0"/>
         <w:numPr>
           <w:ilvl w:val="0"/>
-          <w:numId w:val="3"/>
+          <w:numId w:val="7"/>
         </w:numPr>
         <w:tabs>
           <w:tab w:val="clear" w:pos="9360"/>
@@ -4287,7 +3863,7 @@
         <w:widowControl w:val="0"/>
         <w:numPr>
           <w:ilvl w:val="0"/>
-          <w:numId w:val="3"/>
+          <w:numId w:val="7"/>
         </w:numPr>
         <w:tabs>
           <w:tab w:val="clear" w:pos="9360"/>
@@ -4318,7 +3894,7 @@
         <w:widowControl w:val="0"/>
         <w:numPr>
           <w:ilvl w:val="0"/>
-          <w:numId w:val="3"/>
+          <w:numId w:val="7"/>
         </w:numPr>
         <w:tabs>
           <w:tab w:val="clear" w:pos="9360"/>
@@ -4347,10 +3923,10 @@
     </w:p>
     <w:p>
       <w:pPr>
-        <w:pStyle w:val="NoSpacing"/>
-        <w:numPr>
-          <w:ilvl w:val="0"/>
-          <w:numId w:val="3"/>
+        <w:pStyle w:val="25"/>
+        <w:numPr>
+          <w:ilvl w:val="0"/>
+          <w:numId w:val="7"/>
         </w:numPr>
         <w:jc w:val="both"/>
         <w:rPr>
@@ -4373,7 +3949,7 @@
         <w:widowControl w:val="0"/>
         <w:numPr>
           <w:ilvl w:val="0"/>
-          <w:numId w:val="3"/>
+          <w:numId w:val="7"/>
         </w:numPr>
         <w:tabs>
           <w:tab w:val="clear" w:pos="9360"/>
@@ -4402,15 +3978,15 @@
     </w:p>
     <w:p>
       <w:pPr>
-        <w:pStyle w:val="ListParagraph"/>
+        <w:pStyle w:val="16"/>
         <w:widowControl w:val="0"/>
         <w:numPr>
           <w:ilvl w:val="0"/>
-          <w:numId w:val="3"/>
-        </w:numPr>
-        <w:tabs>
-          <w:tab w:val="clear" w:pos="9360"/>
+          <w:numId w:val="7"/>
+        </w:numPr>
+        <w:tabs>
           <w:tab w:val="left" w:pos="0"/>
+          <w:tab w:val="clear" w:pos="9360"/>
         </w:tabs>
         <w:suppressAutoHyphens/>
         <w:spacing w:before="0" w:after="0"/>
@@ -4439,7 +4015,7 @@
         <w:widowControl w:val="0"/>
         <w:numPr>
           <w:ilvl w:val="0"/>
-          <w:numId w:val="3"/>
+          <w:numId w:val="7"/>
         </w:numPr>
         <w:tabs>
           <w:tab w:val="clear" w:pos="9360"/>
@@ -4469,7 +4045,7 @@
         <w:widowControl w:val="0"/>
         <w:numPr>
           <w:ilvl w:val="0"/>
-          <w:numId w:val="3"/>
+          <w:numId w:val="7"/>
         </w:numPr>
         <w:tabs>
           <w:tab w:val="clear" w:pos="9360"/>
@@ -4501,7 +4077,7 @@
         <w:widowControl w:val="0"/>
         <w:numPr>
           <w:ilvl w:val="0"/>
-          <w:numId w:val="3"/>
+          <w:numId w:val="7"/>
         </w:numPr>
         <w:tabs>
           <w:tab w:val="clear" w:pos="9360"/>
@@ -4533,7 +4109,7 @@
         <w:widowControl w:val="0"/>
         <w:numPr>
           <w:ilvl w:val="0"/>
-          <w:numId w:val="4"/>
+          <w:numId w:val="8"/>
         </w:numPr>
         <w:tabs>
           <w:tab w:val="clear" w:pos="9360"/>
@@ -4575,7 +4151,7 @@
     </w:p>
     <w:p>
       <w:pPr>
-        <w:pStyle w:val="NoSpacingArial"/>
+        <w:pStyle w:val="27"/>
         <w:numPr>
           <w:ilvl w:val="0"/>
           <w:numId w:val="0"/>
@@ -4607,7 +4183,7 @@
     </w:p>
     <w:p>
       <w:pPr>
-        <w:pStyle w:val="NoSpacingArial"/>
+        <w:pStyle w:val="27"/>
         <w:numPr>
           <w:ilvl w:val="0"/>
           <w:numId w:val="0"/>
@@ -4622,30 +4198,16 @@
     </w:p>
     <w:p>
       <w:pPr>
-        <w:pStyle w:val="Heading"/>
+        <w:pStyle w:val="33"/>
         <w:rPr>
           <w:rFonts w:eastAsia="Calibri"/>
         </w:rPr>
       </w:pPr>
-      <w:proofErr w:type="spellStart"/>
       <w:r>
         <w:rPr>
           <w:rFonts w:eastAsia="Calibri"/>
         </w:rPr>
-        <w:t>Ajr</w:t>
-      </w:r>
-      <w:proofErr w:type="spellEnd"/>
-      <w:r>
-        <w:rPr>
-          <w:rFonts w:eastAsia="Calibri"/>
-        </w:rPr>
-        <w:t xml:space="preserve"> InfoTech, Hyderabad, India                                                          </w:t>
-      </w:r>
-      <w:r>
-        <w:rPr>
-          <w:rFonts w:eastAsia="Calibri"/>
-        </w:rPr>
-        <w:t xml:space="preserve">                    AUG-2009 – JUNE-2012</w:t>
+        <w:t>Ajr InfoTech, Hyderabad, India                                                                              AUG-2009 – JUNE-2012</w:t>
       </w:r>
     </w:p>
     <w:p>
@@ -4655,12 +4217,12 @@
         </w:tabs>
         <w:spacing w:before="0" w:after="0"/>
         <w:rPr>
-          <w:rFonts w:asciiTheme="minorHAnsi" w:eastAsia="Calibri" w:hAnsiTheme="minorHAnsi" w:cstheme="minorHAnsi"/>
-        </w:rPr>
-      </w:pPr>
-      <w:r>
-        <w:rPr>
-          <w:rFonts w:asciiTheme="minorHAnsi" w:eastAsia="Calibri" w:hAnsiTheme="minorHAnsi" w:cstheme="minorHAnsi"/>
+          <w:rFonts w:eastAsia="Calibri" w:asciiTheme="minorHAnsi" w:hAnsiTheme="minorHAnsi" w:cstheme="minorHAnsi"/>
+        </w:rPr>
+      </w:pPr>
+      <w:r>
+        <w:rPr>
+          <w:rFonts w:eastAsia="Calibri" w:asciiTheme="minorHAnsi" w:hAnsiTheme="minorHAnsi" w:cstheme="minorHAnsi"/>
         </w:rPr>
         <w:t xml:space="preserve">Role: Java Developer </w:t>
       </w:r>
@@ -4672,7 +4234,7 @@
         </w:tabs>
         <w:spacing w:before="0" w:after="0"/>
         <w:rPr>
-          <w:rFonts w:asciiTheme="minorHAnsi" w:eastAsia="Calibri" w:hAnsiTheme="minorHAnsi" w:cstheme="minorHAnsi"/>
+          <w:rFonts w:eastAsia="Calibri" w:asciiTheme="minorHAnsi" w:hAnsiTheme="minorHAnsi" w:cstheme="minorHAnsi"/>
           <w:b/>
         </w:rPr>
       </w:pPr>
@@ -4684,13 +4246,13 @@
         </w:tabs>
         <w:spacing w:before="0" w:after="0"/>
         <w:rPr>
-          <w:rFonts w:asciiTheme="minorHAnsi" w:eastAsia="Calibri" w:hAnsiTheme="minorHAnsi" w:cstheme="minorHAnsi"/>
+          <w:rFonts w:eastAsia="Calibri" w:asciiTheme="minorHAnsi" w:hAnsiTheme="minorHAnsi" w:cstheme="minorHAnsi"/>
           <w:u w:val="single"/>
         </w:rPr>
       </w:pPr>
       <w:r>
         <w:rPr>
-          <w:rFonts w:asciiTheme="minorHAnsi" w:eastAsia="Calibri" w:hAnsiTheme="minorHAnsi" w:cstheme="minorHAnsi"/>
+          <w:rFonts w:eastAsia="Calibri" w:asciiTheme="minorHAnsi" w:hAnsiTheme="minorHAnsi" w:cstheme="minorHAnsi"/>
           <w:u w:val="single"/>
         </w:rPr>
         <w:t>Responsibilities: </w:t>
@@ -4703,18 +4265,18 @@
         </w:tabs>
         <w:spacing w:before="0" w:after="0"/>
         <w:rPr>
-          <w:rFonts w:asciiTheme="minorHAnsi" w:eastAsia="Calibri" w:hAnsiTheme="minorHAnsi" w:cstheme="minorHAnsi"/>
+          <w:rFonts w:eastAsia="Calibri" w:asciiTheme="minorHAnsi" w:hAnsiTheme="minorHAnsi" w:cstheme="minorHAnsi"/>
           <w:u w:val="single"/>
         </w:rPr>
       </w:pPr>
     </w:p>
     <w:p>
       <w:pPr>
-        <w:pStyle w:val="ListParagraph"/>
+        <w:pStyle w:val="16"/>
         <w:widowControl w:val="0"/>
         <w:numPr>
           <w:ilvl w:val="0"/>
-          <w:numId w:val="12"/>
+          <w:numId w:val="9"/>
         </w:numPr>
         <w:tabs>
           <w:tab w:val="clear" w:pos="9360"/>
@@ -4725,14 +4287,14 @@
         <w:spacing w:before="0" w:after="0" w:line="276" w:lineRule="auto"/>
         <w:contextualSpacing/>
         <w:rPr>
-          <w:rFonts w:ascii="Times New Roman" w:eastAsiaTheme="minorEastAsia" w:hAnsi="Times New Roman" w:cs="Times New Roman"/>
-          <w:sz w:val="20"/>
-          <w:szCs w:val="20"/>
-        </w:rPr>
-      </w:pPr>
-      <w:r>
-        <w:rPr>
-          <w:rFonts w:ascii="Times New Roman" w:eastAsiaTheme="minorEastAsia" w:hAnsi="Times New Roman" w:cs="Times New Roman"/>
+          <w:rFonts w:ascii="Times New Roman" w:hAnsi="Times New Roman" w:cs="Times New Roman" w:eastAsiaTheme="minorEastAsia"/>
+          <w:sz w:val="20"/>
+          <w:szCs w:val="20"/>
+        </w:rPr>
+      </w:pPr>
+      <w:r>
+        <w:rPr>
+          <w:rFonts w:ascii="Times New Roman" w:hAnsi="Times New Roman" w:cs="Times New Roman" w:eastAsiaTheme="minorEastAsia"/>
           <w:sz w:val="20"/>
           <w:szCs w:val="20"/>
         </w:rPr>
@@ -4741,11 +4303,11 @@
     </w:p>
     <w:p>
       <w:pPr>
-        <w:pStyle w:val="ListParagraph"/>
+        <w:pStyle w:val="16"/>
         <w:widowControl w:val="0"/>
         <w:numPr>
           <w:ilvl w:val="0"/>
-          <w:numId w:val="12"/>
+          <w:numId w:val="9"/>
         </w:numPr>
         <w:tabs>
           <w:tab w:val="clear" w:pos="9360"/>
@@ -4756,14 +4318,14 @@
         <w:spacing w:before="0" w:after="0" w:line="276" w:lineRule="auto"/>
         <w:contextualSpacing/>
         <w:rPr>
-          <w:rFonts w:ascii="Times New Roman" w:eastAsiaTheme="minorEastAsia" w:hAnsi="Times New Roman" w:cs="Times New Roman"/>
-          <w:sz w:val="20"/>
-          <w:szCs w:val="20"/>
-        </w:rPr>
-      </w:pPr>
-      <w:r>
-        <w:rPr>
-          <w:rFonts w:ascii="Times New Roman" w:eastAsiaTheme="minorEastAsia" w:hAnsi="Times New Roman" w:cs="Times New Roman"/>
+          <w:rFonts w:ascii="Times New Roman" w:hAnsi="Times New Roman" w:cs="Times New Roman" w:eastAsiaTheme="minorEastAsia"/>
+          <w:sz w:val="20"/>
+          <w:szCs w:val="20"/>
+        </w:rPr>
+      </w:pPr>
+      <w:r>
+        <w:rPr>
+          <w:rFonts w:ascii="Times New Roman" w:hAnsi="Times New Roman" w:cs="Times New Roman" w:eastAsiaTheme="minorEastAsia"/>
           <w:sz w:val="20"/>
           <w:szCs w:val="20"/>
         </w:rPr>
@@ -4771,7 +4333,7 @@
       </w:r>
       <w:r>
         <w:rPr>
-          <w:rFonts w:ascii="Times New Roman" w:eastAsiaTheme="minorEastAsia" w:hAnsi="Times New Roman" w:cs="Times New Roman"/>
+          <w:rFonts w:ascii="Times New Roman" w:hAnsi="Times New Roman" w:cs="Times New Roman" w:eastAsiaTheme="minorEastAsia"/>
           <w:b/>
           <w:sz w:val="20"/>
           <w:szCs w:val="20"/>
@@ -4780,7 +4342,7 @@
       </w:r>
       <w:r>
         <w:rPr>
-          <w:rFonts w:ascii="Times New Roman" w:eastAsiaTheme="minorEastAsia" w:hAnsi="Times New Roman" w:cs="Times New Roman"/>
+          <w:rFonts w:ascii="Times New Roman" w:hAnsi="Times New Roman" w:cs="Times New Roman" w:eastAsiaTheme="minorEastAsia"/>
           <w:sz w:val="20"/>
           <w:szCs w:val="20"/>
         </w:rPr>
@@ -4789,11 +4351,11 @@
     </w:p>
     <w:p>
       <w:pPr>
-        <w:pStyle w:val="ListParagraph"/>
+        <w:pStyle w:val="16"/>
         <w:widowControl w:val="0"/>
         <w:numPr>
           <w:ilvl w:val="0"/>
-          <w:numId w:val="12"/>
+          <w:numId w:val="9"/>
         </w:numPr>
         <w:tabs>
           <w:tab w:val="clear" w:pos="9360"/>
@@ -4804,14 +4366,14 @@
         <w:spacing w:before="0" w:after="0" w:line="276" w:lineRule="auto"/>
         <w:contextualSpacing/>
         <w:rPr>
-          <w:rFonts w:ascii="Times New Roman" w:eastAsiaTheme="minorEastAsia" w:hAnsi="Times New Roman" w:cs="Times New Roman"/>
-          <w:sz w:val="20"/>
-          <w:szCs w:val="20"/>
-        </w:rPr>
-      </w:pPr>
-      <w:r>
-        <w:rPr>
-          <w:rFonts w:ascii="Times New Roman" w:eastAsiaTheme="minorEastAsia" w:hAnsi="Times New Roman" w:cs="Times New Roman"/>
+          <w:rFonts w:ascii="Times New Roman" w:hAnsi="Times New Roman" w:cs="Times New Roman" w:eastAsiaTheme="minorEastAsia"/>
+          <w:sz w:val="20"/>
+          <w:szCs w:val="20"/>
+        </w:rPr>
+      </w:pPr>
+      <w:r>
+        <w:rPr>
+          <w:rFonts w:ascii="Times New Roman" w:hAnsi="Times New Roman" w:cs="Times New Roman" w:eastAsiaTheme="minorEastAsia"/>
           <w:sz w:val="20"/>
           <w:szCs w:val="20"/>
         </w:rPr>
@@ -4820,11 +4382,11 @@
     </w:p>
     <w:p>
       <w:pPr>
-        <w:pStyle w:val="ListParagraph"/>
+        <w:pStyle w:val="16"/>
         <w:widowControl w:val="0"/>
         <w:numPr>
           <w:ilvl w:val="0"/>
-          <w:numId w:val="12"/>
+          <w:numId w:val="9"/>
         </w:numPr>
         <w:tabs>
           <w:tab w:val="clear" w:pos="9360"/>
@@ -4835,14 +4397,14 @@
         <w:spacing w:before="0" w:after="0" w:line="276" w:lineRule="auto"/>
         <w:contextualSpacing/>
         <w:rPr>
-          <w:rFonts w:ascii="Times New Roman" w:eastAsiaTheme="minorEastAsia" w:hAnsi="Times New Roman" w:cs="Times New Roman"/>
-          <w:sz w:val="20"/>
-          <w:szCs w:val="20"/>
-        </w:rPr>
-      </w:pPr>
-      <w:r>
-        <w:rPr>
-          <w:rFonts w:ascii="Times New Roman" w:eastAsiaTheme="minorEastAsia" w:hAnsi="Times New Roman" w:cs="Times New Roman"/>
+          <w:rFonts w:ascii="Times New Roman" w:hAnsi="Times New Roman" w:cs="Times New Roman" w:eastAsiaTheme="minorEastAsia"/>
+          <w:sz w:val="20"/>
+          <w:szCs w:val="20"/>
+        </w:rPr>
+      </w:pPr>
+      <w:r>
+        <w:rPr>
+          <w:rFonts w:ascii="Times New Roman" w:hAnsi="Times New Roman" w:cs="Times New Roman" w:eastAsiaTheme="minorEastAsia"/>
           <w:sz w:val="20"/>
           <w:szCs w:val="20"/>
         </w:rPr>
@@ -4851,11 +4413,11 @@
     </w:p>
     <w:p>
       <w:pPr>
-        <w:pStyle w:val="ListParagraph"/>
+        <w:pStyle w:val="16"/>
         <w:widowControl w:val="0"/>
         <w:numPr>
           <w:ilvl w:val="0"/>
-          <w:numId w:val="12"/>
+          <w:numId w:val="9"/>
         </w:numPr>
         <w:tabs>
           <w:tab w:val="clear" w:pos="9360"/>
@@ -4866,14 +4428,14 @@
         <w:spacing w:before="0" w:after="0" w:line="276" w:lineRule="auto"/>
         <w:contextualSpacing/>
         <w:rPr>
-          <w:rFonts w:ascii="Times New Roman" w:eastAsiaTheme="minorEastAsia" w:hAnsi="Times New Roman" w:cs="Times New Roman"/>
-          <w:sz w:val="20"/>
-          <w:szCs w:val="20"/>
-        </w:rPr>
-      </w:pPr>
-      <w:r>
-        <w:rPr>
-          <w:rFonts w:ascii="Times New Roman" w:eastAsiaTheme="minorEastAsia" w:hAnsi="Times New Roman" w:cs="Times New Roman"/>
+          <w:rFonts w:ascii="Times New Roman" w:hAnsi="Times New Roman" w:cs="Times New Roman" w:eastAsiaTheme="minorEastAsia"/>
+          <w:sz w:val="20"/>
+          <w:szCs w:val="20"/>
+        </w:rPr>
+      </w:pPr>
+      <w:r>
+        <w:rPr>
+          <w:rFonts w:ascii="Times New Roman" w:hAnsi="Times New Roman" w:cs="Times New Roman" w:eastAsiaTheme="minorEastAsia"/>
           <w:sz w:val="20"/>
           <w:szCs w:val="20"/>
         </w:rPr>
@@ -4881,7 +4443,7 @@
       </w:r>
       <w:r>
         <w:rPr>
-          <w:rFonts w:ascii="Times New Roman" w:eastAsiaTheme="minorEastAsia" w:hAnsi="Times New Roman" w:cs="Times New Roman"/>
+          <w:rFonts w:ascii="Times New Roman" w:hAnsi="Times New Roman" w:cs="Times New Roman" w:eastAsiaTheme="minorEastAsia"/>
           <w:b/>
           <w:sz w:val="20"/>
           <w:szCs w:val="20"/>
@@ -4890,7 +4452,7 @@
       </w:r>
       <w:r>
         <w:rPr>
-          <w:rFonts w:ascii="Times New Roman" w:eastAsiaTheme="minorEastAsia" w:hAnsi="Times New Roman" w:cs="Times New Roman"/>
+          <w:rFonts w:ascii="Times New Roman" w:hAnsi="Times New Roman" w:cs="Times New Roman" w:eastAsiaTheme="minorEastAsia"/>
           <w:sz w:val="20"/>
           <w:szCs w:val="20"/>
         </w:rPr>
@@ -4899,11 +4461,11 @@
     </w:p>
     <w:p>
       <w:pPr>
-        <w:pStyle w:val="ListParagraph"/>
+        <w:pStyle w:val="16"/>
         <w:widowControl w:val="0"/>
         <w:numPr>
           <w:ilvl w:val="0"/>
-          <w:numId w:val="12"/>
+          <w:numId w:val="9"/>
         </w:numPr>
         <w:tabs>
           <w:tab w:val="clear" w:pos="9360"/>
@@ -4914,14 +4476,14 @@
         <w:spacing w:before="0" w:after="0" w:line="276" w:lineRule="auto"/>
         <w:contextualSpacing/>
         <w:rPr>
-          <w:rFonts w:ascii="Times New Roman" w:eastAsiaTheme="minorEastAsia" w:hAnsi="Times New Roman" w:cs="Times New Roman"/>
-          <w:sz w:val="20"/>
-          <w:szCs w:val="20"/>
-        </w:rPr>
-      </w:pPr>
-      <w:r>
-        <w:rPr>
-          <w:rFonts w:ascii="Times New Roman" w:eastAsiaTheme="minorEastAsia" w:hAnsi="Times New Roman" w:cs="Times New Roman"/>
+          <w:rFonts w:ascii="Times New Roman" w:hAnsi="Times New Roman" w:cs="Times New Roman" w:eastAsiaTheme="minorEastAsia"/>
+          <w:sz w:val="20"/>
+          <w:szCs w:val="20"/>
+        </w:rPr>
+      </w:pPr>
+      <w:r>
+        <w:rPr>
+          <w:rFonts w:ascii="Times New Roman" w:hAnsi="Times New Roman" w:cs="Times New Roman" w:eastAsiaTheme="minorEastAsia"/>
           <w:sz w:val="20"/>
           <w:szCs w:val="20"/>
         </w:rPr>
@@ -4930,11 +4492,11 @@
     </w:p>
     <w:p>
       <w:pPr>
-        <w:pStyle w:val="ListParagraph"/>
+        <w:pStyle w:val="16"/>
         <w:widowControl w:val="0"/>
         <w:numPr>
           <w:ilvl w:val="0"/>
-          <w:numId w:val="12"/>
+          <w:numId w:val="9"/>
         </w:numPr>
         <w:tabs>
           <w:tab w:val="clear" w:pos="9360"/>
@@ -4945,14 +4507,14 @@
         <w:spacing w:before="0" w:after="0" w:line="276" w:lineRule="auto"/>
         <w:contextualSpacing/>
         <w:rPr>
-          <w:rFonts w:ascii="Times New Roman" w:eastAsiaTheme="minorEastAsia" w:hAnsi="Times New Roman" w:cs="Times New Roman"/>
-          <w:sz w:val="20"/>
-          <w:szCs w:val="20"/>
-        </w:rPr>
-      </w:pPr>
-      <w:r>
-        <w:rPr>
-          <w:rFonts w:ascii="Times New Roman" w:eastAsiaTheme="minorEastAsia" w:hAnsi="Times New Roman" w:cs="Times New Roman"/>
+          <w:rFonts w:ascii="Times New Roman" w:hAnsi="Times New Roman" w:cs="Times New Roman" w:eastAsiaTheme="minorEastAsia"/>
+          <w:sz w:val="20"/>
+          <w:szCs w:val="20"/>
+        </w:rPr>
+      </w:pPr>
+      <w:r>
+        <w:rPr>
+          <w:rFonts w:ascii="Times New Roman" w:hAnsi="Times New Roman" w:cs="Times New Roman" w:eastAsiaTheme="minorEastAsia"/>
           <w:sz w:val="20"/>
           <w:szCs w:val="20"/>
         </w:rPr>
@@ -4961,11 +4523,11 @@
     </w:p>
     <w:p>
       <w:pPr>
-        <w:pStyle w:val="ListParagraph"/>
+        <w:pStyle w:val="16"/>
         <w:widowControl w:val="0"/>
         <w:numPr>
           <w:ilvl w:val="0"/>
-          <w:numId w:val="12"/>
+          <w:numId w:val="9"/>
         </w:numPr>
         <w:tabs>
           <w:tab w:val="clear" w:pos="9360"/>
@@ -4976,7 +4538,7 @@
         <w:spacing w:before="0" w:after="0" w:line="276" w:lineRule="auto"/>
         <w:contextualSpacing/>
         <w:rPr>
-          <w:rFonts w:ascii="Times New Roman" w:eastAsia="Calibri" w:hAnsi="Times New Roman" w:cs="Times New Roman"/>
+          <w:rFonts w:ascii="Times New Roman" w:hAnsi="Times New Roman" w:eastAsia="Calibri" w:cs="Times New Roman"/>
           <w:b/>
           <w:sz w:val="20"/>
           <w:szCs w:val="20"/>
@@ -4984,7 +4546,7 @@
       </w:pPr>
       <w:r>
         <w:rPr>
-          <w:rFonts w:ascii="Times New Roman" w:eastAsiaTheme="minorEastAsia" w:hAnsi="Times New Roman" w:cs="Times New Roman"/>
+          <w:rFonts w:ascii="Times New Roman" w:hAnsi="Times New Roman" w:cs="Times New Roman" w:eastAsiaTheme="minorEastAsia"/>
           <w:sz w:val="20"/>
           <w:szCs w:val="20"/>
         </w:rPr>
@@ -4992,7 +4554,7 @@
       </w:r>
       <w:r>
         <w:rPr>
-          <w:rFonts w:ascii="Times New Roman" w:eastAsiaTheme="minorEastAsia" w:hAnsi="Times New Roman" w:cs="Times New Roman"/>
+          <w:rFonts w:ascii="Times New Roman" w:hAnsi="Times New Roman" w:cs="Times New Roman" w:eastAsiaTheme="minorEastAsia"/>
           <w:b/>
           <w:sz w:val="20"/>
           <w:szCs w:val="20"/>
@@ -5001,7 +4563,7 @@
       </w:r>
       <w:r>
         <w:rPr>
-          <w:rFonts w:ascii="Times New Roman" w:eastAsiaTheme="minorEastAsia" w:hAnsi="Times New Roman" w:cs="Times New Roman"/>
+          <w:rFonts w:ascii="Times New Roman" w:hAnsi="Times New Roman" w:cs="Times New Roman" w:eastAsiaTheme="minorEastAsia"/>
           <w:sz w:val="20"/>
           <w:szCs w:val="20"/>
         </w:rPr>
@@ -5015,7 +4577,7 @@
         </w:tabs>
         <w:spacing w:before="0" w:after="0"/>
         <w:rPr>
-          <w:rFonts w:ascii="Times New Roman" w:eastAsia="Calibri" w:hAnsi="Times New Roman" w:cs="Times New Roman"/>
+          <w:rFonts w:ascii="Times New Roman" w:hAnsi="Times New Roman" w:eastAsia="Calibri" w:cs="Times New Roman"/>
           <w:b/>
           <w:sz w:val="20"/>
           <w:szCs w:val="20"/>
@@ -5029,40 +4591,32 @@
         </w:tabs>
         <w:spacing w:before="0" w:after="0"/>
         <w:rPr>
-          <w:rFonts w:ascii="Times New Roman" w:eastAsiaTheme="minorEastAsia" w:hAnsi="Times New Roman" w:cs="Times New Roman"/>
-          <w:sz w:val="20"/>
-          <w:szCs w:val="20"/>
-        </w:rPr>
-      </w:pPr>
-      <w:r>
-        <w:rPr>
-          <w:rFonts w:asciiTheme="minorHAnsi" w:eastAsia="Calibri" w:hAnsiTheme="minorHAnsi" w:cstheme="minorHAnsi"/>
+          <w:rFonts w:ascii="Times New Roman" w:hAnsi="Times New Roman" w:cs="Times New Roman" w:eastAsiaTheme="minorEastAsia"/>
+          <w:sz w:val="20"/>
+          <w:szCs w:val="20"/>
+        </w:rPr>
+      </w:pPr>
+      <w:r>
+        <w:rPr>
+          <w:rFonts w:eastAsia="Calibri" w:asciiTheme="minorHAnsi" w:hAnsiTheme="minorHAnsi" w:cstheme="minorHAnsi"/>
           <w:u w:val="single"/>
         </w:rPr>
         <w:t>Environment</w:t>
       </w:r>
       <w:r>
         <w:rPr>
-          <w:rFonts w:asciiTheme="minorHAnsi" w:eastAsia="Calibri" w:hAnsiTheme="minorHAnsi" w:cstheme="minorHAnsi"/>
+          <w:rFonts w:eastAsia="Calibri" w:asciiTheme="minorHAnsi" w:hAnsiTheme="minorHAnsi" w:cstheme="minorHAnsi"/>
           <w:b/>
         </w:rPr>
         <w:t xml:space="preserve">: </w:t>
       </w:r>
       <w:r>
         <w:rPr>
-          <w:rFonts w:ascii="Times New Roman" w:eastAsia="Calibri" w:hAnsi="Times New Roman" w:cs="Times New Roman"/>
-          <w:sz w:val="20"/>
-          <w:szCs w:val="20"/>
-        </w:rPr>
-        <w:t>Java, J2EE, Spring Framework, HTML, JavaScript, Hibernate, Eclipse IDE, Star Team, Axis, SOAP, JUnit, RAD, Eclipse, NetBeans</w:t>
-      </w:r>
-      <w:r>
-        <w:rPr>
-          <w:rFonts w:ascii="Times New Roman" w:eastAsia="Calibri" w:hAnsi="Times New Roman" w:cs="Times New Roman"/>
-          <w:sz w:val="20"/>
-          <w:szCs w:val="20"/>
-        </w:rPr>
-        <w:t>.</w:t>
+          <w:rFonts w:ascii="Times New Roman" w:hAnsi="Times New Roman" w:eastAsia="Calibri" w:cs="Times New Roman"/>
+          <w:sz w:val="20"/>
+          <w:szCs w:val="20"/>
+        </w:rPr>
+        <w:t>Java, J2EE, Spring Framework, HTML, JavaScript, Hibernate, Eclipse IDE, Star Team, Axis, SOAP, JUnit, RAD, Eclipse, NetBeans.</w:t>
       </w:r>
     </w:p>
     <w:p>
@@ -5110,7 +4664,7 @@
     </w:p>
     <w:p>
       <w:pPr>
-        <w:pStyle w:val="NoSpacingArial"/>
+        <w:pStyle w:val="27"/>
         <w:numPr>
           <w:ilvl w:val="0"/>
           <w:numId w:val="0"/>
@@ -5137,166 +4691,191 @@
       <w:pgSz w:w="12240" w:h="15840"/>
       <w:pgMar w:top="1440" w:right="1440" w:bottom="1440" w:left="1440" w:header="720" w:footer="720" w:gutter="0"/>
       <w:pgBorders w:offsetFrom="page">
-        <w:top w:val="single" w:sz="4" w:space="31" w:color="auto"/>
-        <w:left w:val="single" w:sz="4" w:space="31" w:color="auto"/>
-        <w:bottom w:val="single" w:sz="4" w:space="31" w:color="auto"/>
-        <w:right w:val="single" w:sz="4" w:space="31" w:color="auto"/>
+        <w:top w:val="single" w:color="auto" w:sz="4" w:space="31"/>
+        <w:left w:val="single" w:color="auto" w:sz="4" w:space="31"/>
+        <w:bottom w:val="single" w:color="auto" w:sz="4" w:space="31"/>
+        <w:right w:val="single" w:color="auto" w:sz="4" w:space="31"/>
       </w:pgBorders>
-      <w:cols w:space="720"/>
-      <w:docGrid w:linePitch="360"/>
+      <w:cols w:space="720" w:num="1"/>
+      <w:docGrid w:linePitch="360" w:charSpace="0"/>
     </w:sectPr>
   </w:body>
 </w:document>
 </file>
 
+<file path=word/footnotes.xml><?xml version="1.0" encoding="utf-8"?>
+<w:footnotes xmlns:wpc="http://schemas.microsoft.com/office/word/2010/wordprocessingCanvas" xmlns:mc="http://schemas.openxmlformats.org/markup-compatibility/2006" xmlns:o="urn:schemas-microsoft-com:office:office" xmlns:r="http://schemas.openxmlformats.org/officeDocument/2006/relationships" xmlns:m="http://schemas.openxmlformats.org/officeDocument/2006/math" xmlns:v="urn:schemas-microsoft-com:vml" xmlns:wp14="http://schemas.microsoft.com/office/word/2010/wordprocessingDrawing" xmlns:wp="http://schemas.openxmlformats.org/drawingml/2006/wordprocessingDrawing" xmlns:w="http://schemas.openxmlformats.org/wordprocessingml/2006/main" xmlns:w14="http://schemas.microsoft.com/office/word/2010/wordml" xmlns:w15="http://schemas.microsoft.com/office/word/2012/wordml" xmlns:w10="urn:schemas-microsoft-com:office:word" xmlns:wpg="http://schemas.microsoft.com/office/word/2010/wordprocessingGroup" xmlns:wpi="http://schemas.microsoft.com/office/word/2010/wordprocessingInk" xmlns:wne="http://schemas.microsoft.com/office/word/2006/wordml" xmlns:wps="http://schemas.microsoft.com/office/word/2010/wordprocessingShape" xmlns:wpsCustomData="http://www.wps.cn/officeDocument/2013/wpsCustomData" mc:Ignorable="w14 w15 wp14">
+  <w:footnote w:type="separator" w:id="0">
+    <w:p>
+      <w:pPr>
+        <w:spacing w:before="0" w:after="0"/>
+      </w:pPr>
+      <w:r>
+        <w:separator/>
+      </w:r>
+    </w:p>
+  </w:footnote>
+  <w:footnote w:type="continuationSeparator" w:id="1">
+    <w:p>
+      <w:pPr>
+        <w:spacing w:before="0" w:after="0"/>
+      </w:pPr>
+      <w:r>
+        <w:continuationSeparator/>
+      </w:r>
+    </w:p>
+  </w:footnote>
+</w:footnotes>
+</file>
+
 <file path=word/numbering.xml><?xml version="1.0" encoding="utf-8"?>
-<w:numbering xmlns:wpc="http://schemas.microsoft.com/office/word/2010/wordprocessingCanvas" xmlns:cx="http://schemas.microsoft.com/office/drawing/2014/chartex" xmlns:cx1="http://schemas.microsoft.com/office/drawing/2015/9/8/chartex" xmlns:cx2="http://schemas.microsoft.com/office/drawing/2015/10/21/chartex" xmlns:cx3="http://schemas.microsoft.com/office/drawing/2016/5/9/chartex" xmlns:cx4="http://schemas.microsoft.com/office/drawing/2016/5/10/chartex" xmlns:cx5="http://schemas.microsoft.com/office/drawing/2016/5/11/chartex" xmlns:cx6="http://schemas.microsoft.com/office/drawing/2016/5/12/chartex" xmlns:cx7="http://schemas.microsoft.com/office/drawing/2016/5/13/chartex" xmlns:cx8="http://schemas.microsoft.com/office/drawing/2016/5/14/chartex" xmlns:mc="http://schemas.openxmlformats.org/markup-compatibility/2006" xmlns:aink="http://schemas.microsoft.com/office/drawing/2016/ink" xmlns:am3d="http://schemas.microsoft.com/office/drawing/2017/model3d" xmlns:o="urn:schemas-microsoft-com:office:office" xmlns:r="http://schemas.openxmlformats.org/officeDocument/2006/relationships" xmlns:m="http://schemas.openxmlformats.org/officeDocument/2006/math" xmlns:v="urn:schemas-microsoft-com:vml" xmlns:wp14="http://schemas.microsoft.com/office/word/2010/wordprocessingDrawing" xmlns:wp="http://schemas.openxmlformats.org/drawingml/2006/wordprocessingDrawing" xmlns:w10="urn:schemas-microsoft-com:office:word" xmlns:w="http://schemas.openxmlformats.org/wordprocessingml/2006/main" xmlns:w14="http://schemas.microsoft.com/office/word/2010/wordml" xmlns:w15="http://schemas.microsoft.com/office/word/2012/wordml" xmlns:w16cid="http://schemas.microsoft.com/office/word/2016/wordml/cid" xmlns:w16se="http://schemas.microsoft.com/office/word/2015/wordml/symex" xmlns:wpg="http://schemas.microsoft.com/office/word/2010/wordprocessingGroup" xmlns:wpi="http://schemas.microsoft.com/office/word/2010/wordprocessingInk" xmlns:wne="http://schemas.microsoft.com/office/word/2006/wordml" xmlns:wps="http://schemas.microsoft.com/office/word/2010/wordprocessingShape" mc:Ignorable="w14 w15 w16se w16cid wp14">
-  <w:abstractNum w:abstractNumId="0" w15:restartNumberingAfterBreak="0">
+<w:numbering xmlns:wpc="http://schemas.microsoft.com/office/word/2010/wordprocessingCanvas" xmlns:mc="http://schemas.openxmlformats.org/markup-compatibility/2006" xmlns:o="urn:schemas-microsoft-com:office:office" xmlns:r="http://schemas.openxmlformats.org/officeDocument/2006/relationships" xmlns:m="http://schemas.openxmlformats.org/officeDocument/2006/math" xmlns:v="urn:schemas-microsoft-com:vml" xmlns:wp14="http://schemas.microsoft.com/office/word/2010/wordprocessingDrawing" xmlns:wp="http://schemas.openxmlformats.org/drawingml/2006/wordprocessingDrawing" xmlns:w10="urn:schemas-microsoft-com:office:word" xmlns:w="http://schemas.openxmlformats.org/wordprocessingml/2006/main" xmlns:w14="http://schemas.microsoft.com/office/word/2010/wordml" xmlns:wpg="http://schemas.microsoft.com/office/word/2010/wordprocessingGroup" xmlns:wpi="http://schemas.microsoft.com/office/word/2010/wordprocessingInk" xmlns:wne="http://schemas.microsoft.com/office/word/2006/wordml" xmlns:wps="http://schemas.microsoft.com/office/word/2010/wordprocessingShape" xmlns:wpsCustomData="http://www.wps.cn/officeDocument/2013/wpsCustomData" mc:Ignorable="w14 wp14">
+  <w:abstractNum w:abstractNumId="0">
     <w:nsid w:val="0E3835BD"/>
-    <w:multiLevelType w:val="hybridMultilevel"/>
-    <w:tmpl w:val="255214C8"/>
-    <w:lvl w:ilvl="0" w:tplc="8FF63EBA">
-      <w:start w:val="1"/>
-      <w:numFmt w:val="bullet"/>
-      <w:pStyle w:val="NoSpacingArial"/>
+    <w:multiLevelType w:val="multilevel"/>
+    <w:tmpl w:val="0E3835BD"/>
+    <w:lvl w:ilvl="0" w:tentative="0">
+      <w:start w:val="1"/>
+      <w:numFmt w:val="bullet"/>
+      <w:pStyle w:val="27"/>
       <w:lvlText w:val=""/>
       <w:lvlJc w:val="left"/>
       <w:pPr>
         <w:tabs>
-          <w:tab w:val="num" w:pos="780"/>
+          <w:tab w:val="left" w:pos="780"/>
         </w:tabs>
         <w:ind w:left="780" w:hanging="360"/>
       </w:pPr>
       <w:rPr>
-        <w:rFonts w:ascii="Symbol" w:hAnsi="Symbol" w:hint="default"/>
-      </w:rPr>
-    </w:lvl>
-    <w:lvl w:ilvl="1" w:tplc="04090003">
+        <w:rFonts w:hint="default" w:ascii="Symbol" w:hAnsi="Symbol"/>
+      </w:rPr>
+    </w:lvl>
+    <w:lvl w:ilvl="1" w:tentative="0">
       <w:start w:val="1"/>
       <w:numFmt w:val="bullet"/>
       <w:lvlText w:val="o"/>
       <w:lvlJc w:val="left"/>
       <w:pPr>
         <w:tabs>
-          <w:tab w:val="num" w:pos="1500"/>
+          <w:tab w:val="left" w:pos="1500"/>
         </w:tabs>
         <w:ind w:left="1500" w:hanging="360"/>
       </w:pPr>
       <w:rPr>
-        <w:rFonts w:ascii="Courier New" w:hAnsi="Courier New" w:hint="default"/>
-      </w:rPr>
-    </w:lvl>
-    <w:lvl w:ilvl="2" w:tplc="04090005" w:tentative="1">
+        <w:rFonts w:hint="default" w:ascii="Courier New" w:hAnsi="Courier New"/>
+      </w:rPr>
+    </w:lvl>
+    <w:lvl w:ilvl="2" w:tentative="0">
       <w:start w:val="1"/>
       <w:numFmt w:val="bullet"/>
       <w:lvlText w:val=""/>
       <w:lvlJc w:val="left"/>
       <w:pPr>
         <w:tabs>
-          <w:tab w:val="num" w:pos="2220"/>
+          <w:tab w:val="left" w:pos="2220"/>
         </w:tabs>
         <w:ind w:left="2220" w:hanging="360"/>
       </w:pPr>
       <w:rPr>
-        <w:rFonts w:ascii="Wingdings" w:hAnsi="Wingdings" w:hint="default"/>
-      </w:rPr>
-    </w:lvl>
-    <w:lvl w:ilvl="3" w:tplc="04090001" w:tentative="1">
+        <w:rFonts w:hint="default" w:ascii="Wingdings" w:hAnsi="Wingdings"/>
+      </w:rPr>
+    </w:lvl>
+    <w:lvl w:ilvl="3" w:tentative="0">
       <w:start w:val="1"/>
       <w:numFmt w:val="bullet"/>
       <w:lvlText w:val=""/>
       <w:lvlJc w:val="left"/>
       <w:pPr>
         <w:tabs>
-          <w:tab w:val="num" w:pos="2940"/>
+          <w:tab w:val="left" w:pos="2940"/>
         </w:tabs>
         <w:ind w:left="2940" w:hanging="360"/>
       </w:pPr>
       <w:rPr>
-        <w:rFonts w:ascii="Symbol" w:hAnsi="Symbol" w:hint="default"/>
-      </w:rPr>
-    </w:lvl>
-    <w:lvl w:ilvl="4" w:tplc="04090003" w:tentative="1">
+        <w:rFonts w:hint="default" w:ascii="Symbol" w:hAnsi="Symbol"/>
+      </w:rPr>
+    </w:lvl>
+    <w:lvl w:ilvl="4" w:tentative="0">
       <w:start w:val="1"/>
       <w:numFmt w:val="bullet"/>
       <w:lvlText w:val="o"/>
       <w:lvlJc w:val="left"/>
       <w:pPr>
         <w:tabs>
-          <w:tab w:val="num" w:pos="3660"/>
+          <w:tab w:val="left" w:pos="3660"/>
         </w:tabs>
         <w:ind w:left="3660" w:hanging="360"/>
       </w:pPr>
       <w:rPr>
-        <w:rFonts w:ascii="Courier New" w:hAnsi="Courier New" w:hint="default"/>
-      </w:rPr>
-    </w:lvl>
-    <w:lvl w:ilvl="5" w:tplc="04090005" w:tentative="1">
+        <w:rFonts w:hint="default" w:ascii="Courier New" w:hAnsi="Courier New"/>
+      </w:rPr>
+    </w:lvl>
+    <w:lvl w:ilvl="5" w:tentative="0">
       <w:start w:val="1"/>
       <w:numFmt w:val="bullet"/>
       <w:lvlText w:val=""/>
       <w:lvlJc w:val="left"/>
       <w:pPr>
         <w:tabs>
-          <w:tab w:val="num" w:pos="4380"/>
+          <w:tab w:val="left" w:pos="4380"/>
         </w:tabs>
         <w:ind w:left="4380" w:hanging="360"/>
       </w:pPr>
       <w:rPr>
-        <w:rFonts w:ascii="Wingdings" w:hAnsi="Wingdings" w:hint="default"/>
-      </w:rPr>
-    </w:lvl>
-    <w:lvl w:ilvl="6" w:tplc="04090001" w:tentative="1">
+        <w:rFonts w:hint="default" w:ascii="Wingdings" w:hAnsi="Wingdings"/>
+      </w:rPr>
+    </w:lvl>
+    <w:lvl w:ilvl="6" w:tentative="0">
       <w:start w:val="1"/>
       <w:numFmt w:val="bullet"/>
       <w:lvlText w:val=""/>
       <w:lvlJc w:val="left"/>
       <w:pPr>
         <w:tabs>
-          <w:tab w:val="num" w:pos="5100"/>
+          <w:tab w:val="left" w:pos="5100"/>
         </w:tabs>
         <w:ind w:left="5100" w:hanging="360"/>
       </w:pPr>
       <w:rPr>
-        <w:rFonts w:ascii="Symbol" w:hAnsi="Symbol" w:hint="default"/>
-      </w:rPr>
-    </w:lvl>
-    <w:lvl w:ilvl="7" w:tplc="04090003" w:tentative="1">
+        <w:rFonts w:hint="default" w:ascii="Symbol" w:hAnsi="Symbol"/>
+      </w:rPr>
+    </w:lvl>
+    <w:lvl w:ilvl="7" w:tentative="0">
       <w:start w:val="1"/>
       <w:numFmt w:val="bullet"/>
       <w:lvlText w:val="o"/>
       <w:lvlJc w:val="left"/>
       <w:pPr>
         <w:tabs>
-          <w:tab w:val="num" w:pos="5820"/>
+          <w:tab w:val="left" w:pos="5820"/>
         </w:tabs>
         <w:ind w:left="5820" w:hanging="360"/>
       </w:pPr>
       <w:rPr>
-        <w:rFonts w:ascii="Courier New" w:hAnsi="Courier New" w:hint="default"/>
-      </w:rPr>
-    </w:lvl>
-    <w:lvl w:ilvl="8" w:tplc="04090005" w:tentative="1">
+        <w:rFonts w:hint="default" w:ascii="Courier New" w:hAnsi="Courier New"/>
+      </w:rPr>
+    </w:lvl>
+    <w:lvl w:ilvl="8" w:tentative="0">
       <w:start w:val="1"/>
       <w:numFmt w:val="bullet"/>
       <w:lvlText w:val=""/>
       <w:lvlJc w:val="left"/>
       <w:pPr>
         <w:tabs>
-          <w:tab w:val="num" w:pos="6540"/>
+          <w:tab w:val="left" w:pos="6540"/>
         </w:tabs>
         <w:ind w:left="6540" w:hanging="360"/>
       </w:pPr>
       <w:rPr>
-        <w:rFonts w:ascii="Wingdings" w:hAnsi="Wingdings" w:hint="default"/>
+        <w:rFonts w:hint="default" w:ascii="Wingdings" w:hAnsi="Wingdings"/>
       </w:rPr>
     </w:lvl>
   </w:abstractNum>
-  <w:abstractNum w:abstractNumId="1" w15:restartNumberingAfterBreak="0">
+  <w:abstractNum w:abstractNumId="1">
     <w:nsid w:val="20F04FF9"/>
-    <w:multiLevelType w:val="hybridMultilevel"/>
-    <w:tmpl w:val="B9487B88"/>
-    <w:lvl w:ilvl="0" w:tplc="04090001">
+    <w:multiLevelType w:val="multilevel"/>
+    <w:tmpl w:val="20F04FF9"/>
+    <w:lvl w:ilvl="0" w:tentative="0">
       <w:start w:val="1"/>
       <w:numFmt w:val="bullet"/>
       <w:lvlText w:val=""/>
@@ -5305,10 +4884,10 @@
         <w:ind w:left="720" w:hanging="360"/>
       </w:pPr>
       <w:rPr>
-        <w:rFonts w:ascii="Symbol" w:hAnsi="Symbol" w:hint="default"/>
-      </w:rPr>
-    </w:lvl>
-    <w:lvl w:ilvl="1" w:tplc="04090003" w:tentative="1">
+        <w:rFonts w:hint="default" w:ascii="Symbol" w:hAnsi="Symbol"/>
+      </w:rPr>
+    </w:lvl>
+    <w:lvl w:ilvl="1" w:tentative="0">
       <w:start w:val="1"/>
       <w:numFmt w:val="bullet"/>
       <w:lvlText w:val="o"/>
@@ -5317,10 +4896,10 @@
         <w:ind w:left="1440" w:hanging="360"/>
       </w:pPr>
       <w:rPr>
-        <w:rFonts w:ascii="Courier New" w:hAnsi="Courier New" w:cs="Courier New" w:hint="default"/>
-      </w:rPr>
-    </w:lvl>
-    <w:lvl w:ilvl="2" w:tplc="04090005" w:tentative="1">
+        <w:rFonts w:hint="default" w:ascii="Courier New" w:hAnsi="Courier New" w:cs="Courier New"/>
+      </w:rPr>
+    </w:lvl>
+    <w:lvl w:ilvl="2" w:tentative="0">
       <w:start w:val="1"/>
       <w:numFmt w:val="bullet"/>
       <w:lvlText w:val=""/>
@@ -5329,10 +4908,10 @@
         <w:ind w:left="2160" w:hanging="360"/>
       </w:pPr>
       <w:rPr>
-        <w:rFonts w:ascii="Wingdings" w:hAnsi="Wingdings" w:hint="default"/>
-      </w:rPr>
-    </w:lvl>
-    <w:lvl w:ilvl="3" w:tplc="04090001" w:tentative="1">
+        <w:rFonts w:hint="default" w:ascii="Wingdings" w:hAnsi="Wingdings"/>
+      </w:rPr>
+    </w:lvl>
+    <w:lvl w:ilvl="3" w:tentative="0">
       <w:start w:val="1"/>
       <w:numFmt w:val="bullet"/>
       <w:lvlText w:val=""/>
@@ -5341,10 +4920,10 @@
         <w:ind w:left="2880" w:hanging="360"/>
       </w:pPr>
       <w:rPr>
-        <w:rFonts w:ascii="Symbol" w:hAnsi="Symbol" w:hint="default"/>
-      </w:rPr>
-    </w:lvl>
-    <w:lvl w:ilvl="4" w:tplc="04090003" w:tentative="1">
+        <w:rFonts w:hint="default" w:ascii="Symbol" w:hAnsi="Symbol"/>
+      </w:rPr>
+    </w:lvl>
+    <w:lvl w:ilvl="4" w:tentative="0">
       <w:start w:val="1"/>
       <w:numFmt w:val="bullet"/>
       <w:lvlText w:val="o"/>
@@ -5353,10 +4932,10 @@
         <w:ind w:left="3600" w:hanging="360"/>
       </w:pPr>
       <w:rPr>
-        <w:rFonts w:ascii="Courier New" w:hAnsi="Courier New" w:cs="Courier New" w:hint="default"/>
-      </w:rPr>
-    </w:lvl>
-    <w:lvl w:ilvl="5" w:tplc="04090005" w:tentative="1">
+        <w:rFonts w:hint="default" w:ascii="Courier New" w:hAnsi="Courier New" w:cs="Courier New"/>
+      </w:rPr>
+    </w:lvl>
+    <w:lvl w:ilvl="5" w:tentative="0">
       <w:start w:val="1"/>
       <w:numFmt w:val="bullet"/>
       <w:lvlText w:val=""/>
@@ -5365,10 +4944,10 @@
         <w:ind w:left="4320" w:hanging="360"/>
       </w:pPr>
       <w:rPr>
-        <w:rFonts w:ascii="Wingdings" w:hAnsi="Wingdings" w:hint="default"/>
-      </w:rPr>
-    </w:lvl>
-    <w:lvl w:ilvl="6" w:tplc="04090001" w:tentative="1">
+        <w:rFonts w:hint="default" w:ascii="Wingdings" w:hAnsi="Wingdings"/>
+      </w:rPr>
+    </w:lvl>
+    <w:lvl w:ilvl="6" w:tentative="0">
       <w:start w:val="1"/>
       <w:numFmt w:val="bullet"/>
       <w:lvlText w:val=""/>
@@ -5377,10 +4956,10 @@
         <w:ind w:left="5040" w:hanging="360"/>
       </w:pPr>
       <w:rPr>
-        <w:rFonts w:ascii="Symbol" w:hAnsi="Symbol" w:hint="default"/>
-      </w:rPr>
-    </w:lvl>
-    <w:lvl w:ilvl="7" w:tplc="04090003" w:tentative="1">
+        <w:rFonts w:hint="default" w:ascii="Symbol" w:hAnsi="Symbol"/>
+      </w:rPr>
+    </w:lvl>
+    <w:lvl w:ilvl="7" w:tentative="0">
       <w:start w:val="1"/>
       <w:numFmt w:val="bullet"/>
       <w:lvlText w:val="o"/>
@@ -5389,10 +4968,10 @@
         <w:ind w:left="5760" w:hanging="360"/>
       </w:pPr>
       <w:rPr>
-        <w:rFonts w:ascii="Courier New" w:hAnsi="Courier New" w:cs="Courier New" w:hint="default"/>
-      </w:rPr>
-    </w:lvl>
-    <w:lvl w:ilvl="8" w:tplc="04090005" w:tentative="1">
+        <w:rFonts w:hint="default" w:ascii="Courier New" w:hAnsi="Courier New" w:cs="Courier New"/>
+      </w:rPr>
+    </w:lvl>
+    <w:lvl w:ilvl="8" w:tentative="0">
       <w:start w:val="1"/>
       <w:numFmt w:val="bullet"/>
       <w:lvlText w:val=""/>
@@ -5401,28 +4980,28 @@
         <w:ind w:left="6480" w:hanging="360"/>
       </w:pPr>
       <w:rPr>
-        <w:rFonts w:ascii="Wingdings" w:hAnsi="Wingdings" w:hint="default"/>
+        <w:rFonts w:hint="default" w:ascii="Wingdings" w:hAnsi="Wingdings"/>
       </w:rPr>
     </w:lvl>
   </w:abstractNum>
-  <w:abstractNum w:abstractNumId="2" w15:restartNumberingAfterBreak="0">
+  <w:abstractNum w:abstractNumId="2">
     <w:nsid w:val="261E1747"/>
-    <w:multiLevelType w:val="hybridMultilevel"/>
-    <w:tmpl w:val="9A60036C"/>
-    <w:lvl w:ilvl="0" w:tplc="D5D25DE4">
-      <w:start w:val="1"/>
-      <w:numFmt w:val="bullet"/>
-      <w:pStyle w:val="ListParagraph"/>
+    <w:multiLevelType w:val="multilevel"/>
+    <w:tmpl w:val="261E1747"/>
+    <w:lvl w:ilvl="0" w:tentative="0">
+      <w:start w:val="1"/>
+      <w:numFmt w:val="bullet"/>
+      <w:pStyle w:val="16"/>
       <w:lvlText w:val=""/>
       <w:lvlJc w:val="left"/>
       <w:pPr>
         <w:ind w:left="360" w:hanging="360"/>
       </w:pPr>
       <w:rPr>
-        <w:rFonts w:ascii="Symbol" w:hAnsi="Symbol" w:hint="default"/>
-      </w:rPr>
-    </w:lvl>
-    <w:lvl w:ilvl="1" w:tplc="04090003" w:tentative="1">
+        <w:rFonts w:hint="default" w:ascii="Symbol" w:hAnsi="Symbol"/>
+      </w:rPr>
+    </w:lvl>
+    <w:lvl w:ilvl="1" w:tentative="0">
       <w:start w:val="1"/>
       <w:numFmt w:val="bullet"/>
       <w:lvlText w:val="o"/>
@@ -5431,10 +5010,10 @@
         <w:ind w:left="1080" w:hanging="360"/>
       </w:pPr>
       <w:rPr>
-        <w:rFonts w:ascii="Courier New" w:hAnsi="Courier New" w:cs="Courier New" w:hint="default"/>
-      </w:rPr>
-    </w:lvl>
-    <w:lvl w:ilvl="2" w:tplc="04090005" w:tentative="1">
+        <w:rFonts w:hint="default" w:ascii="Courier New" w:hAnsi="Courier New" w:cs="Courier New"/>
+      </w:rPr>
+    </w:lvl>
+    <w:lvl w:ilvl="2" w:tentative="0">
       <w:start w:val="1"/>
       <w:numFmt w:val="bullet"/>
       <w:lvlText w:val=""/>
@@ -5443,10 +5022,10 @@
         <w:ind w:left="1800" w:hanging="360"/>
       </w:pPr>
       <w:rPr>
-        <w:rFonts w:ascii="Wingdings" w:hAnsi="Wingdings" w:hint="default"/>
-      </w:rPr>
-    </w:lvl>
-    <w:lvl w:ilvl="3" w:tplc="04090001" w:tentative="1">
+        <w:rFonts w:hint="default" w:ascii="Wingdings" w:hAnsi="Wingdings"/>
+      </w:rPr>
+    </w:lvl>
+    <w:lvl w:ilvl="3" w:tentative="0">
       <w:start w:val="1"/>
       <w:numFmt w:val="bullet"/>
       <w:lvlText w:val=""/>
@@ -5455,10 +5034,10 @@
         <w:ind w:left="2520" w:hanging="360"/>
       </w:pPr>
       <w:rPr>
-        <w:rFonts w:ascii="Symbol" w:hAnsi="Symbol" w:hint="default"/>
-      </w:rPr>
-    </w:lvl>
-    <w:lvl w:ilvl="4" w:tplc="04090003" w:tentative="1">
+        <w:rFonts w:hint="default" w:ascii="Symbol" w:hAnsi="Symbol"/>
+      </w:rPr>
+    </w:lvl>
+    <w:lvl w:ilvl="4" w:tentative="0">
       <w:start w:val="1"/>
       <w:numFmt w:val="bullet"/>
       <w:lvlText w:val="o"/>
@@ -5467,10 +5046,10 @@
         <w:ind w:left="3240" w:hanging="360"/>
       </w:pPr>
       <w:rPr>
-        <w:rFonts w:ascii="Courier New" w:hAnsi="Courier New" w:cs="Courier New" w:hint="default"/>
-      </w:rPr>
-    </w:lvl>
-    <w:lvl w:ilvl="5" w:tplc="04090005" w:tentative="1">
+        <w:rFonts w:hint="default" w:ascii="Courier New" w:hAnsi="Courier New" w:cs="Courier New"/>
+      </w:rPr>
+    </w:lvl>
+    <w:lvl w:ilvl="5" w:tentative="0">
       <w:start w:val="1"/>
       <w:numFmt w:val="bullet"/>
       <w:lvlText w:val=""/>
@@ -5479,10 +5058,10 @@
         <w:ind w:left="3960" w:hanging="360"/>
       </w:pPr>
       <w:rPr>
-        <w:rFonts w:ascii="Wingdings" w:hAnsi="Wingdings" w:hint="default"/>
-      </w:rPr>
-    </w:lvl>
-    <w:lvl w:ilvl="6" w:tplc="04090001" w:tentative="1">
+        <w:rFonts w:hint="default" w:ascii="Wingdings" w:hAnsi="Wingdings"/>
+      </w:rPr>
+    </w:lvl>
+    <w:lvl w:ilvl="6" w:tentative="0">
       <w:start w:val="1"/>
       <w:numFmt w:val="bullet"/>
       <w:lvlText w:val=""/>
@@ -5491,10 +5070,10 @@
         <w:ind w:left="4680" w:hanging="360"/>
       </w:pPr>
       <w:rPr>
-        <w:rFonts w:ascii="Symbol" w:hAnsi="Symbol" w:hint="default"/>
-      </w:rPr>
-    </w:lvl>
-    <w:lvl w:ilvl="7" w:tplc="04090003" w:tentative="1">
+        <w:rFonts w:hint="default" w:ascii="Symbol" w:hAnsi="Symbol"/>
+      </w:rPr>
+    </w:lvl>
+    <w:lvl w:ilvl="7" w:tentative="0">
       <w:start w:val="1"/>
       <w:numFmt w:val="bullet"/>
       <w:lvlText w:val="o"/>
@@ -5503,10 +5082,10 @@
         <w:ind w:left="5400" w:hanging="360"/>
       </w:pPr>
       <w:rPr>
-        <w:rFonts w:ascii="Courier New" w:hAnsi="Courier New" w:cs="Courier New" w:hint="default"/>
-      </w:rPr>
-    </w:lvl>
-    <w:lvl w:ilvl="8" w:tplc="04090005" w:tentative="1">
+        <w:rFonts w:hint="default" w:ascii="Courier New" w:hAnsi="Courier New" w:cs="Courier New"/>
+      </w:rPr>
+    </w:lvl>
+    <w:lvl w:ilvl="8" w:tentative="0">
       <w:start w:val="1"/>
       <w:numFmt w:val="bullet"/>
       <w:lvlText w:val=""/>
@@ -5515,27 +5094,28 @@
         <w:ind w:left="6120" w:hanging="360"/>
       </w:pPr>
       <w:rPr>
-        <w:rFonts w:ascii="Wingdings" w:hAnsi="Wingdings" w:hint="default"/>
+        <w:rFonts w:hint="default" w:ascii="Wingdings" w:hAnsi="Wingdings"/>
       </w:rPr>
     </w:lvl>
   </w:abstractNum>
-  <w:abstractNum w:abstractNumId="3" w15:restartNumberingAfterBreak="0">
-    <w:nsid w:val="262347ED"/>
-    <w:multiLevelType w:val="hybridMultilevel"/>
-    <w:tmpl w:val="3D5EAF26"/>
-    <w:lvl w:ilvl="0" w:tplc="0409000B">
-      <w:start w:val="1"/>
-      <w:numFmt w:val="bullet"/>
-      <w:lvlText w:val=""/>
+  <w:abstractNum w:abstractNumId="3">
+    <w:nsid w:val="266472F2"/>
+    <w:multiLevelType w:val="multilevel"/>
+    <w:tmpl w:val="266472F2"/>
+    <w:lvl w:ilvl="0" w:tentative="0">
+      <w:start w:val="1"/>
+      <w:numFmt w:val="bullet"/>
+      <w:pStyle w:val="35"/>
+      <w:lvlText w:val=""/>
       <w:lvlJc w:val="left"/>
       <w:pPr>
         <w:ind w:left="720" w:hanging="360"/>
       </w:pPr>
       <w:rPr>
-        <w:rFonts w:ascii="Wingdings" w:hAnsi="Wingdings" w:hint="default"/>
-      </w:rPr>
-    </w:lvl>
-    <w:lvl w:ilvl="1" w:tplc="04090003" w:tentative="1">
+        <w:rFonts w:hint="default" w:ascii="Symbol" w:hAnsi="Symbol"/>
+      </w:rPr>
+    </w:lvl>
+    <w:lvl w:ilvl="1" w:tentative="0">
       <w:start w:val="1"/>
       <w:numFmt w:val="bullet"/>
       <w:lvlText w:val="o"/>
@@ -5544,10 +5124,10 @@
         <w:ind w:left="1440" w:hanging="360"/>
       </w:pPr>
       <w:rPr>
-        <w:rFonts w:ascii="Courier New" w:hAnsi="Courier New" w:cs="Courier New" w:hint="default"/>
-      </w:rPr>
-    </w:lvl>
-    <w:lvl w:ilvl="2" w:tplc="04090005" w:tentative="1">
+        <w:rFonts w:hint="default" w:ascii="Courier New" w:hAnsi="Courier New" w:cs="Courier New"/>
+      </w:rPr>
+    </w:lvl>
+    <w:lvl w:ilvl="2" w:tentative="0">
       <w:start w:val="1"/>
       <w:numFmt w:val="bullet"/>
       <w:lvlText w:val=""/>
@@ -5556,10 +5136,10 @@
         <w:ind w:left="2160" w:hanging="360"/>
       </w:pPr>
       <w:rPr>
-        <w:rFonts w:ascii="Wingdings" w:hAnsi="Wingdings" w:hint="default"/>
-      </w:rPr>
-    </w:lvl>
-    <w:lvl w:ilvl="3" w:tplc="04090001" w:tentative="1">
+        <w:rFonts w:hint="default" w:ascii="Wingdings" w:hAnsi="Wingdings"/>
+      </w:rPr>
+    </w:lvl>
+    <w:lvl w:ilvl="3" w:tentative="0">
       <w:start w:val="1"/>
       <w:numFmt w:val="bullet"/>
       <w:lvlText w:val=""/>
@@ -5568,10 +5148,10 @@
         <w:ind w:left="2880" w:hanging="360"/>
       </w:pPr>
       <w:rPr>
-        <w:rFonts w:ascii="Symbol" w:hAnsi="Symbol" w:hint="default"/>
-      </w:rPr>
-    </w:lvl>
-    <w:lvl w:ilvl="4" w:tplc="04090003" w:tentative="1">
+        <w:rFonts w:hint="default" w:ascii="Symbol" w:hAnsi="Symbol"/>
+      </w:rPr>
+    </w:lvl>
+    <w:lvl w:ilvl="4" w:tentative="0">
       <w:start w:val="1"/>
       <w:numFmt w:val="bullet"/>
       <w:lvlText w:val="o"/>
@@ -5580,10 +5160,10 @@
         <w:ind w:left="3600" w:hanging="360"/>
       </w:pPr>
       <w:rPr>
-        <w:rFonts w:ascii="Courier New" w:hAnsi="Courier New" w:cs="Courier New" w:hint="default"/>
-      </w:rPr>
-    </w:lvl>
-    <w:lvl w:ilvl="5" w:tplc="04090005" w:tentative="1">
+        <w:rFonts w:hint="default" w:ascii="Courier New" w:hAnsi="Courier New" w:cs="Courier New"/>
+      </w:rPr>
+    </w:lvl>
+    <w:lvl w:ilvl="5" w:tentative="0">
       <w:start w:val="1"/>
       <w:numFmt w:val="bullet"/>
       <w:lvlText w:val=""/>
@@ -5592,10 +5172,10 @@
         <w:ind w:left="4320" w:hanging="360"/>
       </w:pPr>
       <w:rPr>
-        <w:rFonts w:ascii="Wingdings" w:hAnsi="Wingdings" w:hint="default"/>
-      </w:rPr>
-    </w:lvl>
-    <w:lvl w:ilvl="6" w:tplc="04090001" w:tentative="1">
+        <w:rFonts w:hint="default" w:ascii="Wingdings" w:hAnsi="Wingdings"/>
+      </w:rPr>
+    </w:lvl>
+    <w:lvl w:ilvl="6" w:tentative="0">
       <w:start w:val="1"/>
       <w:numFmt w:val="bullet"/>
       <w:lvlText w:val=""/>
@@ -5604,10 +5184,10 @@
         <w:ind w:left="5040" w:hanging="360"/>
       </w:pPr>
       <w:rPr>
-        <w:rFonts w:ascii="Symbol" w:hAnsi="Symbol" w:hint="default"/>
-      </w:rPr>
-    </w:lvl>
-    <w:lvl w:ilvl="7" w:tplc="04090003" w:tentative="1">
+        <w:rFonts w:hint="default" w:ascii="Symbol" w:hAnsi="Symbol"/>
+      </w:rPr>
+    </w:lvl>
+    <w:lvl w:ilvl="7" w:tentative="0">
       <w:start w:val="1"/>
       <w:numFmt w:val="bullet"/>
       <w:lvlText w:val="o"/>
@@ -5616,10 +5196,10 @@
         <w:ind w:left="5760" w:hanging="360"/>
       </w:pPr>
       <w:rPr>
-        <w:rFonts w:ascii="Courier New" w:hAnsi="Courier New" w:cs="Courier New" w:hint="default"/>
-      </w:rPr>
-    </w:lvl>
-    <w:lvl w:ilvl="8" w:tplc="04090005" w:tentative="1">
+        <w:rFonts w:hint="default" w:ascii="Courier New" w:hAnsi="Courier New" w:cs="Courier New"/>
+      </w:rPr>
+    </w:lvl>
+    <w:lvl w:ilvl="8" w:tentative="0">
       <w:start w:val="1"/>
       <w:numFmt w:val="bullet"/>
       <w:lvlText w:val=""/>
@@ -5628,28 +5208,27 @@
         <w:ind w:left="6480" w:hanging="360"/>
       </w:pPr>
       <w:rPr>
-        <w:rFonts w:ascii="Wingdings" w:hAnsi="Wingdings" w:hint="default"/>
+        <w:rFonts w:hint="default" w:ascii="Wingdings" w:hAnsi="Wingdings"/>
       </w:rPr>
     </w:lvl>
   </w:abstractNum>
-  <w:abstractNum w:abstractNumId="4" w15:restartNumberingAfterBreak="0">
-    <w:nsid w:val="266472F2"/>
-    <w:multiLevelType w:val="hybridMultilevel"/>
-    <w:tmpl w:val="1CB4770E"/>
-    <w:lvl w:ilvl="0" w:tplc="C1F8E114">
-      <w:start w:val="1"/>
-      <w:numFmt w:val="bullet"/>
-      <w:pStyle w:val="Points"/>
+  <w:abstractNum w:abstractNumId="4">
+    <w:nsid w:val="2CE91F70"/>
+    <w:multiLevelType w:val="multilevel"/>
+    <w:tmpl w:val="2CE91F70"/>
+    <w:lvl w:ilvl="0" w:tentative="0">
+      <w:start w:val="1"/>
+      <w:numFmt w:val="bullet"/>
       <w:lvlText w:val=""/>
       <w:lvlJc w:val="left"/>
       <w:pPr>
         <w:ind w:left="720" w:hanging="360"/>
       </w:pPr>
       <w:rPr>
-        <w:rFonts w:ascii="Symbol" w:hAnsi="Symbol" w:hint="default"/>
-      </w:rPr>
-    </w:lvl>
-    <w:lvl w:ilvl="1" w:tplc="04090003" w:tentative="1">
+        <w:rFonts w:hint="default" w:ascii="Symbol" w:hAnsi="Symbol"/>
+      </w:rPr>
+    </w:lvl>
+    <w:lvl w:ilvl="1" w:tentative="0">
       <w:start w:val="1"/>
       <w:numFmt w:val="bullet"/>
       <w:lvlText w:val="o"/>
@@ -5658,10 +5237,10 @@
         <w:ind w:left="1440" w:hanging="360"/>
       </w:pPr>
       <w:rPr>
-        <w:rFonts w:ascii="Courier New" w:hAnsi="Courier New" w:cs="Courier New" w:hint="default"/>
-      </w:rPr>
-    </w:lvl>
-    <w:lvl w:ilvl="2" w:tplc="04090005" w:tentative="1">
+        <w:rFonts w:hint="default" w:ascii="Courier New" w:hAnsi="Courier New"/>
+      </w:rPr>
+    </w:lvl>
+    <w:lvl w:ilvl="2" w:tentative="0">
       <w:start w:val="1"/>
       <w:numFmt w:val="bullet"/>
       <w:lvlText w:val=""/>
@@ -5670,10 +5249,10 @@
         <w:ind w:left="2160" w:hanging="360"/>
       </w:pPr>
       <w:rPr>
-        <w:rFonts w:ascii="Wingdings" w:hAnsi="Wingdings" w:hint="default"/>
-      </w:rPr>
-    </w:lvl>
-    <w:lvl w:ilvl="3" w:tplc="04090001" w:tentative="1">
+        <w:rFonts w:hint="default" w:ascii="Wingdings" w:hAnsi="Wingdings"/>
+      </w:rPr>
+    </w:lvl>
+    <w:lvl w:ilvl="3" w:tentative="0">
       <w:start w:val="1"/>
       <w:numFmt w:val="bullet"/>
       <w:lvlText w:val=""/>
@@ -5682,10 +5261,10 @@
         <w:ind w:left="2880" w:hanging="360"/>
       </w:pPr>
       <w:rPr>
-        <w:rFonts w:ascii="Symbol" w:hAnsi="Symbol" w:hint="default"/>
-      </w:rPr>
-    </w:lvl>
-    <w:lvl w:ilvl="4" w:tplc="04090003" w:tentative="1">
+        <w:rFonts w:hint="default" w:ascii="Symbol" w:hAnsi="Symbol"/>
+      </w:rPr>
+    </w:lvl>
+    <w:lvl w:ilvl="4" w:tentative="0">
       <w:start w:val="1"/>
       <w:numFmt w:val="bullet"/>
       <w:lvlText w:val="o"/>
@@ -5694,10 +5273,10 @@
         <w:ind w:left="3600" w:hanging="360"/>
       </w:pPr>
       <w:rPr>
-        <w:rFonts w:ascii="Courier New" w:hAnsi="Courier New" w:cs="Courier New" w:hint="default"/>
-      </w:rPr>
-    </w:lvl>
-    <w:lvl w:ilvl="5" w:tplc="04090005" w:tentative="1">
+        <w:rFonts w:hint="default" w:ascii="Courier New" w:hAnsi="Courier New"/>
+      </w:rPr>
+    </w:lvl>
+    <w:lvl w:ilvl="5" w:tentative="0">
       <w:start w:val="1"/>
       <w:numFmt w:val="bullet"/>
       <w:lvlText w:val=""/>
@@ -5706,10 +5285,10 @@
         <w:ind w:left="4320" w:hanging="360"/>
       </w:pPr>
       <w:rPr>
-        <w:rFonts w:ascii="Wingdings" w:hAnsi="Wingdings" w:hint="default"/>
-      </w:rPr>
-    </w:lvl>
-    <w:lvl w:ilvl="6" w:tplc="04090001" w:tentative="1">
+        <w:rFonts w:hint="default" w:ascii="Wingdings" w:hAnsi="Wingdings"/>
+      </w:rPr>
+    </w:lvl>
+    <w:lvl w:ilvl="6" w:tentative="0">
       <w:start w:val="1"/>
       <w:numFmt w:val="bullet"/>
       <w:lvlText w:val=""/>
@@ -5718,10 +5297,10 @@
         <w:ind w:left="5040" w:hanging="360"/>
       </w:pPr>
       <w:rPr>
-        <w:rFonts w:ascii="Symbol" w:hAnsi="Symbol" w:hint="default"/>
-      </w:rPr>
-    </w:lvl>
-    <w:lvl w:ilvl="7" w:tplc="04090003" w:tentative="1">
+        <w:rFonts w:hint="default" w:ascii="Symbol" w:hAnsi="Symbol"/>
+      </w:rPr>
+    </w:lvl>
+    <w:lvl w:ilvl="7" w:tentative="0">
       <w:start w:val="1"/>
       <w:numFmt w:val="bullet"/>
       <w:lvlText w:val="o"/>
@@ -5730,10 +5309,10 @@
         <w:ind w:left="5760" w:hanging="360"/>
       </w:pPr>
       <w:rPr>
-        <w:rFonts w:ascii="Courier New" w:hAnsi="Courier New" w:cs="Courier New" w:hint="default"/>
-      </w:rPr>
-    </w:lvl>
-    <w:lvl w:ilvl="8" w:tplc="04090005" w:tentative="1">
+        <w:rFonts w:hint="default" w:ascii="Courier New" w:hAnsi="Courier New"/>
+      </w:rPr>
+    </w:lvl>
+    <w:lvl w:ilvl="8" w:tentative="0">
       <w:start w:val="1"/>
       <w:numFmt w:val="bullet"/>
       <w:lvlText w:val=""/>
@@ -5742,135 +5321,22 @@
         <w:ind w:left="6480" w:hanging="360"/>
       </w:pPr>
       <w:rPr>
-        <w:rFonts w:ascii="Wingdings" w:hAnsi="Wingdings" w:hint="default"/>
+        <w:rFonts w:hint="default" w:ascii="Wingdings" w:hAnsi="Wingdings"/>
       </w:rPr>
     </w:lvl>
   </w:abstractNum>
-  <w:abstractNum w:abstractNumId="5" w15:restartNumberingAfterBreak="0">
-    <w:nsid w:val="2CE91F70"/>
-    <w:multiLevelType w:val="hybridMultilevel"/>
-    <w:tmpl w:val="6E149304"/>
-    <w:lvl w:ilvl="0" w:tplc="04090001">
-      <w:start w:val="1"/>
-      <w:numFmt w:val="bullet"/>
-      <w:lvlText w:val=""/>
-      <w:lvlJc w:val="left"/>
-      <w:pPr>
-        <w:ind w:left="720" w:hanging="360"/>
-      </w:pPr>
-      <w:rPr>
-        <w:rFonts w:ascii="Symbol" w:hAnsi="Symbol" w:hint="default"/>
-      </w:rPr>
-    </w:lvl>
-    <w:lvl w:ilvl="1" w:tplc="04090003">
-      <w:start w:val="1"/>
-      <w:numFmt w:val="bullet"/>
-      <w:lvlText w:val="o"/>
-      <w:lvlJc w:val="left"/>
-      <w:pPr>
-        <w:ind w:left="1440" w:hanging="360"/>
-      </w:pPr>
-      <w:rPr>
-        <w:rFonts w:ascii="Courier New" w:hAnsi="Courier New" w:hint="default"/>
-      </w:rPr>
-    </w:lvl>
-    <w:lvl w:ilvl="2" w:tplc="04090005">
-      <w:start w:val="1"/>
-      <w:numFmt w:val="bullet"/>
-      <w:lvlText w:val=""/>
-      <w:lvlJc w:val="left"/>
-      <w:pPr>
-        <w:ind w:left="2160" w:hanging="360"/>
-      </w:pPr>
-      <w:rPr>
-        <w:rFonts w:ascii="Wingdings" w:hAnsi="Wingdings" w:hint="default"/>
-      </w:rPr>
-    </w:lvl>
-    <w:lvl w:ilvl="3" w:tplc="04090001">
-      <w:start w:val="1"/>
-      <w:numFmt w:val="bullet"/>
-      <w:lvlText w:val=""/>
-      <w:lvlJc w:val="left"/>
-      <w:pPr>
-        <w:ind w:left="2880" w:hanging="360"/>
-      </w:pPr>
-      <w:rPr>
-        <w:rFonts w:ascii="Symbol" w:hAnsi="Symbol" w:hint="default"/>
-      </w:rPr>
-    </w:lvl>
-    <w:lvl w:ilvl="4" w:tplc="04090003">
-      <w:start w:val="1"/>
-      <w:numFmt w:val="bullet"/>
-      <w:lvlText w:val="o"/>
-      <w:lvlJc w:val="left"/>
-      <w:pPr>
-        <w:ind w:left="3600" w:hanging="360"/>
-      </w:pPr>
-      <w:rPr>
-        <w:rFonts w:ascii="Courier New" w:hAnsi="Courier New" w:hint="default"/>
-      </w:rPr>
-    </w:lvl>
-    <w:lvl w:ilvl="5" w:tplc="04090005">
-      <w:start w:val="1"/>
-      <w:numFmt w:val="bullet"/>
-      <w:lvlText w:val=""/>
-      <w:lvlJc w:val="left"/>
-      <w:pPr>
-        <w:ind w:left="4320" w:hanging="360"/>
-      </w:pPr>
-      <w:rPr>
-        <w:rFonts w:ascii="Wingdings" w:hAnsi="Wingdings" w:hint="default"/>
-      </w:rPr>
-    </w:lvl>
-    <w:lvl w:ilvl="6" w:tplc="04090001">
-      <w:start w:val="1"/>
-      <w:numFmt w:val="bullet"/>
-      <w:lvlText w:val=""/>
-      <w:lvlJc w:val="left"/>
-      <w:pPr>
-        <w:ind w:left="5040" w:hanging="360"/>
-      </w:pPr>
-      <w:rPr>
-        <w:rFonts w:ascii="Symbol" w:hAnsi="Symbol" w:hint="default"/>
-      </w:rPr>
-    </w:lvl>
-    <w:lvl w:ilvl="7" w:tplc="04090003">
-      <w:start w:val="1"/>
-      <w:numFmt w:val="bullet"/>
-      <w:lvlText w:val="o"/>
-      <w:lvlJc w:val="left"/>
-      <w:pPr>
-        <w:ind w:left="5760" w:hanging="360"/>
-      </w:pPr>
-      <w:rPr>
-        <w:rFonts w:ascii="Courier New" w:hAnsi="Courier New" w:hint="default"/>
-      </w:rPr>
-    </w:lvl>
-    <w:lvl w:ilvl="8" w:tplc="04090005">
-      <w:start w:val="1"/>
-      <w:numFmt w:val="bullet"/>
-      <w:lvlText w:val=""/>
-      <w:lvlJc w:val="left"/>
-      <w:pPr>
-        <w:ind w:left="6480" w:hanging="360"/>
-      </w:pPr>
-      <w:rPr>
-        <w:rFonts w:ascii="Wingdings" w:hAnsi="Wingdings" w:hint="default"/>
-      </w:rPr>
-    </w:lvl>
-  </w:abstractNum>
-  <w:abstractNum w:abstractNumId="6" w15:restartNumberingAfterBreak="0">
+  <w:abstractNum w:abstractNumId="5">
     <w:nsid w:val="467003FC"/>
     <w:multiLevelType w:val="multilevel"/>
-    <w:tmpl w:val="00000006"/>
-    <w:lvl w:ilvl="0">
+    <w:tmpl w:val="467003FC"/>
+    <w:lvl w:ilvl="0" w:tentative="0">
       <w:start w:val="1"/>
       <w:numFmt w:val="bullet"/>
       <w:lvlText w:val=""/>
       <w:lvlJc w:val="left"/>
       <w:pPr>
         <w:tabs>
-          <w:tab w:val="num" w:pos="720"/>
+          <w:tab w:val="left" w:pos="720"/>
         </w:tabs>
         <w:ind w:left="720" w:hanging="360"/>
       </w:pPr>
@@ -5878,14 +5344,14 @@
         <w:rFonts w:ascii="Symbol" w:hAnsi="Symbol" w:cs="Arial"/>
       </w:rPr>
     </w:lvl>
-    <w:lvl w:ilvl="1">
+    <w:lvl w:ilvl="1" w:tentative="0">
       <w:start w:val="1"/>
       <w:numFmt w:val="bullet"/>
       <w:lvlText w:val="o"/>
       <w:lvlJc w:val="left"/>
       <w:pPr>
         <w:tabs>
-          <w:tab w:val="num" w:pos="1440"/>
+          <w:tab w:val="left" w:pos="1440"/>
         </w:tabs>
         <w:ind w:left="1440" w:hanging="360"/>
       </w:pPr>
@@ -5893,14 +5359,14 @@
         <w:rFonts w:ascii="Courier New" w:hAnsi="Courier New" w:cs="Courier New"/>
       </w:rPr>
     </w:lvl>
-    <w:lvl w:ilvl="2">
+    <w:lvl w:ilvl="2" w:tentative="0">
       <w:start w:val="1"/>
       <w:numFmt w:val="bullet"/>
       <w:lvlText w:val=""/>
       <w:lvlJc w:val="left"/>
       <w:pPr>
         <w:tabs>
-          <w:tab w:val="num" w:pos="2160"/>
+          <w:tab w:val="left" w:pos="2160"/>
         </w:tabs>
         <w:ind w:left="2160" w:hanging="360"/>
       </w:pPr>
@@ -5908,14 +5374,14 @@
         <w:rFonts w:ascii="Wingdings" w:hAnsi="Wingdings"/>
       </w:rPr>
     </w:lvl>
-    <w:lvl w:ilvl="3">
+    <w:lvl w:ilvl="3" w:tentative="0">
       <w:start w:val="1"/>
       <w:numFmt w:val="bullet"/>
       <w:lvlText w:val=""/>
       <w:lvlJc w:val="left"/>
       <w:pPr>
         <w:tabs>
-          <w:tab w:val="num" w:pos="2880"/>
+          <w:tab w:val="left" w:pos="2880"/>
         </w:tabs>
         <w:ind w:left="2880" w:hanging="360"/>
       </w:pPr>
@@ -5923,14 +5389,14 @@
         <w:rFonts w:ascii="Symbol" w:hAnsi="Symbol" w:cs="Arial"/>
       </w:rPr>
     </w:lvl>
-    <w:lvl w:ilvl="4">
+    <w:lvl w:ilvl="4" w:tentative="0">
       <w:start w:val="1"/>
       <w:numFmt w:val="bullet"/>
       <w:lvlText w:val="o"/>
       <w:lvlJc w:val="left"/>
       <w:pPr>
         <w:tabs>
-          <w:tab w:val="num" w:pos="3600"/>
+          <w:tab w:val="left" w:pos="3600"/>
         </w:tabs>
         <w:ind w:left="3600" w:hanging="360"/>
       </w:pPr>
@@ -5938,14 +5404,14 @@
         <w:rFonts w:ascii="Courier New" w:hAnsi="Courier New" w:cs="Courier New"/>
       </w:rPr>
     </w:lvl>
-    <w:lvl w:ilvl="5">
+    <w:lvl w:ilvl="5" w:tentative="0">
       <w:start w:val="1"/>
       <w:numFmt w:val="bullet"/>
       <w:lvlText w:val=""/>
       <w:lvlJc w:val="left"/>
       <w:pPr>
         <w:tabs>
-          <w:tab w:val="num" w:pos="4320"/>
+          <w:tab w:val="left" w:pos="4320"/>
         </w:tabs>
         <w:ind w:left="4320" w:hanging="360"/>
       </w:pPr>
@@ -5953,14 +5419,14 @@
         <w:rFonts w:ascii="Wingdings" w:hAnsi="Wingdings"/>
       </w:rPr>
     </w:lvl>
-    <w:lvl w:ilvl="6">
+    <w:lvl w:ilvl="6" w:tentative="0">
       <w:start w:val="1"/>
       <w:numFmt w:val="bullet"/>
       <w:lvlText w:val=""/>
       <w:lvlJc w:val="left"/>
       <w:pPr>
         <w:tabs>
-          <w:tab w:val="num" w:pos="5040"/>
+          <w:tab w:val="left" w:pos="5040"/>
         </w:tabs>
         <w:ind w:left="5040" w:hanging="360"/>
       </w:pPr>
@@ -5968,14 +5434,14 @@
         <w:rFonts w:ascii="Symbol" w:hAnsi="Symbol" w:cs="Arial"/>
       </w:rPr>
     </w:lvl>
-    <w:lvl w:ilvl="7">
+    <w:lvl w:ilvl="7" w:tentative="0">
       <w:start w:val="1"/>
       <w:numFmt w:val="bullet"/>
       <w:lvlText w:val="o"/>
       <w:lvlJc w:val="left"/>
       <w:pPr>
         <w:tabs>
-          <w:tab w:val="num" w:pos="5760"/>
+          <w:tab w:val="left" w:pos="5760"/>
         </w:tabs>
         <w:ind w:left="5760" w:hanging="360"/>
       </w:pPr>
@@ -5983,14 +5449,14 @@
         <w:rFonts w:ascii="Courier New" w:hAnsi="Courier New" w:cs="Courier New"/>
       </w:rPr>
     </w:lvl>
-    <w:lvl w:ilvl="8">
+    <w:lvl w:ilvl="8" w:tentative="0">
       <w:start w:val="1"/>
       <w:numFmt w:val="bullet"/>
       <w:lvlText w:val=""/>
       <w:lvlJc w:val="left"/>
       <w:pPr>
         <w:tabs>
-          <w:tab w:val="num" w:pos="6480"/>
+          <w:tab w:val="left" w:pos="6480"/>
         </w:tabs>
         <w:ind w:left="6480" w:hanging="360"/>
       </w:pPr>
@@ -5999,124 +5465,11 @@
       </w:rPr>
     </w:lvl>
   </w:abstractNum>
-  <w:abstractNum w:abstractNumId="7" w15:restartNumberingAfterBreak="0">
-    <w:nsid w:val="56873522"/>
-    <w:multiLevelType w:val="hybridMultilevel"/>
-    <w:tmpl w:val="F4F6399A"/>
-    <w:lvl w:ilvl="0" w:tplc="04090001">
-      <w:start w:val="1"/>
-      <w:numFmt w:val="bullet"/>
-      <w:lvlText w:val=""/>
-      <w:lvlJc w:val="left"/>
-      <w:pPr>
-        <w:ind w:left="1080" w:hanging="360"/>
-      </w:pPr>
-      <w:rPr>
-        <w:rFonts w:ascii="Symbol" w:hAnsi="Symbol" w:hint="default"/>
-      </w:rPr>
-    </w:lvl>
-    <w:lvl w:ilvl="1" w:tplc="04090003" w:tentative="1">
-      <w:start w:val="1"/>
-      <w:numFmt w:val="bullet"/>
-      <w:lvlText w:val="o"/>
-      <w:lvlJc w:val="left"/>
-      <w:pPr>
-        <w:ind w:left="1800" w:hanging="360"/>
-      </w:pPr>
-      <w:rPr>
-        <w:rFonts w:ascii="Courier New" w:hAnsi="Courier New" w:cs="Courier New" w:hint="default"/>
-      </w:rPr>
-    </w:lvl>
-    <w:lvl w:ilvl="2" w:tplc="04090005" w:tentative="1">
-      <w:start w:val="1"/>
-      <w:numFmt w:val="bullet"/>
-      <w:lvlText w:val=""/>
-      <w:lvlJc w:val="left"/>
-      <w:pPr>
-        <w:ind w:left="2520" w:hanging="360"/>
-      </w:pPr>
-      <w:rPr>
-        <w:rFonts w:ascii="Wingdings" w:hAnsi="Wingdings" w:hint="default"/>
-      </w:rPr>
-    </w:lvl>
-    <w:lvl w:ilvl="3" w:tplc="04090001" w:tentative="1">
-      <w:start w:val="1"/>
-      <w:numFmt w:val="bullet"/>
-      <w:lvlText w:val=""/>
-      <w:lvlJc w:val="left"/>
-      <w:pPr>
-        <w:ind w:left="3240" w:hanging="360"/>
-      </w:pPr>
-      <w:rPr>
-        <w:rFonts w:ascii="Symbol" w:hAnsi="Symbol" w:hint="default"/>
-      </w:rPr>
-    </w:lvl>
-    <w:lvl w:ilvl="4" w:tplc="04090003" w:tentative="1">
-      <w:start w:val="1"/>
-      <w:numFmt w:val="bullet"/>
-      <w:lvlText w:val="o"/>
-      <w:lvlJc w:val="left"/>
-      <w:pPr>
-        <w:ind w:left="3960" w:hanging="360"/>
-      </w:pPr>
-      <w:rPr>
-        <w:rFonts w:ascii="Courier New" w:hAnsi="Courier New" w:cs="Courier New" w:hint="default"/>
-      </w:rPr>
-    </w:lvl>
-    <w:lvl w:ilvl="5" w:tplc="04090005" w:tentative="1">
-      <w:start w:val="1"/>
-      <w:numFmt w:val="bullet"/>
-      <w:lvlText w:val=""/>
-      <w:lvlJc w:val="left"/>
-      <w:pPr>
-        <w:ind w:left="4680" w:hanging="360"/>
-      </w:pPr>
-      <w:rPr>
-        <w:rFonts w:ascii="Wingdings" w:hAnsi="Wingdings" w:hint="default"/>
-      </w:rPr>
-    </w:lvl>
-    <w:lvl w:ilvl="6" w:tplc="04090001" w:tentative="1">
-      <w:start w:val="1"/>
-      <w:numFmt w:val="bullet"/>
-      <w:lvlText w:val=""/>
-      <w:lvlJc w:val="left"/>
-      <w:pPr>
-        <w:ind w:left="5400" w:hanging="360"/>
-      </w:pPr>
-      <w:rPr>
-        <w:rFonts w:ascii="Symbol" w:hAnsi="Symbol" w:hint="default"/>
-      </w:rPr>
-    </w:lvl>
-    <w:lvl w:ilvl="7" w:tplc="04090003" w:tentative="1">
-      <w:start w:val="1"/>
-      <w:numFmt w:val="bullet"/>
-      <w:lvlText w:val="o"/>
-      <w:lvlJc w:val="left"/>
-      <w:pPr>
-        <w:ind w:left="6120" w:hanging="360"/>
-      </w:pPr>
-      <w:rPr>
-        <w:rFonts w:ascii="Courier New" w:hAnsi="Courier New" w:cs="Courier New" w:hint="default"/>
-      </w:rPr>
-    </w:lvl>
-    <w:lvl w:ilvl="8" w:tplc="04090005" w:tentative="1">
-      <w:start w:val="1"/>
-      <w:numFmt w:val="bullet"/>
-      <w:lvlText w:val=""/>
-      <w:lvlJc w:val="left"/>
-      <w:pPr>
-        <w:ind w:left="6840" w:hanging="360"/>
-      </w:pPr>
-      <w:rPr>
-        <w:rFonts w:ascii="Wingdings" w:hAnsi="Wingdings" w:hint="default"/>
-      </w:rPr>
-    </w:lvl>
-  </w:abstractNum>
-  <w:abstractNum w:abstractNumId="8" w15:restartNumberingAfterBreak="0">
+  <w:abstractNum w:abstractNumId="6">
     <w:nsid w:val="6A4518CE"/>
     <w:multiLevelType w:val="multilevel"/>
-    <w:tmpl w:val="7512D234"/>
-    <w:lvl w:ilvl="0">
+    <w:tmpl w:val="6A4518CE"/>
+    <w:lvl w:ilvl="0" w:tentative="0">
       <w:start w:val="1"/>
       <w:numFmt w:val="bullet"/>
       <w:lvlText w:val=""/>
@@ -6125,10 +5478,10 @@
         <w:ind w:left="450" w:hanging="360"/>
       </w:pPr>
       <w:rPr>
-        <w:rFonts w:ascii="Symbol" w:hAnsi="Symbol" w:cs="Symbol" w:hint="default"/>
-      </w:rPr>
-    </w:lvl>
-    <w:lvl w:ilvl="1">
+        <w:rFonts w:hint="default" w:ascii="Symbol" w:hAnsi="Symbol" w:cs="Symbol"/>
+      </w:rPr>
+    </w:lvl>
+    <w:lvl w:ilvl="1" w:tentative="0">
       <w:start w:val="1"/>
       <w:numFmt w:val="bullet"/>
       <w:lvlText w:val="o"/>
@@ -6137,10 +5490,10 @@
         <w:ind w:left="1170" w:hanging="360"/>
       </w:pPr>
       <w:rPr>
-        <w:rFonts w:ascii="Courier New" w:hAnsi="Courier New" w:cs="Courier New" w:hint="default"/>
-      </w:rPr>
-    </w:lvl>
-    <w:lvl w:ilvl="2">
+        <w:rFonts w:hint="default" w:ascii="Courier New" w:hAnsi="Courier New" w:cs="Courier New"/>
+      </w:rPr>
+    </w:lvl>
+    <w:lvl w:ilvl="2" w:tentative="0">
       <w:start w:val="1"/>
       <w:numFmt w:val="bullet"/>
       <w:lvlText w:val=""/>
@@ -6149,10 +5502,10 @@
         <w:ind w:left="1890" w:hanging="360"/>
       </w:pPr>
       <w:rPr>
-        <w:rFonts w:ascii="Wingdings" w:hAnsi="Wingdings" w:cs="Wingdings" w:hint="default"/>
-      </w:rPr>
-    </w:lvl>
-    <w:lvl w:ilvl="3">
+        <w:rFonts w:hint="default" w:ascii="Wingdings" w:hAnsi="Wingdings" w:cs="Wingdings"/>
+      </w:rPr>
+    </w:lvl>
+    <w:lvl w:ilvl="3" w:tentative="0">
       <w:start w:val="1"/>
       <w:numFmt w:val="bullet"/>
       <w:lvlText w:val=""/>
@@ -6161,10 +5514,10 @@
         <w:ind w:left="2610" w:hanging="360"/>
       </w:pPr>
       <w:rPr>
-        <w:rFonts w:ascii="Symbol" w:hAnsi="Symbol" w:cs="Symbol" w:hint="default"/>
-      </w:rPr>
-    </w:lvl>
-    <w:lvl w:ilvl="4">
+        <w:rFonts w:hint="default" w:ascii="Symbol" w:hAnsi="Symbol" w:cs="Symbol"/>
+      </w:rPr>
+    </w:lvl>
+    <w:lvl w:ilvl="4" w:tentative="0">
       <w:start w:val="1"/>
       <w:numFmt w:val="bullet"/>
       <w:lvlText w:val="o"/>
@@ -6173,10 +5526,10 @@
         <w:ind w:left="3330" w:hanging="360"/>
       </w:pPr>
       <w:rPr>
-        <w:rFonts w:ascii="Courier New" w:hAnsi="Courier New" w:cs="Courier New" w:hint="default"/>
-      </w:rPr>
-    </w:lvl>
-    <w:lvl w:ilvl="5">
+        <w:rFonts w:hint="default" w:ascii="Courier New" w:hAnsi="Courier New" w:cs="Courier New"/>
+      </w:rPr>
+    </w:lvl>
+    <w:lvl w:ilvl="5" w:tentative="0">
       <w:start w:val="1"/>
       <w:numFmt w:val="bullet"/>
       <w:lvlText w:val=""/>
@@ -6185,10 +5538,10 @@
         <w:ind w:left="4050" w:hanging="360"/>
       </w:pPr>
       <w:rPr>
-        <w:rFonts w:ascii="Wingdings" w:hAnsi="Wingdings" w:cs="Wingdings" w:hint="default"/>
-      </w:rPr>
-    </w:lvl>
-    <w:lvl w:ilvl="6">
+        <w:rFonts w:hint="default" w:ascii="Wingdings" w:hAnsi="Wingdings" w:cs="Wingdings"/>
+      </w:rPr>
+    </w:lvl>
+    <w:lvl w:ilvl="6" w:tentative="0">
       <w:start w:val="1"/>
       <w:numFmt w:val="bullet"/>
       <w:lvlText w:val=""/>
@@ -6197,10 +5550,10 @@
         <w:ind w:left="4770" w:hanging="360"/>
       </w:pPr>
       <w:rPr>
-        <w:rFonts w:ascii="Symbol" w:hAnsi="Symbol" w:cs="Symbol" w:hint="default"/>
-      </w:rPr>
-    </w:lvl>
-    <w:lvl w:ilvl="7">
+        <w:rFonts w:hint="default" w:ascii="Symbol" w:hAnsi="Symbol" w:cs="Symbol"/>
+      </w:rPr>
+    </w:lvl>
+    <w:lvl w:ilvl="7" w:tentative="0">
       <w:start w:val="1"/>
       <w:numFmt w:val="bullet"/>
       <w:lvlText w:val="o"/>
@@ -6209,10 +5562,10 @@
         <w:ind w:left="5490" w:hanging="360"/>
       </w:pPr>
       <w:rPr>
-        <w:rFonts w:ascii="Courier New" w:hAnsi="Courier New" w:cs="Courier New" w:hint="default"/>
-      </w:rPr>
-    </w:lvl>
-    <w:lvl w:ilvl="8">
+        <w:rFonts w:hint="default" w:ascii="Courier New" w:hAnsi="Courier New" w:cs="Courier New"/>
+      </w:rPr>
+    </w:lvl>
+    <w:lvl w:ilvl="8" w:tentative="0">
       <w:start w:val="1"/>
       <w:numFmt w:val="bullet"/>
       <w:lvlText w:val=""/>
@@ -6221,374 +5574,261 @@
         <w:ind w:left="6210" w:hanging="360"/>
       </w:pPr>
       <w:rPr>
-        <w:rFonts w:ascii="Wingdings" w:hAnsi="Wingdings" w:cs="Wingdings" w:hint="default"/>
+        <w:rFonts w:hint="default" w:ascii="Wingdings" w:hAnsi="Wingdings" w:cs="Wingdings"/>
       </w:rPr>
     </w:lvl>
   </w:abstractNum>
-  <w:abstractNum w:abstractNumId="9" w15:restartNumberingAfterBreak="0">
+  <w:abstractNum w:abstractNumId="7">
     <w:nsid w:val="6EBF62E3"/>
-    <w:multiLevelType w:val="hybridMultilevel"/>
-    <w:tmpl w:val="DDC8CC02"/>
-    <w:lvl w:ilvl="0" w:tplc="FA1EEAC8">
+    <w:multiLevelType w:val="multilevel"/>
+    <w:tmpl w:val="6EBF62E3"/>
+    <w:lvl w:ilvl="0" w:tentative="0">
       <w:start w:val="1"/>
       <w:numFmt w:val="bullet"/>
       <w:lvlText w:val=""/>
       <w:lvlJc w:val="left"/>
       <w:pPr>
         <w:tabs>
-          <w:tab w:val="num" w:pos="720"/>
+          <w:tab w:val="left" w:pos="720"/>
         </w:tabs>
         <w:ind w:left="720" w:hanging="360"/>
       </w:pPr>
       <w:rPr>
-        <w:rFonts w:ascii="Symbol" w:hAnsi="Symbol" w:hint="default"/>
+        <w:rFonts w:hint="default" w:ascii="Symbol" w:hAnsi="Symbol"/>
         <w:sz w:val="24"/>
       </w:rPr>
     </w:lvl>
-    <w:lvl w:ilvl="1" w:tplc="04090003" w:tentative="1">
+    <w:lvl w:ilvl="1" w:tentative="0">
       <w:start w:val="1"/>
       <w:numFmt w:val="bullet"/>
       <w:lvlText w:val="o"/>
       <w:lvlJc w:val="left"/>
       <w:pPr>
         <w:tabs>
-          <w:tab w:val="num" w:pos="1440"/>
+          <w:tab w:val="left" w:pos="1440"/>
         </w:tabs>
         <w:ind w:left="1440" w:hanging="360"/>
       </w:pPr>
       <w:rPr>
-        <w:rFonts w:ascii="Courier New" w:hAnsi="Courier New" w:hint="default"/>
-      </w:rPr>
-    </w:lvl>
-    <w:lvl w:ilvl="2" w:tplc="04090005" w:tentative="1">
+        <w:rFonts w:hint="default" w:ascii="Courier New" w:hAnsi="Courier New"/>
+      </w:rPr>
+    </w:lvl>
+    <w:lvl w:ilvl="2" w:tentative="0">
       <w:start w:val="1"/>
       <w:numFmt w:val="bullet"/>
       <w:lvlText w:val=""/>
       <w:lvlJc w:val="left"/>
       <w:pPr>
         <w:tabs>
-          <w:tab w:val="num" w:pos="2160"/>
+          <w:tab w:val="left" w:pos="2160"/>
         </w:tabs>
         <w:ind w:left="2160" w:hanging="360"/>
       </w:pPr>
       <w:rPr>
-        <w:rFonts w:ascii="Wingdings" w:hAnsi="Wingdings" w:hint="default"/>
-      </w:rPr>
-    </w:lvl>
-    <w:lvl w:ilvl="3" w:tplc="04090001" w:tentative="1">
+        <w:rFonts w:hint="default" w:ascii="Wingdings" w:hAnsi="Wingdings"/>
+      </w:rPr>
+    </w:lvl>
+    <w:lvl w:ilvl="3" w:tentative="0">
       <w:start w:val="1"/>
       <w:numFmt w:val="bullet"/>
       <w:lvlText w:val=""/>
       <w:lvlJc w:val="left"/>
       <w:pPr>
         <w:tabs>
-          <w:tab w:val="num" w:pos="2880"/>
+          <w:tab w:val="left" w:pos="2880"/>
         </w:tabs>
         <w:ind w:left="2880" w:hanging="360"/>
       </w:pPr>
       <w:rPr>
-        <w:rFonts w:ascii="Symbol" w:hAnsi="Symbol" w:hint="default"/>
-      </w:rPr>
-    </w:lvl>
-    <w:lvl w:ilvl="4" w:tplc="04090003" w:tentative="1">
+        <w:rFonts w:hint="default" w:ascii="Symbol" w:hAnsi="Symbol"/>
+      </w:rPr>
+    </w:lvl>
+    <w:lvl w:ilvl="4" w:tentative="0">
       <w:start w:val="1"/>
       <w:numFmt w:val="bullet"/>
       <w:lvlText w:val="o"/>
       <w:lvlJc w:val="left"/>
       <w:pPr>
         <w:tabs>
-          <w:tab w:val="num" w:pos="3600"/>
+          <w:tab w:val="left" w:pos="3600"/>
         </w:tabs>
         <w:ind w:left="3600" w:hanging="360"/>
       </w:pPr>
       <w:rPr>
-        <w:rFonts w:ascii="Courier New" w:hAnsi="Courier New" w:hint="default"/>
-      </w:rPr>
-    </w:lvl>
-    <w:lvl w:ilvl="5" w:tplc="04090005" w:tentative="1">
+        <w:rFonts w:hint="default" w:ascii="Courier New" w:hAnsi="Courier New"/>
+      </w:rPr>
+    </w:lvl>
+    <w:lvl w:ilvl="5" w:tentative="0">
       <w:start w:val="1"/>
       <w:numFmt w:val="bullet"/>
       <w:lvlText w:val=""/>
       <w:lvlJc w:val="left"/>
       <w:pPr>
         <w:tabs>
-          <w:tab w:val="num" w:pos="4320"/>
+          <w:tab w:val="left" w:pos="4320"/>
         </w:tabs>
         <w:ind w:left="4320" w:hanging="360"/>
       </w:pPr>
       <w:rPr>
-        <w:rFonts w:ascii="Wingdings" w:hAnsi="Wingdings" w:hint="default"/>
-      </w:rPr>
-    </w:lvl>
-    <w:lvl w:ilvl="6" w:tplc="04090001" w:tentative="1">
+        <w:rFonts w:hint="default" w:ascii="Wingdings" w:hAnsi="Wingdings"/>
+      </w:rPr>
+    </w:lvl>
+    <w:lvl w:ilvl="6" w:tentative="0">
       <w:start w:val="1"/>
       <w:numFmt w:val="bullet"/>
       <w:lvlText w:val=""/>
       <w:lvlJc w:val="left"/>
       <w:pPr>
         <w:tabs>
-          <w:tab w:val="num" w:pos="5040"/>
+          <w:tab w:val="left" w:pos="5040"/>
         </w:tabs>
         <w:ind w:left="5040" w:hanging="360"/>
       </w:pPr>
       <w:rPr>
-        <w:rFonts w:ascii="Symbol" w:hAnsi="Symbol" w:hint="default"/>
-      </w:rPr>
-    </w:lvl>
-    <w:lvl w:ilvl="7" w:tplc="04090003" w:tentative="1">
+        <w:rFonts w:hint="default" w:ascii="Symbol" w:hAnsi="Symbol"/>
+      </w:rPr>
+    </w:lvl>
+    <w:lvl w:ilvl="7" w:tentative="0">
       <w:start w:val="1"/>
       <w:numFmt w:val="bullet"/>
       <w:lvlText w:val="o"/>
       <w:lvlJc w:val="left"/>
       <w:pPr>
         <w:tabs>
-          <w:tab w:val="num" w:pos="5760"/>
+          <w:tab w:val="left" w:pos="5760"/>
         </w:tabs>
         <w:ind w:left="5760" w:hanging="360"/>
       </w:pPr>
       <w:rPr>
-        <w:rFonts w:ascii="Courier New" w:hAnsi="Courier New" w:hint="default"/>
-      </w:rPr>
-    </w:lvl>
-    <w:lvl w:ilvl="8" w:tplc="04090005" w:tentative="1">
+        <w:rFonts w:hint="default" w:ascii="Courier New" w:hAnsi="Courier New"/>
+      </w:rPr>
+    </w:lvl>
+    <w:lvl w:ilvl="8" w:tentative="0">
       <w:start w:val="1"/>
       <w:numFmt w:val="bullet"/>
       <w:lvlText w:val=""/>
       <w:lvlJc w:val="left"/>
       <w:pPr>
         <w:tabs>
-          <w:tab w:val="num" w:pos="6480"/>
+          <w:tab w:val="left" w:pos="6480"/>
         </w:tabs>
         <w:ind w:left="6480" w:hanging="360"/>
       </w:pPr>
       <w:rPr>
-        <w:rFonts w:ascii="Wingdings" w:hAnsi="Wingdings" w:hint="default"/>
+        <w:rFonts w:hint="default" w:ascii="Wingdings" w:hAnsi="Wingdings"/>
       </w:rPr>
     </w:lvl>
   </w:abstractNum>
-  <w:abstractNum w:abstractNumId="10" w15:restartNumberingAfterBreak="0">
-    <w:nsid w:val="763808CE"/>
-    <w:multiLevelType w:val="hybridMultilevel"/>
-    <w:tmpl w:val="3DB0D24C"/>
-    <w:lvl w:ilvl="0" w:tplc="04090001">
+  <w:abstractNum w:abstractNumId="8">
+    <w:nsid w:val="794B72B7"/>
+    <w:multiLevelType w:val="multilevel"/>
+    <w:tmpl w:val="794B72B7"/>
+    <w:lvl w:ilvl="0" w:tentative="0">
       <w:start w:val="1"/>
       <w:numFmt w:val="bullet"/>
       <w:lvlText w:val=""/>
       <w:lvlJc w:val="left"/>
       <w:pPr>
-        <w:ind w:left="1095" w:hanging="360"/>
-      </w:pPr>
-      <w:rPr>
-        <w:rFonts w:ascii="Symbol" w:hAnsi="Symbol" w:hint="default"/>
-      </w:rPr>
-    </w:lvl>
-    <w:lvl w:ilvl="1" w:tplc="04090003" w:tentative="1">
+        <w:ind w:left="720" w:hanging="360"/>
+      </w:pPr>
+      <w:rPr>
+        <w:rFonts w:hint="default" w:ascii="Symbol" w:hAnsi="Symbol"/>
+      </w:rPr>
+    </w:lvl>
+    <w:lvl w:ilvl="1" w:tentative="0">
       <w:start w:val="1"/>
       <w:numFmt w:val="bullet"/>
       <w:lvlText w:val="o"/>
       <w:lvlJc w:val="left"/>
       <w:pPr>
-        <w:ind w:left="1815" w:hanging="360"/>
-      </w:pPr>
-      <w:rPr>
-        <w:rFonts w:ascii="Courier New" w:hAnsi="Courier New" w:cs="Courier New" w:hint="default"/>
-      </w:rPr>
-    </w:lvl>
-    <w:lvl w:ilvl="2" w:tplc="04090005" w:tentative="1">
+        <w:ind w:left="1440" w:hanging="360"/>
+      </w:pPr>
+      <w:rPr>
+        <w:rFonts w:hint="default" w:ascii="Courier New" w:hAnsi="Courier New" w:cs="Courier New"/>
+      </w:rPr>
+    </w:lvl>
+    <w:lvl w:ilvl="2" w:tentative="0">
       <w:start w:val="1"/>
       <w:numFmt w:val="bullet"/>
       <w:lvlText w:val=""/>
       <w:lvlJc w:val="left"/>
       <w:pPr>
-        <w:ind w:left="2535" w:hanging="360"/>
-      </w:pPr>
-      <w:rPr>
-        <w:rFonts w:ascii="Wingdings" w:hAnsi="Wingdings" w:hint="default"/>
-      </w:rPr>
-    </w:lvl>
-    <w:lvl w:ilvl="3" w:tplc="04090001" w:tentative="1">
+        <w:ind w:left="2160" w:hanging="360"/>
+      </w:pPr>
+      <w:rPr>
+        <w:rFonts w:hint="default" w:ascii="Wingdings" w:hAnsi="Wingdings"/>
+      </w:rPr>
+    </w:lvl>
+    <w:lvl w:ilvl="3" w:tentative="0">
       <w:start w:val="1"/>
       <w:numFmt w:val="bullet"/>
       <w:lvlText w:val=""/>
       <w:lvlJc w:val="left"/>
       <w:pPr>
-        <w:ind w:left="3255" w:hanging="360"/>
-      </w:pPr>
-      <w:rPr>
-        <w:rFonts w:ascii="Symbol" w:hAnsi="Symbol" w:hint="default"/>
-      </w:rPr>
-    </w:lvl>
-    <w:lvl w:ilvl="4" w:tplc="04090003" w:tentative="1">
+        <w:ind w:left="2880" w:hanging="360"/>
+      </w:pPr>
+      <w:rPr>
+        <w:rFonts w:hint="default" w:ascii="Symbol" w:hAnsi="Symbol"/>
+      </w:rPr>
+    </w:lvl>
+    <w:lvl w:ilvl="4" w:tentative="0">
       <w:start w:val="1"/>
       <w:numFmt w:val="bullet"/>
       <w:lvlText w:val="o"/>
       <w:lvlJc w:val="left"/>
       <w:pPr>
-        <w:ind w:left="3975" w:hanging="360"/>
-      </w:pPr>
-      <w:rPr>
-        <w:rFonts w:ascii="Courier New" w:hAnsi="Courier New" w:cs="Courier New" w:hint="default"/>
-      </w:rPr>
-    </w:lvl>
-    <w:lvl w:ilvl="5" w:tplc="04090005" w:tentative="1">
+        <w:ind w:left="3600" w:hanging="360"/>
+      </w:pPr>
+      <w:rPr>
+        <w:rFonts w:hint="default" w:ascii="Courier New" w:hAnsi="Courier New" w:cs="Courier New"/>
+      </w:rPr>
+    </w:lvl>
+    <w:lvl w:ilvl="5" w:tentative="0">
       <w:start w:val="1"/>
       <w:numFmt w:val="bullet"/>
       <w:lvlText w:val=""/>
       <w:lvlJc w:val="left"/>
       <w:pPr>
-        <w:ind w:left="4695" w:hanging="360"/>
-      </w:pPr>
-      <w:rPr>
-        <w:rFonts w:ascii="Wingdings" w:hAnsi="Wingdings" w:hint="default"/>
-      </w:rPr>
-    </w:lvl>
-    <w:lvl w:ilvl="6" w:tplc="04090001" w:tentative="1">
+        <w:ind w:left="4320" w:hanging="360"/>
+      </w:pPr>
+      <w:rPr>
+        <w:rFonts w:hint="default" w:ascii="Wingdings" w:hAnsi="Wingdings"/>
+      </w:rPr>
+    </w:lvl>
+    <w:lvl w:ilvl="6" w:tentative="0">
       <w:start w:val="1"/>
       <w:numFmt w:val="bullet"/>
       <w:lvlText w:val=""/>
       <w:lvlJc w:val="left"/>
       <w:pPr>
-        <w:ind w:left="5415" w:hanging="360"/>
-      </w:pPr>
-      <w:rPr>
-        <w:rFonts w:ascii="Symbol" w:hAnsi="Symbol" w:hint="default"/>
-      </w:rPr>
-    </w:lvl>
-    <w:lvl w:ilvl="7" w:tplc="04090003" w:tentative="1">
+        <w:ind w:left="5040" w:hanging="360"/>
+      </w:pPr>
+      <w:rPr>
+        <w:rFonts w:hint="default" w:ascii="Symbol" w:hAnsi="Symbol"/>
+      </w:rPr>
+    </w:lvl>
+    <w:lvl w:ilvl="7" w:tentative="0">
       <w:start w:val="1"/>
       <w:numFmt w:val="bullet"/>
       <w:lvlText w:val="o"/>
       <w:lvlJc w:val="left"/>
       <w:pPr>
-        <w:ind w:left="6135" w:hanging="360"/>
-      </w:pPr>
-      <w:rPr>
-        <w:rFonts w:ascii="Courier New" w:hAnsi="Courier New" w:cs="Courier New" w:hint="default"/>
-      </w:rPr>
-    </w:lvl>
-    <w:lvl w:ilvl="8" w:tplc="04090005" w:tentative="1">
+        <w:ind w:left="5760" w:hanging="360"/>
+      </w:pPr>
+      <w:rPr>
+        <w:rFonts w:hint="default" w:ascii="Courier New" w:hAnsi="Courier New" w:cs="Courier New"/>
+      </w:rPr>
+    </w:lvl>
+    <w:lvl w:ilvl="8" w:tentative="0">
       <w:start w:val="1"/>
       <w:numFmt w:val="bullet"/>
       <w:lvlText w:val=""/>
       <w:lvlJc w:val="left"/>
       <w:pPr>
-        <w:ind w:left="6855" w:hanging="360"/>
-      </w:pPr>
-      <w:rPr>
-        <w:rFonts w:ascii="Wingdings" w:hAnsi="Wingdings" w:hint="default"/>
-      </w:rPr>
-    </w:lvl>
-  </w:abstractNum>
-  <w:abstractNum w:abstractNumId="11" w15:restartNumberingAfterBreak="0">
-    <w:nsid w:val="794B72B7"/>
-    <w:multiLevelType w:val="hybridMultilevel"/>
-    <w:tmpl w:val="3E3CCD4E"/>
-    <w:lvl w:ilvl="0" w:tplc="04090001">
-      <w:start w:val="1"/>
-      <w:numFmt w:val="bullet"/>
-      <w:lvlText w:val=""/>
-      <w:lvlJc w:val="left"/>
-      <w:pPr>
-        <w:ind w:left="720" w:hanging="360"/>
-      </w:pPr>
-      <w:rPr>
-        <w:rFonts w:ascii="Symbol" w:hAnsi="Symbol" w:hint="default"/>
-      </w:rPr>
-    </w:lvl>
-    <w:lvl w:ilvl="1" w:tplc="04090003" w:tentative="1">
-      <w:start w:val="1"/>
-      <w:numFmt w:val="bullet"/>
-      <w:lvlText w:val="o"/>
-      <w:lvlJc w:val="left"/>
-      <w:pPr>
-        <w:ind w:left="1440" w:hanging="360"/>
-      </w:pPr>
-      <w:rPr>
-        <w:rFonts w:ascii="Courier New" w:hAnsi="Courier New" w:cs="Courier New" w:hint="default"/>
-      </w:rPr>
-    </w:lvl>
-    <w:lvl w:ilvl="2" w:tplc="04090005" w:tentative="1">
-      <w:start w:val="1"/>
-      <w:numFmt w:val="bullet"/>
-      <w:lvlText w:val=""/>
-      <w:lvlJc w:val="left"/>
-      <w:pPr>
-        <w:ind w:left="2160" w:hanging="360"/>
-      </w:pPr>
-      <w:rPr>
-        <w:rFonts w:ascii="Wingdings" w:hAnsi="Wingdings" w:hint="default"/>
-      </w:rPr>
-    </w:lvl>
-    <w:lvl w:ilvl="3" w:tplc="04090001" w:tentative="1">
-      <w:start w:val="1"/>
-      <w:numFmt w:val="bullet"/>
-      <w:lvlText w:val=""/>
-      <w:lvlJc w:val="left"/>
-      <w:pPr>
-        <w:ind w:left="2880" w:hanging="360"/>
-      </w:pPr>
-      <w:rPr>
-        <w:rFonts w:ascii="Symbol" w:hAnsi="Symbol" w:hint="default"/>
-      </w:rPr>
-    </w:lvl>
-    <w:lvl w:ilvl="4" w:tplc="04090003" w:tentative="1">
-      <w:start w:val="1"/>
-      <w:numFmt w:val="bullet"/>
-      <w:lvlText w:val="o"/>
-      <w:lvlJc w:val="left"/>
-      <w:pPr>
-        <w:ind w:left="3600" w:hanging="360"/>
-      </w:pPr>
-      <w:rPr>
-        <w:rFonts w:ascii="Courier New" w:hAnsi="Courier New" w:cs="Courier New" w:hint="default"/>
-      </w:rPr>
-    </w:lvl>
-    <w:lvl w:ilvl="5" w:tplc="04090005" w:tentative="1">
-      <w:start w:val="1"/>
-      <w:numFmt w:val="bullet"/>
-      <w:lvlText w:val=""/>
-      <w:lvlJc w:val="left"/>
-      <w:pPr>
-        <w:ind w:left="4320" w:hanging="360"/>
-      </w:pPr>
-      <w:rPr>
-        <w:rFonts w:ascii="Wingdings" w:hAnsi="Wingdings" w:hint="default"/>
-      </w:rPr>
-    </w:lvl>
-    <w:lvl w:ilvl="6" w:tplc="04090001" w:tentative="1">
-      <w:start w:val="1"/>
-      <w:numFmt w:val="bullet"/>
-      <w:lvlText w:val=""/>
-      <w:lvlJc w:val="left"/>
-      <w:pPr>
-        <w:ind w:left="5040" w:hanging="360"/>
-      </w:pPr>
-      <w:rPr>
-        <w:rFonts w:ascii="Symbol" w:hAnsi="Symbol" w:hint="default"/>
-      </w:rPr>
-    </w:lvl>
-    <w:lvl w:ilvl="7" w:tplc="04090003" w:tentative="1">
-      <w:start w:val="1"/>
-      <w:numFmt w:val="bullet"/>
-      <w:lvlText w:val="o"/>
-      <w:lvlJc w:val="left"/>
-      <w:pPr>
-        <w:ind w:left="5760" w:hanging="360"/>
-      </w:pPr>
-      <w:rPr>
-        <w:rFonts w:ascii="Courier New" w:hAnsi="Courier New" w:cs="Courier New" w:hint="default"/>
-      </w:rPr>
-    </w:lvl>
-    <w:lvl w:ilvl="8" w:tplc="04090005" w:tentative="1">
-      <w:start w:val="1"/>
-      <w:numFmt w:val="bullet"/>
-      <w:lvlText w:val=""/>
-      <w:lvlJc w:val="left"/>
-      <w:pPr>
         <w:ind w:left="6480" w:hanging="360"/>
       </w:pPr>
       <w:rPr>
-        <w:rFonts w:ascii="Wingdings" w:hAnsi="Wingdings" w:hint="default"/>
+        <w:rFonts w:hint="default" w:ascii="Wingdings" w:hAnsi="Wingdings"/>
       </w:rPr>
     </w:lvl>
   </w:abstractNum>
@@ -6599,438 +5839,295 @@
     <w:abstractNumId w:val="0"/>
   </w:num>
   <w:num w:numId="3">
+    <w:abstractNumId w:val="3"/>
+  </w:num>
+  <w:num w:numId="4">
+    <w:abstractNumId w:val="8"/>
+  </w:num>
+  <w:num w:numId="5">
     <w:abstractNumId w:val="5"/>
   </w:num>
-  <w:num w:numId="4">
-    <w:abstractNumId w:val="9"/>
-  </w:num>
-  <w:num w:numId="5">
-    <w:abstractNumId w:val="10"/>
-  </w:num>
   <w:num w:numId="6">
-    <w:abstractNumId w:val="8"/>
+    <w:abstractNumId w:val="6"/>
   </w:num>
   <w:num w:numId="7">
-    <w:abstractNumId w:val="6"/>
+    <w:abstractNumId w:val="4"/>
   </w:num>
   <w:num w:numId="8">
-    <w:abstractNumId w:val="4"/>
+    <w:abstractNumId w:val="7"/>
   </w:num>
   <w:num w:numId="9">
-    <w:abstractNumId w:val="11"/>
-  </w:num>
-  <w:num w:numId="10">
-    <w:abstractNumId w:val="3"/>
-  </w:num>
-  <w:num w:numId="11">
-    <w:abstractNumId w:val="7"/>
-  </w:num>
-  <w:num w:numId="12">
     <w:abstractNumId w:val="1"/>
   </w:num>
-  <w:numIdMacAtCleanup w:val="9"/>
 </w:numbering>
 </file>
 
 <file path=word/styles.xml><?xml version="1.0" encoding="utf-8"?>
-<w:styles xmlns:mc="http://schemas.openxmlformats.org/markup-compatibility/2006" xmlns:r="http://schemas.openxmlformats.org/officeDocument/2006/relationships" xmlns:w="http://schemas.openxmlformats.org/wordprocessingml/2006/main" xmlns:w14="http://schemas.microsoft.com/office/word/2010/wordml" xmlns:w15="http://schemas.microsoft.com/office/word/2012/wordml" xmlns:w16cid="http://schemas.microsoft.com/office/word/2016/wordml/cid" xmlns:w16se="http://schemas.microsoft.com/office/word/2015/wordml/symex" mc:Ignorable="w14 w15 w16se w16cid">
+<w:styles xmlns:mc="http://schemas.openxmlformats.org/markup-compatibility/2006" xmlns:o="urn:schemas-microsoft-com:office:office" xmlns:r="http://schemas.openxmlformats.org/officeDocument/2006/relationships" xmlns:m="http://schemas.openxmlformats.org/officeDocument/2006/math" xmlns:v="urn:schemas-microsoft-com:vml" xmlns:w="http://schemas.openxmlformats.org/wordprocessingml/2006/main" xmlns:w14="http://schemas.microsoft.com/office/word/2010/wordml" xmlns:w10="urn:schemas-microsoft-com:office:word" xmlns:sl="http://schemas.openxmlformats.org/schemaLibrary/2006/main" xmlns:wpsCustomData="http://www.wps.cn/officeDocument/2013/wpsCustomData" mc:Ignorable="w14">
   <w:docDefaults>
     <w:rPrDefault>
       <w:rPr>
-        <w:rFonts w:asciiTheme="minorHAnsi" w:eastAsiaTheme="minorHAnsi" w:hAnsiTheme="minorHAnsi" w:cstheme="minorBidi"/>
-        <w:sz w:val="22"/>
-        <w:szCs w:val="22"/>
-        <w:lang w:val="en-US" w:eastAsia="en-US" w:bidi="ar-SA"/>
+        <w:rFonts w:asciiTheme="minorHAnsi" w:hAnsiTheme="minorHAnsi" w:eastAsiaTheme="minorHAnsi" w:cstheme="minorBidi"/>
       </w:rPr>
     </w:rPrDefault>
-    <w:pPrDefault>
-      <w:pPr>
-        <w:spacing w:before="160" w:after="160"/>
-        <w:ind w:left="360" w:hanging="360"/>
-      </w:pPr>
-    </w:pPrDefault>
+    <w:pPrDefault/>
   </w:docDefaults>
-  <w:latentStyles w:defLockedState="0" w:defUIPriority="99" w:defSemiHidden="0" w:defUnhideWhenUsed="0" w:defQFormat="0" w:count="375">
-    <w:lsdException w:name="Normal" w:uiPriority="0" w:qFormat="1"/>
-    <w:lsdException w:name="heading 1" w:uiPriority="9" w:qFormat="1"/>
-    <w:lsdException w:name="heading 2" w:semiHidden="1" w:uiPriority="9" w:unhideWhenUsed="1" w:qFormat="1"/>
-    <w:lsdException w:name="heading 3" w:semiHidden="1" w:uiPriority="9" w:unhideWhenUsed="1" w:qFormat="1"/>
-    <w:lsdException w:name="heading 4" w:semiHidden="1" w:uiPriority="9" w:unhideWhenUsed="1" w:qFormat="1"/>
-    <w:lsdException w:name="heading 5" w:semiHidden="1" w:uiPriority="9" w:unhideWhenUsed="1" w:qFormat="1"/>
-    <w:lsdException w:name="heading 6" w:semiHidden="1" w:uiPriority="9" w:unhideWhenUsed="1" w:qFormat="1"/>
-    <w:lsdException w:name="heading 7" w:semiHidden="1" w:uiPriority="9" w:unhideWhenUsed="1" w:qFormat="1"/>
-    <w:lsdException w:name="heading 8" w:semiHidden="1" w:uiPriority="9" w:unhideWhenUsed="1" w:qFormat="1"/>
-    <w:lsdException w:name="heading 9" w:semiHidden="1" w:uiPriority="9" w:unhideWhenUsed="1" w:qFormat="1"/>
-    <w:lsdException w:name="index 1" w:semiHidden="1" w:unhideWhenUsed="1"/>
-    <w:lsdException w:name="index 2" w:semiHidden="1" w:unhideWhenUsed="1"/>
-    <w:lsdException w:name="index 3" w:semiHidden="1" w:unhideWhenUsed="1"/>
-    <w:lsdException w:name="index 4" w:semiHidden="1" w:unhideWhenUsed="1"/>
-    <w:lsdException w:name="index 5" w:semiHidden="1" w:unhideWhenUsed="1"/>
-    <w:lsdException w:name="index 6" w:semiHidden="1" w:unhideWhenUsed="1"/>
-    <w:lsdException w:name="index 7" w:semiHidden="1" w:unhideWhenUsed="1"/>
-    <w:lsdException w:name="index 8" w:semiHidden="1" w:unhideWhenUsed="1"/>
-    <w:lsdException w:name="index 9" w:semiHidden="1" w:unhideWhenUsed="1"/>
-    <w:lsdException w:name="toc 1" w:semiHidden="1" w:uiPriority="39" w:unhideWhenUsed="1"/>
-    <w:lsdException w:name="toc 2" w:semiHidden="1" w:uiPriority="39" w:unhideWhenUsed="1"/>
-    <w:lsdException w:name="toc 3" w:semiHidden="1" w:uiPriority="39" w:unhideWhenUsed="1"/>
-    <w:lsdException w:name="toc 4" w:semiHidden="1" w:uiPriority="39" w:unhideWhenUsed="1"/>
-    <w:lsdException w:name="toc 5" w:semiHidden="1" w:uiPriority="39" w:unhideWhenUsed="1"/>
-    <w:lsdException w:name="toc 6" w:semiHidden="1" w:uiPriority="39" w:unhideWhenUsed="1"/>
-    <w:lsdException w:name="toc 7" w:semiHidden="1" w:uiPriority="39" w:unhideWhenUsed="1"/>
-    <w:lsdException w:name="toc 8" w:semiHidden="1" w:uiPriority="39" w:unhideWhenUsed="1"/>
-    <w:lsdException w:name="toc 9" w:semiHidden="1" w:uiPriority="39" w:unhideWhenUsed="1"/>
-    <w:lsdException w:name="Normal Indent" w:semiHidden="1" w:unhideWhenUsed="1"/>
-    <w:lsdException w:name="footnote text" w:semiHidden="1" w:unhideWhenUsed="1"/>
-    <w:lsdException w:name="annotation text" w:semiHidden="1" w:unhideWhenUsed="1"/>
-    <w:lsdException w:name="header" w:semiHidden="1" w:unhideWhenUsed="1"/>
-    <w:lsdException w:name="footer" w:semiHidden="1" w:unhideWhenUsed="1"/>
-    <w:lsdException w:name="index heading" w:semiHidden="1" w:unhideWhenUsed="1"/>
-    <w:lsdException w:name="caption" w:semiHidden="1" w:uiPriority="35" w:unhideWhenUsed="1" w:qFormat="1"/>
-    <w:lsdException w:name="table of figures" w:semiHidden="1" w:unhideWhenUsed="1"/>
-    <w:lsdException w:name="envelope address" w:semiHidden="1" w:unhideWhenUsed="1"/>
-    <w:lsdException w:name="envelope return" w:semiHidden="1" w:unhideWhenUsed="1"/>
-    <w:lsdException w:name="footnote reference" w:semiHidden="1" w:unhideWhenUsed="1"/>
-    <w:lsdException w:name="annotation reference" w:semiHidden="1" w:unhideWhenUsed="1"/>
-    <w:lsdException w:name="line number" w:semiHidden="1" w:unhideWhenUsed="1"/>
-    <w:lsdException w:name="page number" w:semiHidden="1" w:unhideWhenUsed="1"/>
-    <w:lsdException w:name="endnote reference" w:semiHidden="1" w:unhideWhenUsed="1"/>
-    <w:lsdException w:name="endnote text" w:semiHidden="1" w:unhideWhenUsed="1"/>
-    <w:lsdException w:name="table of authorities" w:semiHidden="1" w:unhideWhenUsed="1"/>
-    <w:lsdException w:name="macro" w:semiHidden="1" w:unhideWhenUsed="1"/>
-    <w:lsdException w:name="toa heading" w:semiHidden="1" w:unhideWhenUsed="1"/>
-    <w:lsdException w:name="List" w:semiHidden="1" w:unhideWhenUsed="1"/>
-    <w:lsdException w:name="List Bullet" w:semiHidden="1" w:unhideWhenUsed="1"/>
-    <w:lsdException w:name="List Number" w:semiHidden="1" w:unhideWhenUsed="1"/>
-    <w:lsdException w:name="List 2" w:semiHidden="1" w:unhideWhenUsed="1"/>
-    <w:lsdException w:name="List 3" w:semiHidden="1" w:unhideWhenUsed="1"/>
-    <w:lsdException w:name="List 4" w:semiHidden="1" w:unhideWhenUsed="1"/>
-    <w:lsdException w:name="List 5" w:semiHidden="1" w:unhideWhenUsed="1"/>
-    <w:lsdException w:name="List Bullet 2" w:semiHidden="1" w:unhideWhenUsed="1"/>
-    <w:lsdException w:name="List Bullet 3" w:semiHidden="1" w:unhideWhenUsed="1"/>
-    <w:lsdException w:name="List Bullet 4" w:semiHidden="1" w:unhideWhenUsed="1"/>
-    <w:lsdException w:name="List Bullet 5" w:semiHidden="1" w:unhideWhenUsed="1"/>
-    <w:lsdException w:name="List Number 2" w:semiHidden="1" w:unhideWhenUsed="1"/>
-    <w:lsdException w:name="List Number 3" w:semiHidden="1" w:unhideWhenUsed="1"/>
-    <w:lsdException w:name="List Number 4" w:semiHidden="1" w:unhideWhenUsed="1"/>
-    <w:lsdException w:name="List Number 5" w:semiHidden="1" w:unhideWhenUsed="1"/>
-    <w:lsdException w:name="Title" w:uiPriority="10" w:qFormat="1"/>
-    <w:lsdException w:name="Closing" w:semiHidden="1" w:unhideWhenUsed="1"/>
-    <w:lsdException w:name="Signature" w:semiHidden="1" w:unhideWhenUsed="1"/>
-    <w:lsdException w:name="Default Paragraph Font" w:semiHidden="1" w:uiPriority="1" w:unhideWhenUsed="1"/>
-    <w:lsdException w:name="Body Text" w:semiHidden="1" w:uiPriority="0" w:unhideWhenUsed="1"/>
-    <w:lsdException w:name="Body Text Indent" w:semiHidden="1" w:unhideWhenUsed="1"/>
-    <w:lsdException w:name="List Continue" w:semiHidden="1" w:unhideWhenUsed="1"/>
-    <w:lsdException w:name="List Continue 2" w:semiHidden="1" w:unhideWhenUsed="1"/>
-    <w:lsdException w:name="List Continue 3" w:semiHidden="1" w:unhideWhenUsed="1"/>
-    <w:lsdException w:name="List Continue 4" w:semiHidden="1" w:unhideWhenUsed="1"/>
-    <w:lsdException w:name="List Continue 5" w:semiHidden="1" w:unhideWhenUsed="1"/>
-    <w:lsdException w:name="Message Header" w:semiHidden="1" w:unhideWhenUsed="1"/>
-    <w:lsdException w:name="Subtitle" w:uiPriority="11" w:qFormat="1"/>
-    <w:lsdException w:name="Salutation" w:semiHidden="1" w:unhideWhenUsed="1"/>
-    <w:lsdException w:name="Date" w:semiHidden="1" w:unhideWhenUsed="1"/>
-    <w:lsdException w:name="Body Text First Indent" w:semiHidden="1" w:unhideWhenUsed="1"/>
-    <w:lsdException w:name="Body Text First Indent 2" w:semiHidden="1" w:unhideWhenUsed="1"/>
-    <w:lsdException w:name="Note Heading" w:semiHidden="1" w:unhideWhenUsed="1"/>
-    <w:lsdException w:name="Body Text 2" w:semiHidden="1" w:unhideWhenUsed="1"/>
-    <w:lsdException w:name="Body Text 3" w:semiHidden="1" w:unhideWhenUsed="1"/>
-    <w:lsdException w:name="Body Text Indent 2" w:semiHidden="1" w:unhideWhenUsed="1"/>
-    <w:lsdException w:name="Body Text Indent 3" w:semiHidden="1" w:unhideWhenUsed="1"/>
-    <w:lsdException w:name="Block Text" w:semiHidden="1" w:unhideWhenUsed="1"/>
-    <w:lsdException w:name="Hyperlink" w:semiHidden="1" w:unhideWhenUsed="1"/>
-    <w:lsdException w:name="FollowedHyperlink" w:semiHidden="1" w:unhideWhenUsed="1"/>
-    <w:lsdException w:name="Strong" w:uiPriority="22" w:qFormat="1"/>
-    <w:lsdException w:name="Emphasis" w:uiPriority="20" w:qFormat="1"/>
-    <w:lsdException w:name="Document Map" w:semiHidden="1" w:unhideWhenUsed="1"/>
-    <w:lsdException w:name="Plain Text" w:semiHidden="1" w:unhideWhenUsed="1"/>
-    <w:lsdException w:name="E-mail Signature" w:semiHidden="1" w:unhideWhenUsed="1"/>
-    <w:lsdException w:name="HTML Top of Form" w:semiHidden="1" w:unhideWhenUsed="1"/>
-    <w:lsdException w:name="HTML Bottom of Form" w:semiHidden="1" w:unhideWhenUsed="1"/>
-    <w:lsdException w:name="Normal (Web)" w:semiHidden="1" w:unhideWhenUsed="1"/>
-    <w:lsdException w:name="HTML Acronym" w:semiHidden="1" w:unhideWhenUsed="1"/>
-    <w:lsdException w:name="HTML Address" w:semiHidden="1" w:unhideWhenUsed="1"/>
-    <w:lsdException w:name="HTML Cite" w:semiHidden="1" w:unhideWhenUsed="1"/>
-    <w:lsdException w:name="HTML Code" w:semiHidden="1" w:unhideWhenUsed="1"/>
-    <w:lsdException w:name="HTML Definition" w:semiHidden="1" w:unhideWhenUsed="1"/>
-    <w:lsdException w:name="HTML Keyboard" w:semiHidden="1" w:unhideWhenUsed="1"/>
-    <w:lsdException w:name="HTML Preformatted" w:semiHidden="1" w:unhideWhenUsed="1"/>
-    <w:lsdException w:name="HTML Sample" w:semiHidden="1" w:unhideWhenUsed="1"/>
-    <w:lsdException w:name="HTML Typewriter" w:semiHidden="1" w:unhideWhenUsed="1"/>
-    <w:lsdException w:name="HTML Variable" w:semiHidden="1" w:unhideWhenUsed="1"/>
-    <w:lsdException w:name="Normal Table" w:semiHidden="1" w:unhideWhenUsed="1"/>
-    <w:lsdException w:name="annotation subject" w:semiHidden="1" w:unhideWhenUsed="1"/>
-    <w:lsdException w:name="No List" w:semiHidden="1" w:unhideWhenUsed="1"/>
-    <w:lsdException w:name="Outline List 1" w:semiHidden="1" w:unhideWhenUsed="1"/>
-    <w:lsdException w:name="Outline List 2" w:semiHidden="1" w:unhideWhenUsed="1"/>
-    <w:lsdException w:name="Outline List 3" w:semiHidden="1" w:unhideWhenUsed="1"/>
-    <w:lsdException w:name="Table Simple 1" w:semiHidden="1" w:unhideWhenUsed="1"/>
-    <w:lsdException w:name="Table Simple 2" w:semiHidden="1" w:unhideWhenUsed="1"/>
-    <w:lsdException w:name="Table Simple 3" w:semiHidden="1" w:unhideWhenUsed="1"/>
-    <w:lsdException w:name="Table Classic 1" w:semiHidden="1" w:unhideWhenUsed="1"/>
-    <w:lsdException w:name="Table Classic 2" w:semiHidden="1" w:unhideWhenUsed="1"/>
-    <w:lsdException w:name="Table Classic 3" w:semiHidden="1" w:unhideWhenUsed="1"/>
-    <w:lsdException w:name="Table Classic 4" w:semiHidden="1" w:unhideWhenUsed="1"/>
-    <w:lsdException w:name="Table Colorful 1" w:semiHidden="1" w:unhideWhenUsed="1"/>
-    <w:lsdException w:name="Table Colorful 2" w:semiHidden="1" w:unhideWhenUsed="1"/>
-    <w:lsdException w:name="Table Colorful 3" w:semiHidden="1" w:unhideWhenUsed="1"/>
-    <w:lsdException w:name="Table Columns 1" w:semiHidden="1" w:unhideWhenUsed="1"/>
-    <w:lsdException w:name="Table Columns 2" w:semiHidden="1" w:unhideWhenUsed="1"/>
-    <w:lsdException w:name="Table Columns 3" w:semiHidden="1" w:unhideWhenUsed="1"/>
-    <w:lsdException w:name="Table Columns 4" w:semiHidden="1" w:unhideWhenUsed="1"/>
-    <w:lsdException w:name="Table Columns 5" w:semiHidden="1" w:unhideWhenUsed="1"/>
-    <w:lsdException w:name="Table Grid 1" w:semiHidden="1" w:unhideWhenUsed="1"/>
-    <w:lsdException w:name="Table Grid 2" w:semiHidden="1" w:unhideWhenUsed="1"/>
-    <w:lsdException w:name="Table Grid 3" w:semiHidden="1" w:unhideWhenUsed="1"/>
-    <w:lsdException w:name="Table Grid 4" w:semiHidden="1" w:unhideWhenUsed="1"/>
-    <w:lsdException w:name="Table Grid 5" w:semiHidden="1" w:unhideWhenUsed="1"/>
-    <w:lsdException w:name="Table Grid 6" w:semiHidden="1" w:unhideWhenUsed="1"/>
-    <w:lsdException w:name="Table Grid 7" w:semiHidden="1" w:unhideWhenUsed="1"/>
-    <w:lsdException w:name="Table Grid 8" w:semiHidden="1" w:unhideWhenUsed="1"/>
-    <w:lsdException w:name="Table List 1" w:semiHidden="1" w:unhideWhenUsed="1"/>
-    <w:lsdException w:name="Table List 2" w:semiHidden="1" w:unhideWhenUsed="1"/>
-    <w:lsdException w:name="Table List 3" w:semiHidden="1" w:unhideWhenUsed="1"/>
-    <w:lsdException w:name="Table List 4" w:semiHidden="1" w:unhideWhenUsed="1"/>
-    <w:lsdException w:name="Table List 5" w:semiHidden="1" w:unhideWhenUsed="1"/>
-    <w:lsdException w:name="Table List 6" w:semiHidden="1" w:unhideWhenUsed="1"/>
-    <w:lsdException w:name="Table List 7" w:semiHidden="1" w:unhideWhenUsed="1"/>
-    <w:lsdException w:name="Table List 8" w:semiHidden="1" w:unhideWhenUsed="1"/>
-    <w:lsdException w:name="Table 3D effects 1" w:semiHidden="1" w:unhideWhenUsed="1"/>
-    <w:lsdException w:name="Table 3D effects 2" w:semiHidden="1" w:unhideWhenUsed="1"/>
-    <w:lsdException w:name="Table 3D effects 3" w:semiHidden="1" w:unhideWhenUsed="1"/>
-    <w:lsdException w:name="Table Contemporary" w:semiHidden="1" w:unhideWhenUsed="1"/>
-    <w:lsdException w:name="Table Elegant" w:semiHidden="1" w:unhideWhenUsed="1"/>
-    <w:lsdException w:name="Table Professional" w:semiHidden="1" w:unhideWhenUsed="1"/>
-    <w:lsdException w:name="Table Subtle 1" w:semiHidden="1" w:unhideWhenUsed="1"/>
-    <w:lsdException w:name="Table Subtle 2" w:semiHidden="1" w:unhideWhenUsed="1"/>
-    <w:lsdException w:name="Table Web 1" w:semiHidden="1" w:unhideWhenUsed="1"/>
-    <w:lsdException w:name="Table Web 2" w:semiHidden="1" w:unhideWhenUsed="1"/>
-    <w:lsdException w:name="Table Web 3" w:semiHidden="1" w:unhideWhenUsed="1"/>
-    <w:lsdException w:name="Balloon Text" w:semiHidden="1" w:unhideWhenUsed="1"/>
-    <w:lsdException w:name="Table Grid" w:semiHidden="1" w:uiPriority="39" w:unhideWhenUsed="1"/>
-    <w:lsdException w:name="Table Theme" w:semiHidden="1" w:unhideWhenUsed="1"/>
-    <w:lsdException w:name="Placeholder Text" w:semiHidden="1"/>
-    <w:lsdException w:name="No Spacing" w:uiPriority="1" w:qFormat="1"/>
-    <w:lsdException w:name="Light Shading" w:uiPriority="60"/>
-    <w:lsdException w:name="Light List" w:uiPriority="61"/>
-    <w:lsdException w:name="Light Grid" w:uiPriority="62"/>
-    <w:lsdException w:name="Medium Shading 1" w:uiPriority="63"/>
-    <w:lsdException w:name="Medium Shading 2" w:uiPriority="64"/>
-    <w:lsdException w:name="Medium List 1" w:uiPriority="65"/>
-    <w:lsdException w:name="Medium List 2" w:uiPriority="66"/>
-    <w:lsdException w:name="Medium Grid 1" w:uiPriority="67"/>
-    <w:lsdException w:name="Medium Grid 2" w:uiPriority="68"/>
-    <w:lsdException w:name="Medium Grid 3" w:uiPriority="69"/>
-    <w:lsdException w:name="Dark List" w:uiPriority="70"/>
-    <w:lsdException w:name="Colorful Shading" w:uiPriority="71"/>
-    <w:lsdException w:name="Colorful List" w:uiPriority="72"/>
-    <w:lsdException w:name="Colorful Grid" w:uiPriority="73"/>
-    <w:lsdException w:name="Light Shading Accent 1" w:uiPriority="60"/>
-    <w:lsdException w:name="Light List Accent 1" w:uiPriority="61"/>
-    <w:lsdException w:name="Light Grid Accent 1" w:uiPriority="62"/>
-    <w:lsdException w:name="Medium Shading 1 Accent 1" w:uiPriority="63"/>
-    <w:lsdException w:name="Medium Shading 2 Accent 1" w:uiPriority="64"/>
-    <w:lsdException w:name="Medium List 1 Accent 1" w:uiPriority="65"/>
-    <w:lsdException w:name="Revision" w:semiHidden="1"/>
-    <w:lsdException w:name="List Paragraph" w:uiPriority="34" w:qFormat="1"/>
-    <w:lsdException w:name="Quote" w:uiPriority="29" w:qFormat="1"/>
-    <w:lsdException w:name="Intense Quote" w:uiPriority="30" w:qFormat="1"/>
-    <w:lsdException w:name="Medium List 2 Accent 1" w:uiPriority="66"/>
-    <w:lsdException w:name="Medium Grid 1 Accent 1" w:uiPriority="67"/>
-    <w:lsdException w:name="Medium Grid 2 Accent 1" w:uiPriority="68"/>
-    <w:lsdException w:name="Medium Grid 3 Accent 1" w:uiPriority="69"/>
-    <w:lsdException w:name="Dark List Accent 1" w:uiPriority="70"/>
-    <w:lsdException w:name="Colorful Shading Accent 1" w:uiPriority="71"/>
-    <w:lsdException w:name="Colorful List Accent 1" w:uiPriority="72"/>
-    <w:lsdException w:name="Colorful Grid Accent 1" w:uiPriority="73"/>
-    <w:lsdException w:name="Light Shading Accent 2" w:uiPriority="60"/>
-    <w:lsdException w:name="Light List Accent 2" w:uiPriority="61"/>
-    <w:lsdException w:name="Light Grid Accent 2" w:uiPriority="62"/>
-    <w:lsdException w:name="Medium Shading 1 Accent 2" w:uiPriority="63"/>
-    <w:lsdException w:name="Medium Shading 2 Accent 2" w:uiPriority="64"/>
-    <w:lsdException w:name="Medium List 1 Accent 2" w:uiPriority="65"/>
-    <w:lsdException w:name="Medium List 2 Accent 2" w:uiPriority="66"/>
-    <w:lsdException w:name="Medium Grid 1 Accent 2" w:uiPriority="67"/>
-    <w:lsdException w:name="Medium Grid 2 Accent 2" w:uiPriority="68"/>
-    <w:lsdException w:name="Medium Grid 3 Accent 2" w:uiPriority="69"/>
-    <w:lsdException w:name="Dark List Accent 2" w:uiPriority="70"/>
-    <w:lsdException w:name="Colorful Shading Accent 2" w:uiPriority="71"/>
-    <w:lsdException w:name="Colorful List Accent 2" w:uiPriority="72"/>
-    <w:lsdException w:name="Colorful Grid Accent 2" w:uiPriority="73"/>
-    <w:lsdException w:name="Light Shading Accent 3" w:uiPriority="60"/>
-    <w:lsdException w:name="Light List Accent 3" w:uiPriority="61"/>
-    <w:lsdException w:name="Light Grid Accent 3" w:uiPriority="62"/>
-    <w:lsdException w:name="Medium Shading 1 Accent 3" w:uiPriority="63"/>
-    <w:lsdException w:name="Medium Shading 2 Accent 3" w:uiPriority="64"/>
-    <w:lsdException w:name="Medium List 1 Accent 3" w:uiPriority="65"/>
-    <w:lsdException w:name="Medium List 2 Accent 3" w:uiPriority="66"/>
-    <w:lsdException w:name="Medium Grid 1 Accent 3" w:uiPriority="67"/>
-    <w:lsdException w:name="Medium Grid 2 Accent 3" w:uiPriority="68"/>
-    <w:lsdException w:name="Medium Grid 3 Accent 3" w:uiPriority="69"/>
-    <w:lsdException w:name="Dark List Accent 3" w:uiPriority="70"/>
-    <w:lsdException w:name="Colorful Shading Accent 3" w:uiPriority="71"/>
-    <w:lsdException w:name="Colorful List Accent 3" w:uiPriority="72"/>
-    <w:lsdException w:name="Colorful Grid Accent 3" w:uiPriority="73"/>
-    <w:lsdException w:name="Light Shading Accent 4" w:uiPriority="60"/>
-    <w:lsdException w:name="Light List Accent 4" w:uiPriority="61"/>
-    <w:lsdException w:name="Light Grid Accent 4" w:uiPriority="62"/>
-    <w:lsdException w:name="Medium Shading 1 Accent 4" w:uiPriority="63"/>
-    <w:lsdException w:name="Medium Shading 2 Accent 4" w:uiPriority="64"/>
-    <w:lsdException w:name="Medium List 1 Accent 4" w:uiPriority="65"/>
-    <w:lsdException w:name="Medium List 2 Accent 4" w:uiPriority="66"/>
-    <w:lsdException w:name="Medium Grid 1 Accent 4" w:uiPriority="67"/>
-    <w:lsdException w:name="Medium Grid 2 Accent 4" w:uiPriority="68"/>
-    <w:lsdException w:name="Medium Grid 3 Accent 4" w:uiPriority="69"/>
-    <w:lsdException w:name="Dark List Accent 4" w:uiPriority="70"/>
-    <w:lsdException w:name="Colorful Shading Accent 4" w:uiPriority="71"/>
-    <w:lsdException w:name="Colorful List Accent 4" w:uiPriority="72"/>
-    <w:lsdException w:name="Colorful Grid Accent 4" w:uiPriority="73"/>
-    <w:lsdException w:name="Light Shading Accent 5" w:uiPriority="60"/>
-    <w:lsdException w:name="Light List Accent 5" w:uiPriority="61"/>
-    <w:lsdException w:name="Light Grid Accent 5" w:uiPriority="62"/>
-    <w:lsdException w:name="Medium Shading 1 Accent 5" w:uiPriority="63"/>
-    <w:lsdException w:name="Medium Shading 2 Accent 5" w:uiPriority="64"/>
-    <w:lsdException w:name="Medium List 1 Accent 5" w:uiPriority="65"/>
-    <w:lsdException w:name="Medium List 2 Accent 5" w:uiPriority="66"/>
-    <w:lsdException w:name="Medium Grid 1 Accent 5" w:uiPriority="67"/>
-    <w:lsdException w:name="Medium Grid 2 Accent 5" w:uiPriority="68"/>
-    <w:lsdException w:name="Medium Grid 3 Accent 5" w:uiPriority="69"/>
-    <w:lsdException w:name="Dark List Accent 5" w:uiPriority="70"/>
-    <w:lsdException w:name="Colorful Shading Accent 5" w:uiPriority="71"/>
-    <w:lsdException w:name="Colorful List Accent 5" w:uiPriority="72"/>
-    <w:lsdException w:name="Colorful Grid Accent 5" w:uiPriority="73"/>
-    <w:lsdException w:name="Light Shading Accent 6" w:uiPriority="60"/>
-    <w:lsdException w:name="Light List Accent 6" w:uiPriority="61"/>
-    <w:lsdException w:name="Light Grid Accent 6" w:uiPriority="62"/>
-    <w:lsdException w:name="Medium Shading 1 Accent 6" w:uiPriority="63"/>
-    <w:lsdException w:name="Medium Shading 2 Accent 6" w:uiPriority="64"/>
-    <w:lsdException w:name="Medium List 1 Accent 6" w:uiPriority="65"/>
-    <w:lsdException w:name="Medium List 2 Accent 6" w:uiPriority="66"/>
-    <w:lsdException w:name="Medium Grid 1 Accent 6" w:uiPriority="67"/>
-    <w:lsdException w:name="Medium Grid 2 Accent 6" w:uiPriority="68"/>
-    <w:lsdException w:name="Medium Grid 3 Accent 6" w:uiPriority="69"/>
-    <w:lsdException w:name="Dark List Accent 6" w:uiPriority="70"/>
-    <w:lsdException w:name="Colorful Shading Accent 6" w:uiPriority="71"/>
-    <w:lsdException w:name="Colorful List Accent 6" w:uiPriority="72"/>
-    <w:lsdException w:name="Colorful Grid Accent 6" w:uiPriority="73"/>
-    <w:lsdException w:name="Subtle Emphasis" w:uiPriority="19" w:qFormat="1"/>
-    <w:lsdException w:name="Intense Emphasis" w:uiPriority="21" w:qFormat="1"/>
-    <w:lsdException w:name="Subtle Reference" w:uiPriority="31" w:qFormat="1"/>
-    <w:lsdException w:name="Intense Reference" w:uiPriority="32" w:qFormat="1"/>
-    <w:lsdException w:name="Book Title" w:uiPriority="33" w:qFormat="1"/>
-    <w:lsdException w:name="Bibliography" w:semiHidden="1" w:uiPriority="37" w:unhideWhenUsed="1"/>
-    <w:lsdException w:name="TOC Heading" w:semiHidden="1" w:uiPriority="39" w:unhideWhenUsed="1" w:qFormat="1"/>
-    <w:lsdException w:name="Plain Table 1" w:uiPriority="41"/>
-    <w:lsdException w:name="Plain Table 2" w:uiPriority="42"/>
-    <w:lsdException w:name="Plain Table 3" w:uiPriority="43"/>
-    <w:lsdException w:name="Plain Table 4" w:uiPriority="44"/>
-    <w:lsdException w:name="Plain Table 5" w:uiPriority="45"/>
-    <w:lsdException w:name="Grid Table Light" w:uiPriority="40"/>
-    <w:lsdException w:name="Grid Table 1 Light" w:uiPriority="46"/>
-    <w:lsdException w:name="Grid Table 2" w:uiPriority="47"/>
-    <w:lsdException w:name="Grid Table 3" w:uiPriority="48"/>
-    <w:lsdException w:name="Grid Table 4" w:uiPriority="49"/>
-    <w:lsdException w:name="Grid Table 5 Dark" w:uiPriority="50"/>
-    <w:lsdException w:name="Grid Table 6 Colorful" w:uiPriority="51"/>
-    <w:lsdException w:name="Grid Table 7 Colorful" w:uiPriority="52"/>
-    <w:lsdException w:name="Grid Table 1 Light Accent 1" w:uiPriority="46"/>
-    <w:lsdException w:name="Grid Table 2 Accent 1" w:uiPriority="47"/>
-    <w:lsdException w:name="Grid Table 3 Accent 1" w:uiPriority="48"/>
-    <w:lsdException w:name="Grid Table 4 Accent 1" w:uiPriority="49"/>
-    <w:lsdException w:name="Grid Table 5 Dark Accent 1" w:uiPriority="50"/>
-    <w:lsdException w:name="Grid Table 6 Colorful Accent 1" w:uiPriority="51"/>
-    <w:lsdException w:name="Grid Table 7 Colorful Accent 1" w:uiPriority="52"/>
-    <w:lsdException w:name="Grid Table 1 Light Accent 2" w:uiPriority="46"/>
-    <w:lsdException w:name="Grid Table 2 Accent 2" w:uiPriority="47"/>
-    <w:lsdException w:name="Grid Table 3 Accent 2" w:uiPriority="48"/>
-    <w:lsdException w:name="Grid Table 4 Accent 2" w:uiPriority="49"/>
-    <w:lsdException w:name="Grid Table 5 Dark Accent 2" w:uiPriority="50"/>
-    <w:lsdException w:name="Grid Table 6 Colorful Accent 2" w:uiPriority="51"/>
-    <w:lsdException w:name="Grid Table 7 Colorful Accent 2" w:uiPriority="52"/>
-    <w:lsdException w:name="Grid Table 1 Light Accent 3" w:uiPriority="46"/>
-    <w:lsdException w:name="Grid Table 2 Accent 3" w:uiPriority="47"/>
-    <w:lsdException w:name="Grid Table 3 Accent 3" w:uiPriority="48"/>
-    <w:lsdException w:name="Grid Table 4 Accent 3" w:uiPriority="49"/>
-    <w:lsdException w:name="Grid Table 5 Dark Accent 3" w:uiPriority="50"/>
-    <w:lsdException w:name="Grid Table 6 Colorful Accent 3" w:uiPriority="51"/>
-    <w:lsdException w:name="Grid Table 7 Colorful Accent 3" w:uiPriority="52"/>
-    <w:lsdException w:name="Grid Table 1 Light Accent 4" w:uiPriority="46"/>
-    <w:lsdException w:name="Grid Table 2 Accent 4" w:uiPriority="47"/>
-    <w:lsdException w:name="Grid Table 3 Accent 4" w:uiPriority="48"/>
-    <w:lsdException w:name="Grid Table 4 Accent 4" w:uiPriority="49"/>
-    <w:lsdException w:name="Grid Table 5 Dark Accent 4" w:uiPriority="50"/>
-    <w:lsdException w:name="Grid Table 6 Colorful Accent 4" w:uiPriority="51"/>
-    <w:lsdException w:name="Grid Table 7 Colorful Accent 4" w:uiPriority="52"/>
-    <w:lsdException w:name="Grid Table 1 Light Accent 5" w:uiPriority="46"/>
-    <w:lsdException w:name="Grid Table 2 Accent 5" w:uiPriority="47"/>
-    <w:lsdException w:name="Grid Table 3 Accent 5" w:uiPriority="48"/>
-    <w:lsdException w:name="Grid Table 4 Accent 5" w:uiPriority="49"/>
-    <w:lsdException w:name="Grid Table 5 Dark Accent 5" w:uiPriority="50"/>
-    <w:lsdException w:name="Grid Table 6 Colorful Accent 5" w:uiPriority="51"/>
-    <w:lsdException w:name="Grid Table 7 Colorful Accent 5" w:uiPriority="52"/>
-    <w:lsdException w:name="Grid Table 1 Light Accent 6" w:uiPriority="46"/>
-    <w:lsdException w:name="Grid Table 2 Accent 6" w:uiPriority="47"/>
-    <w:lsdException w:name="Grid Table 3 Accent 6" w:uiPriority="48"/>
-    <w:lsdException w:name="Grid Table 4 Accent 6" w:uiPriority="49"/>
-    <w:lsdException w:name="Grid Table 5 Dark Accent 6" w:uiPriority="50"/>
-    <w:lsdException w:name="Grid Table 6 Colorful Accent 6" w:uiPriority="51"/>
-    <w:lsdException w:name="Grid Table 7 Colorful Accent 6" w:uiPriority="52"/>
-    <w:lsdException w:name="List Table 1 Light" w:uiPriority="46"/>
-    <w:lsdException w:name="List Table 2" w:uiPriority="47"/>
-    <w:lsdException w:name="List Table 3" w:uiPriority="48"/>
-    <w:lsdException w:name="List Table 4" w:uiPriority="49"/>
-    <w:lsdException w:name="List Table 5 Dark" w:uiPriority="50"/>
-    <w:lsdException w:name="List Table 6 Colorful" w:uiPriority="51"/>
-    <w:lsdException w:name="List Table 7 Colorful" w:uiPriority="52"/>
-    <w:lsdException w:name="List Table 1 Light Accent 1" w:uiPriority="46"/>
-    <w:lsdException w:name="List Table 2 Accent 1" w:uiPriority="47"/>
-    <w:lsdException w:name="List Table 3 Accent 1" w:uiPriority="48"/>
-    <w:lsdException w:name="List Table 4 Accent 1" w:uiPriority="49"/>
-    <w:lsdException w:name="List Table 5 Dark Accent 1" w:uiPriority="50"/>
-    <w:lsdException w:name="List Table 6 Colorful Accent 1" w:uiPriority="51"/>
-    <w:lsdException w:name="List Table 7 Colorful Accent 1" w:uiPriority="52"/>
-    <w:lsdException w:name="List Table 1 Light Accent 2" w:uiPriority="46"/>
-    <w:lsdException w:name="List Table 2 Accent 2" w:uiPriority="47"/>
-    <w:lsdException w:name="List Table 3 Accent 2" w:uiPriority="48"/>
-    <w:lsdException w:name="List Table 4 Accent 2" w:uiPriority="49"/>
-    <w:lsdException w:name="List Table 5 Dark Accent 2" w:uiPriority="50"/>
-    <w:lsdException w:name="List Table 6 Colorful Accent 2" w:uiPriority="51"/>
-    <w:lsdException w:name="List Table 7 Colorful Accent 2" w:uiPriority="52"/>
-    <w:lsdException w:name="List Table 1 Light Accent 3" w:uiPriority="46"/>
-    <w:lsdException w:name="List Table 2 Accent 3" w:uiPriority="47"/>
-    <w:lsdException w:name="List Table 3 Accent 3" w:uiPriority="48"/>
-    <w:lsdException w:name="List Table 4 Accent 3" w:uiPriority="49"/>
-    <w:lsdException w:name="List Table 5 Dark Accent 3" w:uiPriority="50"/>
-    <w:lsdException w:name="List Table 6 Colorful Accent 3" w:uiPriority="51"/>
-    <w:lsdException w:name="List Table 7 Colorful Accent 3" w:uiPriority="52"/>
-    <w:lsdException w:name="List Table 1 Light Accent 4" w:uiPriority="46"/>
-    <w:lsdException w:name="List Table 2 Accent 4" w:uiPriority="47"/>
-    <w:lsdException w:name="List Table 3 Accent 4" w:uiPriority="48"/>
-    <w:lsdException w:name="List Table 4 Accent 4" w:uiPriority="49"/>
-    <w:lsdException w:name="List Table 5 Dark Accent 4" w:uiPriority="50"/>
-    <w:lsdException w:name="List Table 6 Colorful Accent 4" w:uiPriority="51"/>
-    <w:lsdException w:name="List Table 7 Colorful Accent 4" w:uiPriority="52"/>
-    <w:lsdException w:name="List Table 1 Light Accent 5" w:uiPriority="46"/>
-    <w:lsdException w:name="List Table 2 Accent 5" w:uiPriority="47"/>
-    <w:lsdException w:name="List Table 3 Accent 5" w:uiPriority="48"/>
-    <w:lsdException w:name="List Table 4 Accent 5" w:uiPriority="49"/>
-    <w:lsdException w:name="List Table 5 Dark Accent 5" w:uiPriority="50"/>
-    <w:lsdException w:name="List Table 6 Colorful Accent 5" w:uiPriority="51"/>
-    <w:lsdException w:name="List Table 7 Colorful Accent 5" w:uiPriority="52"/>
-    <w:lsdException w:name="List Table 1 Light Accent 6" w:uiPriority="46"/>
-    <w:lsdException w:name="List Table 2 Accent 6" w:uiPriority="47"/>
-    <w:lsdException w:name="List Table 3 Accent 6" w:uiPriority="48"/>
-    <w:lsdException w:name="List Table 4 Accent 6" w:uiPriority="49"/>
-    <w:lsdException w:name="List Table 5 Dark Accent 6" w:uiPriority="50"/>
-    <w:lsdException w:name="List Table 6 Colorful Accent 6" w:uiPriority="51"/>
-    <w:lsdException w:name="List Table 7 Colorful Accent 6" w:uiPriority="52"/>
-    <w:lsdException w:name="Mention" w:semiHidden="1" w:unhideWhenUsed="1"/>
-    <w:lsdException w:name="Smart Hyperlink" w:semiHidden="1" w:unhideWhenUsed="1"/>
-    <w:lsdException w:name="Hashtag" w:semiHidden="1" w:unhideWhenUsed="1"/>
-    <w:lsdException w:name="Unresolved Mention" w:semiHidden="1" w:unhideWhenUsed="1"/>
+  <w:latentStyles w:count="260" w:defQFormat="0" w:defUnhideWhenUsed="1" w:defSemiHidden="1" w:defUIPriority="99" w:defLockedState="0">
+    <w:lsdException w:qFormat="1" w:unhideWhenUsed="0" w:uiPriority="0" w:semiHidden="0" w:name="Normal"/>
+    <w:lsdException w:qFormat="1" w:unhideWhenUsed="0" w:uiPriority="9" w:semiHidden="0" w:name="heading 1"/>
+    <w:lsdException w:qFormat="1" w:uiPriority="9" w:semiHidden="0" w:name="heading 2"/>
+    <w:lsdException w:qFormat="1" w:uiPriority="9" w:name="heading 3"/>
+    <w:lsdException w:qFormat="1" w:uiPriority="9" w:semiHidden="0" w:name="heading 4"/>
+    <w:lsdException w:qFormat="1" w:uiPriority="9" w:name="heading 5"/>
+    <w:lsdException w:qFormat="1" w:uiPriority="9" w:name="heading 6"/>
+    <w:lsdException w:qFormat="1" w:uiPriority="9" w:name="heading 7"/>
+    <w:lsdException w:qFormat="1" w:uiPriority="9" w:name="heading 8"/>
+    <w:lsdException w:qFormat="1" w:uiPriority="9" w:name="heading 9"/>
+    <w:lsdException w:uiPriority="99" w:name="index 1"/>
+    <w:lsdException w:uiPriority="99" w:name="index 2"/>
+    <w:lsdException w:uiPriority="99" w:name="index 3"/>
+    <w:lsdException w:uiPriority="99" w:name="index 4"/>
+    <w:lsdException w:uiPriority="99" w:name="index 5"/>
+    <w:lsdException w:uiPriority="99" w:name="index 6"/>
+    <w:lsdException w:uiPriority="99" w:name="index 7"/>
+    <w:lsdException w:uiPriority="99" w:name="index 8"/>
+    <w:lsdException w:uiPriority="99" w:name="index 9"/>
+    <w:lsdException w:uiPriority="39" w:name="toc 1"/>
+    <w:lsdException w:uiPriority="39" w:name="toc 2"/>
+    <w:lsdException w:uiPriority="39" w:name="toc 3"/>
+    <w:lsdException w:uiPriority="39" w:name="toc 4"/>
+    <w:lsdException w:uiPriority="39" w:name="toc 5"/>
+    <w:lsdException w:uiPriority="39" w:name="toc 6"/>
+    <w:lsdException w:uiPriority="39" w:name="toc 7"/>
+    <w:lsdException w:uiPriority="39" w:name="toc 8"/>
+    <w:lsdException w:uiPriority="39" w:name="toc 9"/>
+    <w:lsdException w:uiPriority="99" w:name="Normal Indent"/>
+    <w:lsdException w:uiPriority="99" w:name="footnote text"/>
+    <w:lsdException w:uiPriority="99" w:name="annotation text"/>
+    <w:lsdException w:uiPriority="99" w:name="header"/>
+    <w:lsdException w:uiPriority="99" w:name="footer"/>
+    <w:lsdException w:uiPriority="99" w:name="index heading"/>
+    <w:lsdException w:qFormat="1" w:uiPriority="35" w:name="caption"/>
+    <w:lsdException w:uiPriority="99" w:name="table of figures"/>
+    <w:lsdException w:uiPriority="99" w:name="envelope address"/>
+    <w:lsdException w:uiPriority="99" w:name="envelope return"/>
+    <w:lsdException w:uiPriority="99" w:name="footnote reference"/>
+    <w:lsdException w:uiPriority="99" w:name="annotation reference"/>
+    <w:lsdException w:uiPriority="99" w:name="line number"/>
+    <w:lsdException w:uiPriority="99" w:name="page number"/>
+    <w:lsdException w:uiPriority="99" w:name="endnote reference"/>
+    <w:lsdException w:uiPriority="99" w:name="endnote text"/>
+    <w:lsdException w:uiPriority="99" w:name="table of authorities"/>
+    <w:lsdException w:uiPriority="99" w:name="macro"/>
+    <w:lsdException w:uiPriority="99" w:name="toa heading"/>
+    <w:lsdException w:uiPriority="99" w:name="List"/>
+    <w:lsdException w:uiPriority="99" w:name="List Bullet"/>
+    <w:lsdException w:uiPriority="99" w:name="List Number"/>
+    <w:lsdException w:uiPriority="99" w:name="List 2"/>
+    <w:lsdException w:uiPriority="99" w:name="List 3"/>
+    <w:lsdException w:uiPriority="99" w:name="List 4"/>
+    <w:lsdException w:uiPriority="99" w:name="List 5"/>
+    <w:lsdException w:uiPriority="99" w:name="List Bullet 2"/>
+    <w:lsdException w:uiPriority="99" w:name="List Bullet 3"/>
+    <w:lsdException w:uiPriority="99" w:name="List Bullet 4"/>
+    <w:lsdException w:uiPriority="99" w:name="List Bullet 5"/>
+    <w:lsdException w:uiPriority="99" w:name="List Number 2"/>
+    <w:lsdException w:uiPriority="99" w:name="List Number 3"/>
+    <w:lsdException w:uiPriority="99" w:name="List Number 4"/>
+    <w:lsdException w:uiPriority="99" w:name="List Number 5"/>
+    <w:lsdException w:qFormat="1" w:unhideWhenUsed="0" w:uiPriority="10" w:semiHidden="0" w:name="Title"/>
+    <w:lsdException w:uiPriority="99" w:name="Closing"/>
+    <w:lsdException w:uiPriority="99" w:name="Signature"/>
+    <w:lsdException w:qFormat="1" w:uiPriority="1" w:name="Default Paragraph Font"/>
+    <w:lsdException w:qFormat="1" w:unhideWhenUsed="0" w:uiPriority="0" w:semiHidden="0" w:name="Body Text"/>
+    <w:lsdException w:uiPriority="99" w:name="Body Text Indent"/>
+    <w:lsdException w:uiPriority="99" w:name="List Continue"/>
+    <w:lsdException w:uiPriority="99" w:name="List Continue 2"/>
+    <w:lsdException w:uiPriority="99" w:name="List Continue 3"/>
+    <w:lsdException w:uiPriority="99" w:name="List Continue 4"/>
+    <w:lsdException w:uiPriority="99" w:name="List Continue 5"/>
+    <w:lsdException w:uiPriority="99" w:name="Message Header"/>
+    <w:lsdException w:qFormat="1" w:unhideWhenUsed="0" w:uiPriority="11" w:semiHidden="0" w:name="Subtitle"/>
+    <w:lsdException w:uiPriority="99" w:name="Salutation"/>
+    <w:lsdException w:uiPriority="99" w:name="Date"/>
+    <w:lsdException w:uiPriority="99" w:name="Body Text First Indent"/>
+    <w:lsdException w:uiPriority="99" w:name="Body Text First Indent 2"/>
+    <w:lsdException w:uiPriority="99" w:name="Note Heading"/>
+    <w:lsdException w:uiPriority="99" w:name="Body Text 2"/>
+    <w:lsdException w:uiPriority="99" w:name="Body Text 3"/>
+    <w:lsdException w:uiPriority="99" w:name="Body Text Indent 2"/>
+    <w:lsdException w:uiPriority="99" w:name="Body Text Indent 3"/>
+    <w:lsdException w:uiPriority="99" w:name="Block Text"/>
+    <w:lsdException w:qFormat="1" w:uiPriority="99" w:semiHidden="0" w:name="Hyperlink"/>
+    <w:lsdException w:uiPriority="99" w:name="FollowedHyperlink"/>
+    <w:lsdException w:qFormat="1" w:unhideWhenUsed="0" w:uiPriority="22" w:semiHidden="0" w:name="Strong"/>
+    <w:lsdException w:qFormat="1" w:unhideWhenUsed="0" w:uiPriority="20" w:semiHidden="0" w:name="Emphasis"/>
+    <w:lsdException w:uiPriority="99" w:name="Document Map"/>
+    <w:lsdException w:uiPriority="99" w:name="Plain Text"/>
+    <w:lsdException w:uiPriority="99" w:name="E-mail Signature"/>
+    <w:lsdException w:qFormat="1" w:uiPriority="99" w:semiHidden="0" w:name="Normal (Web)"/>
+    <w:lsdException w:uiPriority="99" w:name="HTML Acronym"/>
+    <w:lsdException w:uiPriority="99" w:name="HTML Address"/>
+    <w:lsdException w:uiPriority="99" w:name="HTML Cite"/>
+    <w:lsdException w:uiPriority="99" w:name="HTML Code"/>
+    <w:lsdException w:uiPriority="99" w:name="HTML Definition"/>
+    <w:lsdException w:uiPriority="99" w:name="HTML Keyboard"/>
+    <w:lsdException w:uiPriority="99" w:name="HTML Preformatted"/>
+    <w:lsdException w:uiPriority="99" w:name="HTML Sample"/>
+    <w:lsdException w:uiPriority="99" w:name="HTML Typewriter"/>
+    <w:lsdException w:uiPriority="99" w:name="HTML Variable"/>
+    <w:lsdException w:qFormat="1" w:uiPriority="99" w:name="Normal Table"/>
+    <w:lsdException w:uiPriority="99" w:name="annotation subject"/>
+    <w:lsdException w:uiPriority="99" w:name="Table Simple 1"/>
+    <w:lsdException w:uiPriority="99" w:name="Table Simple 2"/>
+    <w:lsdException w:uiPriority="99" w:name="Table Simple 3"/>
+    <w:lsdException w:uiPriority="99" w:name="Table Classic 1"/>
+    <w:lsdException w:uiPriority="99" w:name="Table Classic 2"/>
+    <w:lsdException w:uiPriority="99" w:name="Table Classic 3"/>
+    <w:lsdException w:uiPriority="99" w:name="Table Classic 4"/>
+    <w:lsdException w:uiPriority="99" w:name="Table Colorful 1"/>
+    <w:lsdException w:uiPriority="99" w:name="Table Colorful 2"/>
+    <w:lsdException w:uiPriority="99" w:name="Table Colorful 3"/>
+    <w:lsdException w:uiPriority="99" w:name="Table Columns 1"/>
+    <w:lsdException w:uiPriority="99" w:name="Table Columns 2"/>
+    <w:lsdException w:uiPriority="99" w:name="Table Columns 3"/>
+    <w:lsdException w:uiPriority="99" w:name="Table Columns 4"/>
+    <w:lsdException w:uiPriority="99" w:name="Table Columns 5"/>
+    <w:lsdException w:uiPriority="99" w:name="Table Grid 1"/>
+    <w:lsdException w:uiPriority="99" w:name="Table Grid 2"/>
+    <w:lsdException w:uiPriority="99" w:name="Table Grid 3"/>
+    <w:lsdException w:uiPriority="99" w:name="Table Grid 4"/>
+    <w:lsdException w:uiPriority="99" w:name="Table Grid 5"/>
+    <w:lsdException w:uiPriority="99" w:name="Table Grid 6"/>
+    <w:lsdException w:uiPriority="99" w:name="Table Grid 7"/>
+    <w:lsdException w:uiPriority="99" w:name="Table Grid 8"/>
+    <w:lsdException w:uiPriority="99" w:name="Table List 1"/>
+    <w:lsdException w:uiPriority="99" w:name="Table List 2"/>
+    <w:lsdException w:uiPriority="99" w:name="Table List 3"/>
+    <w:lsdException w:uiPriority="99" w:name="Table List 4"/>
+    <w:lsdException w:uiPriority="99" w:name="Table List 5"/>
+    <w:lsdException w:uiPriority="99" w:name="Table List 6"/>
+    <w:lsdException w:uiPriority="99" w:name="Table List 7"/>
+    <w:lsdException w:uiPriority="99" w:name="Table List 8"/>
+    <w:lsdException w:uiPriority="99" w:name="Table 3D effects 1"/>
+    <w:lsdException w:uiPriority="99" w:name="Table 3D effects 2"/>
+    <w:lsdException w:uiPriority="99" w:name="Table 3D effects 3"/>
+    <w:lsdException w:uiPriority="99" w:name="Table Contemporary"/>
+    <w:lsdException w:uiPriority="99" w:name="Table Elegant"/>
+    <w:lsdException w:uiPriority="99" w:name="Table Professional"/>
+    <w:lsdException w:uiPriority="99" w:name="Table Subtle 1"/>
+    <w:lsdException w:uiPriority="99" w:name="Table Subtle 2"/>
+    <w:lsdException w:uiPriority="99" w:name="Table Web 1"/>
+    <w:lsdException w:uiPriority="99" w:name="Table Web 2"/>
+    <w:lsdException w:uiPriority="99" w:name="Table Web 3"/>
+    <w:lsdException w:uiPriority="99" w:name="Balloon Text"/>
+    <w:lsdException w:qFormat="1" w:unhideWhenUsed="0" w:uiPriority="39" w:semiHidden="0" w:name="Table Grid"/>
+    <w:lsdException w:uiPriority="99" w:name="Table Theme"/>
+    <w:lsdException w:qFormat="1" w:unhideWhenUsed="0" w:uiPriority="1" w:semiHidden="0" w:name="No Spacing"/>
+    <w:lsdException w:unhideWhenUsed="0" w:uiPriority="60" w:semiHidden="0" w:name="Light Shading"/>
+    <w:lsdException w:unhideWhenUsed="0" w:uiPriority="61" w:semiHidden="0" w:name="Light List"/>
+    <w:lsdException w:unhideWhenUsed="0" w:uiPriority="62" w:semiHidden="0" w:name="Light Grid"/>
+    <w:lsdException w:unhideWhenUsed="0" w:uiPriority="63" w:semiHidden="0" w:name="Medium Shading 1"/>
+    <w:lsdException w:unhideWhenUsed="0" w:uiPriority="64" w:semiHidden="0" w:name="Medium Shading 2"/>
+    <w:lsdException w:unhideWhenUsed="0" w:uiPriority="65" w:semiHidden="0" w:name="Medium List 1"/>
+    <w:lsdException w:unhideWhenUsed="0" w:uiPriority="66" w:semiHidden="0" w:name="Medium List 2"/>
+    <w:lsdException w:unhideWhenUsed="0" w:uiPriority="67" w:semiHidden="0" w:name="Medium Grid 1"/>
+    <w:lsdException w:unhideWhenUsed="0" w:uiPriority="68" w:semiHidden="0" w:name="Medium Grid 2"/>
+    <w:lsdException w:unhideWhenUsed="0" w:uiPriority="69" w:semiHidden="0" w:name="Medium Grid 3"/>
+    <w:lsdException w:unhideWhenUsed="0" w:uiPriority="70" w:semiHidden="0" w:name="Dark List"/>
+    <w:lsdException w:unhideWhenUsed="0" w:uiPriority="71" w:semiHidden="0" w:name="Colorful Shading"/>
+    <w:lsdException w:unhideWhenUsed="0" w:uiPriority="72" w:semiHidden="0" w:name="Colorful List"/>
+    <w:lsdException w:unhideWhenUsed="0" w:uiPriority="73" w:semiHidden="0" w:name="Colorful Grid"/>
+    <w:lsdException w:unhideWhenUsed="0" w:uiPriority="60" w:semiHidden="0" w:name="Light Shading Accent 1"/>
+    <w:lsdException w:unhideWhenUsed="0" w:uiPriority="61" w:semiHidden="0" w:name="Light List Accent 1"/>
+    <w:lsdException w:unhideWhenUsed="0" w:uiPriority="62" w:semiHidden="0" w:name="Light Grid Accent 1"/>
+    <w:lsdException w:unhideWhenUsed="0" w:uiPriority="63" w:semiHidden="0" w:name="Medium Shading 1 Accent 1"/>
+    <w:lsdException w:unhideWhenUsed="0" w:uiPriority="64" w:semiHidden="0" w:name="Medium Shading 2 Accent 1"/>
+    <w:lsdException w:unhideWhenUsed="0" w:uiPriority="65" w:semiHidden="0" w:name="Medium List 1 Accent 1"/>
+    <w:lsdException w:qFormat="1" w:unhideWhenUsed="0" w:uiPriority="34" w:semiHidden="0" w:name="List Paragraph"/>
+    <w:lsdException w:unhideWhenUsed="0" w:uiPriority="66" w:semiHidden="0" w:name="Medium List 2 Accent 1"/>
+    <w:lsdException w:unhideWhenUsed="0" w:uiPriority="67" w:semiHidden="0" w:name="Medium Grid 1 Accent 1"/>
+    <w:lsdException w:unhideWhenUsed="0" w:uiPriority="68" w:semiHidden="0" w:name="Medium Grid 2 Accent 1"/>
+    <w:lsdException w:unhideWhenUsed="0" w:uiPriority="69" w:semiHidden="0" w:name="Medium Grid 3 Accent 1"/>
+    <w:lsdException w:unhideWhenUsed="0" w:uiPriority="70" w:semiHidden="0" w:name="Dark List Accent 1"/>
+    <w:lsdException w:unhideWhenUsed="0" w:uiPriority="71" w:semiHidden="0" w:name="Colorful Shading Accent 1"/>
+    <w:lsdException w:unhideWhenUsed="0" w:uiPriority="72" w:semiHidden="0" w:name="Colorful List Accent 1"/>
+    <w:lsdException w:unhideWhenUsed="0" w:uiPriority="73" w:semiHidden="0" w:name="Colorful Grid Accent 1"/>
+    <w:lsdException w:unhideWhenUsed="0" w:uiPriority="60" w:semiHidden="0" w:name="Light Shading Accent 2"/>
+    <w:lsdException w:unhideWhenUsed="0" w:uiPriority="61" w:semiHidden="0" w:name="Light List Accent 2"/>
+    <w:lsdException w:unhideWhenUsed="0" w:uiPriority="62" w:semiHidden="0" w:name="Light Grid Accent 2"/>
+    <w:lsdException w:unhideWhenUsed="0" w:uiPriority="63" w:semiHidden="0" w:name="Medium Shading 1 Accent 2"/>
+    <w:lsdException w:unhideWhenUsed="0" w:uiPriority="64" w:semiHidden="0" w:name="Medium Shading 2 Accent 2"/>
+    <w:lsdException w:unhideWhenUsed="0" w:uiPriority="65" w:semiHidden="0" w:name="Medium List 1 Accent 2"/>
+    <w:lsdException w:unhideWhenUsed="0" w:uiPriority="66" w:semiHidden="0" w:name="Medium List 2 Accent 2"/>
+    <w:lsdException w:unhideWhenUsed="0" w:uiPriority="67" w:semiHidden="0" w:name="Medium Grid 1 Accent 2"/>
+    <w:lsdException w:unhideWhenUsed="0" w:uiPriority="68" w:semiHidden="0" w:name="Medium Grid 2 Accent 2"/>
+    <w:lsdException w:unhideWhenUsed="0" w:uiPriority="69" w:semiHidden="0" w:name="Medium Grid 3 Accent 2"/>
+    <w:lsdException w:unhideWhenUsed="0" w:uiPriority="70" w:semiHidden="0" w:name="Dark List Accent 2"/>
+    <w:lsdException w:unhideWhenUsed="0" w:uiPriority="71" w:semiHidden="0" w:name="Colorful Shading Accent 2"/>
+    <w:lsdException w:unhideWhenUsed="0" w:uiPriority="72" w:semiHidden="0" w:name="Colorful List Accent 2"/>
+    <w:lsdException w:unhideWhenUsed="0" w:uiPriority="73" w:semiHidden="0" w:name="Colorful Grid Accent 2"/>
+    <w:lsdException w:unhideWhenUsed="0" w:uiPriority="60" w:semiHidden="0" w:name="Light Shading Accent 3"/>
+    <w:lsdException w:unhideWhenUsed="0" w:uiPriority="61" w:semiHidden="0" w:name="Light List Accent 3"/>
+    <w:lsdException w:unhideWhenUsed="0" w:uiPriority="62" w:semiHidden="0" w:name="Light Grid Accent 3"/>
+    <w:lsdException w:unhideWhenUsed="0" w:uiPriority="63" w:semiHidden="0" w:name="Medium Shading 1 Accent 3"/>
+    <w:lsdException w:unhideWhenUsed="0" w:uiPriority="64" w:semiHidden="0" w:name="Medium Shading 2 Accent 3"/>
+    <w:lsdException w:unhideWhenUsed="0" w:uiPriority="65" w:semiHidden="0" w:name="Medium List 1 Accent 3"/>
+    <w:lsdException w:unhideWhenUsed="0" w:uiPriority="66" w:semiHidden="0" w:name="Medium List 2 Accent 3"/>
+    <w:lsdException w:unhideWhenUsed="0" w:uiPriority="67" w:semiHidden="0" w:name="Medium Grid 1 Accent 3"/>
+    <w:lsdException w:unhideWhenUsed="0" w:uiPriority="68" w:semiHidden="0" w:name="Medium Grid 2 Accent 3"/>
+    <w:lsdException w:unhideWhenUsed="0" w:uiPriority="69" w:semiHidden="0" w:name="Medium Grid 3 Accent 3"/>
+    <w:lsdException w:unhideWhenUsed="0" w:uiPriority="70" w:semiHidden="0" w:name="Dark List Accent 3"/>
+    <w:lsdException w:unhideWhenUsed="0" w:uiPriority="71" w:semiHidden="0" w:name="Colorful Shading Accent 3"/>
+    <w:lsdException w:unhideWhenUsed="0" w:uiPriority="72" w:semiHidden="0" w:name="Colorful List Accent 3"/>
+    <w:lsdException w:unhideWhenUsed="0" w:uiPriority="73" w:semiHidden="0" w:name="Colorful Grid Accent 3"/>
+    <w:lsdException w:unhideWhenUsed="0" w:uiPriority="60" w:semiHidden="0" w:name="Light Shading Accent 4"/>
+    <w:lsdException w:unhideWhenUsed="0" w:uiPriority="61" w:semiHidden="0" w:name="Light List Accent 4"/>
+    <w:lsdException w:unhideWhenUsed="0" w:uiPriority="62" w:semiHidden="0" w:name="Light Grid Accent 4"/>
+    <w:lsdException w:unhideWhenUsed="0" w:uiPriority="63" w:semiHidden="0" w:name="Medium Shading 1 Accent 4"/>
+    <w:lsdException w:unhideWhenUsed="0" w:uiPriority="64" w:semiHidden="0" w:name="Medium Shading 2 Accent 4"/>
+    <w:lsdException w:unhideWhenUsed="0" w:uiPriority="65" w:semiHidden="0" w:name="Medium List 1 Accent 4"/>
+    <w:lsdException w:unhideWhenUsed="0" w:uiPriority="66" w:semiHidden="0" w:name="Medium List 2 Accent 4"/>
+    <w:lsdException w:unhideWhenUsed="0" w:uiPriority="67" w:semiHidden="0" w:name="Medium Grid 1 Accent 4"/>
+    <w:lsdException w:unhideWhenUsed="0" w:uiPriority="68" w:semiHidden="0" w:name="Medium Grid 2 Accent 4"/>
+    <w:lsdException w:unhideWhenUsed="0" w:uiPriority="69" w:semiHidden="0" w:name="Medium Grid 3 Accent 4"/>
+    <w:lsdException w:unhideWhenUsed="0" w:uiPriority="70" w:semiHidden="0" w:name="Dark List Accent 4"/>
+    <w:lsdException w:unhideWhenUsed="0" w:uiPriority="71" w:semiHidden="0" w:name="Colorful Shading Accent 4"/>
+    <w:lsdException w:unhideWhenUsed="0" w:uiPriority="72" w:semiHidden="0" w:name="Colorful List Accent 4"/>
+    <w:lsdException w:unhideWhenUsed="0" w:uiPriority="73" w:semiHidden="0" w:name="Colorful Grid Accent 4"/>
+    <w:lsdException w:unhideWhenUsed="0" w:uiPriority="60" w:semiHidden="0" w:name="Light Shading Accent 5"/>
+    <w:lsdException w:unhideWhenUsed="0" w:uiPriority="61" w:semiHidden="0" w:name="Light List Accent 5"/>
+    <w:lsdException w:unhideWhenUsed="0" w:uiPriority="62" w:semiHidden="0" w:name="Light Grid Accent 5"/>
+    <w:lsdException w:unhideWhenUsed="0" w:uiPriority="63" w:semiHidden="0" w:name="Medium Shading 1 Accent 5"/>
+    <w:lsdException w:unhideWhenUsed="0" w:uiPriority="64" w:semiHidden="0" w:name="Medium Shading 2 Accent 5"/>
+    <w:lsdException w:unhideWhenUsed="0" w:uiPriority="65" w:semiHidden="0" w:name="Medium List 1 Accent 5"/>
+    <w:lsdException w:unhideWhenUsed="0" w:uiPriority="66" w:semiHidden="0" w:name="Medium List 2 Accent 5"/>
+    <w:lsdException w:unhideWhenUsed="0" w:uiPriority="67" w:semiHidden="0" w:name="Medium Grid 1 Accent 5"/>
+    <w:lsdException w:unhideWhenUsed="0" w:uiPriority="68" w:semiHidden="0" w:name="Medium Grid 2 Accent 5"/>
+    <w:lsdException w:unhideWhenUsed="0" w:uiPriority="69" w:semiHidden="0" w:name="Medium Grid 3 Accent 5"/>
+    <w:lsdException w:unhideWhenUsed="0" w:uiPriority="70" w:semiHidden="0" w:name="Dark List Accent 5"/>
+    <w:lsdException w:unhideWhenUsed="0" w:uiPriority="71" w:semiHidden="0" w:name="Colorful Shading Accent 5"/>
+    <w:lsdException w:unhideWhenUsed="0" w:uiPriority="72" w:semiHidden="0" w:name="Colorful List Accent 5"/>
+    <w:lsdException w:unhideWhenUsed="0" w:uiPriority="73" w:semiHidden="0" w:name="Colorful Grid Accent 5"/>
+    <w:lsdException w:unhideWhenUsed="0" w:uiPriority="60" w:semiHidden="0" w:name="Light Shading Accent 6"/>
+    <w:lsdException w:unhideWhenUsed="0" w:uiPriority="61" w:semiHidden="0" w:name="Light List Accent 6"/>
+    <w:lsdException w:unhideWhenUsed="0" w:uiPriority="62" w:semiHidden="0" w:name="Light Grid Accent 6"/>
+    <w:lsdException w:unhideWhenUsed="0" w:uiPriority="63" w:semiHidden="0" w:name="Medium Shading 1 Accent 6"/>
+    <w:lsdException w:unhideWhenUsed="0" w:uiPriority="64" w:semiHidden="0" w:name="Medium Shading 2 Accent 6"/>
+    <w:lsdException w:unhideWhenUsed="0" w:uiPriority="65" w:semiHidden="0" w:name="Medium List 1 Accent 6"/>
+    <w:lsdException w:unhideWhenUsed="0" w:uiPriority="66" w:semiHidden="0" w:name="Medium List 2 Accent 6"/>
+    <w:lsdException w:unhideWhenUsed="0" w:uiPriority="67" w:semiHidden="0" w:name="Medium Grid 1 Accent 6"/>
+    <w:lsdException w:unhideWhenUsed="0" w:uiPriority="68" w:semiHidden="0" w:name="Medium Grid 2 Accent 6"/>
+    <w:lsdException w:unhideWhenUsed="0" w:uiPriority="69" w:semiHidden="0" w:name="Medium Grid 3 Accent 6"/>
+    <w:lsdException w:unhideWhenUsed="0" w:uiPriority="70" w:semiHidden="0" w:name="Dark List Accent 6"/>
+    <w:lsdException w:unhideWhenUsed="0" w:uiPriority="71" w:semiHidden="0" w:name="Colorful Shading Accent 6"/>
+    <w:lsdException w:unhideWhenUsed="0" w:uiPriority="72" w:semiHidden="0" w:name="Colorful List Accent 6"/>
+    <w:lsdException w:unhideWhenUsed="0" w:uiPriority="73" w:semiHidden="0" w:name="Colorful Grid Accent 6"/>
   </w:latentStyles>
-  <w:style w:type="paragraph" w:default="1" w:styleId="Normal">
+  <w:style w:type="paragraph" w:default="1" w:styleId="1">
     <w:name w:val="Normal"/>
     <w:qFormat/>
-    <w:rsid w:val="001954EC"/>
+    <w:uiPriority w:val="0"/>
     <w:pPr>
       <w:tabs>
         <w:tab w:val="right" w:pos="9360"/>
@@ -7039,22 +6136,24 @@
       <w:ind w:left="0" w:firstLine="0"/>
     </w:pPr>
     <w:rPr>
-      <w:rFonts w:ascii="Georgia" w:hAnsi="Georgia"/>
+      <w:rFonts w:ascii="Georgia" w:hAnsi="Georgia" w:eastAsiaTheme="minorHAnsi" w:cstheme="minorBidi"/>
+      <w:sz w:val="22"/>
+      <w:szCs w:val="22"/>
+      <w:lang w:val="en-US" w:eastAsia="en-US" w:bidi="ar-SA"/>
     </w:rPr>
   </w:style>
-  <w:style w:type="paragraph" w:styleId="Heading1">
+  <w:style w:type="paragraph" w:styleId="2">
     <w:name w:val="heading 1"/>
-    <w:basedOn w:val="Normal"/>
-    <w:next w:val="Normal"/>
-    <w:link w:val="Heading1Char"/>
+    <w:basedOn w:val="1"/>
+    <w:next w:val="1"/>
+    <w:link w:val="15"/>
+    <w:qFormat/>
     <w:uiPriority w:val="9"/>
-    <w:qFormat/>
-    <w:rsid w:val="003E7606"/>
     <w:pPr>
       <w:keepNext/>
       <w:keepLines/>
       <w:pBdr>
-        <w:bottom w:val="single" w:sz="4" w:space="5" w:color="auto"/>
+        <w:bottom w:val="single" w:color="auto" w:sz="4" w:space="5"/>
       </w:pBdr>
       <w:spacing w:after="100"/>
       <w:outlineLvl w:val="0"/>
@@ -7070,15 +6169,14 @@
       <w:szCs w:val="24"/>
     </w:rPr>
   </w:style>
-  <w:style w:type="paragraph" w:styleId="Heading2">
+  <w:style w:type="paragraph" w:styleId="3">
     <w:name w:val="heading 2"/>
-    <w:basedOn w:val="Normal"/>
-    <w:next w:val="Normal"/>
-    <w:link w:val="Heading2Char"/>
-    <w:uiPriority w:val="9"/>
+    <w:basedOn w:val="1"/>
+    <w:next w:val="1"/>
+    <w:link w:val="17"/>
     <w:unhideWhenUsed/>
     <w:qFormat/>
-    <w:rsid w:val="00E273F3"/>
+    <w:uiPriority w:val="9"/>
     <w:pPr>
       <w:outlineLvl w:val="1"/>
     </w:pPr>
@@ -7086,15 +6184,14 @@
       <w:b/>
     </w:rPr>
   </w:style>
-  <w:style w:type="paragraph" w:styleId="Heading4">
+  <w:style w:type="paragraph" w:styleId="4">
     <w:name w:val="heading 4"/>
-    <w:basedOn w:val="Normal"/>
-    <w:next w:val="Normal"/>
-    <w:link w:val="Heading4Char"/>
-    <w:uiPriority w:val="9"/>
+    <w:basedOn w:val="1"/>
+    <w:next w:val="1"/>
+    <w:link w:val="23"/>
     <w:unhideWhenUsed/>
     <w:qFormat/>
-    <w:rsid w:val="00FC24B8"/>
+    <w:uiPriority w:val="9"/>
     <w:pPr>
       <w:keepNext/>
       <w:keepLines/>
@@ -7102,25 +6199,26 @@
       <w:outlineLvl w:val="3"/>
     </w:pPr>
     <w:rPr>
-      <w:rFonts w:asciiTheme="majorHAnsi" w:eastAsiaTheme="majorEastAsia" w:hAnsiTheme="majorHAnsi" w:cstheme="majorBidi"/>
+      <w:rFonts w:asciiTheme="majorHAnsi" w:hAnsiTheme="majorHAnsi" w:eastAsiaTheme="majorEastAsia" w:cstheme="majorBidi"/>
       <w:i/>
       <w:iCs/>
-      <w:color w:val="365F91" w:themeColor="accent1" w:themeShade="BF"/>
+      <w:color w:val="366091" w:themeColor="accent1" w:themeShade="BF"/>
     </w:rPr>
   </w:style>
-  <w:style w:type="character" w:default="1" w:styleId="DefaultParagraphFont">
+  <w:style w:type="character" w:default="1" w:styleId="5">
     <w:name w:val="Default Paragraph Font"/>
-    <w:uiPriority w:val="1"/>
     <w:semiHidden/>
     <w:unhideWhenUsed/>
+    <w:qFormat/>
+    <w:uiPriority w:val="1"/>
   </w:style>
-  <w:style w:type="table" w:default="1" w:styleId="TableNormal">
+  <w:style w:type="table" w:default="1" w:styleId="6">
     <w:name w:val="Normal Table"/>
-    <w:uiPriority w:val="99"/>
     <w:semiHidden/>
     <w:unhideWhenUsed/>
+    <w:qFormat/>
+    <w:uiPriority w:val="99"/>
     <w:tblPr>
-      <w:tblInd w:w="0" w:type="dxa"/>
       <w:tblCellMar>
         <w:top w:w="0" w:type="dxa"/>
         <w:left w:w="108" w:type="dxa"/>
@@ -7129,17 +6227,100 @@
       </w:tblCellMar>
     </w:tblPr>
   </w:style>
-  <w:style w:type="numbering" w:default="1" w:styleId="NoList">
-    <w:name w:val="No List"/>
+  <w:style w:type="paragraph" w:styleId="7">
+    <w:name w:val="Body Text"/>
+    <w:basedOn w:val="1"/>
+    <w:link w:val="29"/>
+    <w:qFormat/>
+    <w:uiPriority w:val="0"/>
+    <w:pPr>
+      <w:tabs>
+        <w:tab w:val="clear" w:pos="9360"/>
+      </w:tabs>
+      <w:suppressAutoHyphens/>
+      <w:spacing w:before="0" w:after="0"/>
+    </w:pPr>
+    <w:rPr>
+      <w:rFonts w:ascii="Times New Roman" w:hAnsi="Times New Roman" w:eastAsia="Times New Roman" w:cs="Times New Roman"/>
+      <w:b/>
+      <w:szCs w:val="20"/>
+      <w:lang w:eastAsia="ar-SA"/>
+    </w:rPr>
+  </w:style>
+  <w:style w:type="character" w:styleId="8">
+    <w:name w:val="Emphasis"/>
+    <w:basedOn w:val="5"/>
+    <w:qFormat/>
+    <w:uiPriority w:val="20"/>
+    <w:rPr>
+      <w:i/>
+      <w:iCs/>
+    </w:rPr>
+  </w:style>
+  <w:style w:type="character" w:styleId="9">
+    <w:name w:val="Hyperlink"/>
+    <w:basedOn w:val="5"/>
+    <w:unhideWhenUsed/>
+    <w:qFormat/>
     <w:uiPriority w:val="99"/>
-    <w:semiHidden/>
+    <w:rPr>
+      <w:color w:val="0000FF" w:themeColor="hyperlink"/>
+      <w:u w:val="single"/>
+    </w:rPr>
+  </w:style>
+  <w:style w:type="paragraph" w:styleId="10">
+    <w:name w:val="Normal (Web)"/>
+    <w:basedOn w:val="1"/>
     <w:unhideWhenUsed/>
+    <w:qFormat/>
+    <w:uiPriority w:val="99"/>
+    <w:pPr>
+      <w:tabs>
+        <w:tab w:val="clear" w:pos="9360"/>
+      </w:tabs>
+      <w:spacing w:before="100" w:beforeAutospacing="1" w:after="100" w:afterAutospacing="1"/>
+    </w:pPr>
+    <w:rPr>
+      <w:rFonts w:ascii="Times New Roman" w:hAnsi="Times New Roman" w:eastAsia="Times New Roman" w:cs="Times New Roman"/>
+      <w:sz w:val="24"/>
+      <w:szCs w:val="24"/>
+    </w:rPr>
   </w:style>
-  <w:style w:type="paragraph" w:customStyle="1" w:styleId="Name">
+  <w:style w:type="character" w:styleId="11">
+    <w:name w:val="Strong"/>
+    <w:basedOn w:val="5"/>
+    <w:qFormat/>
+    <w:uiPriority w:val="22"/>
+    <w:rPr>
+      <w:b/>
+      <w:bCs/>
+    </w:rPr>
+  </w:style>
+  <w:style w:type="table" w:styleId="12">
+    <w:name w:val="Table Grid"/>
+    <w:basedOn w:val="6"/>
+    <w:qFormat/>
+    <w:uiPriority w:val="39"/>
+    <w:pPr>
+      <w:spacing w:before="0" w:after="0"/>
+      <w:ind w:left="0" w:firstLine="0"/>
+    </w:pPr>
+    <w:tblPr>
+      <w:tblBorders>
+        <w:top w:val="single" w:color="auto" w:sz="4" w:space="0"/>
+        <w:left w:val="single" w:color="auto" w:sz="4" w:space="0"/>
+        <w:bottom w:val="single" w:color="auto" w:sz="4" w:space="0"/>
+        <w:right w:val="single" w:color="auto" w:sz="4" w:space="0"/>
+        <w:insideH w:val="single" w:color="auto" w:sz="4" w:space="0"/>
+        <w:insideV w:val="single" w:color="auto" w:sz="4" w:space="0"/>
+      </w:tblBorders>
+    </w:tblPr>
+  </w:style>
+  <w:style w:type="paragraph" w:customStyle="1" w:styleId="13">
     <w:name w:val="Name"/>
-    <w:basedOn w:val="Normal"/>
+    <w:basedOn w:val="1"/>
     <w:qFormat/>
-    <w:rsid w:val="00252DC6"/>
+    <w:uiPriority w:val="0"/>
     <w:pPr>
       <w:jc w:val="center"/>
     </w:pPr>
@@ -7149,11 +6330,11 @@
       <w:szCs w:val="40"/>
     </w:rPr>
   </w:style>
-  <w:style w:type="paragraph" w:customStyle="1" w:styleId="ContactInfo">
+  <w:style w:type="paragraph" w:customStyle="1" w:styleId="14">
     <w:name w:val="Contact Info"/>
-    <w:basedOn w:val="Normal"/>
+    <w:basedOn w:val="1"/>
     <w:qFormat/>
-    <w:rsid w:val="001B1C88"/>
+    <w:uiPriority w:val="0"/>
     <w:pPr>
       <w:spacing w:before="0" w:after="0"/>
       <w:jc w:val="center"/>
@@ -7163,14 +6344,14 @@
       <w:szCs w:val="20"/>
     </w:rPr>
   </w:style>
-  <w:style w:type="character" w:customStyle="1" w:styleId="Heading1Char">
+  <w:style w:type="character" w:customStyle="1" w:styleId="15">
     <w:name w:val="Heading 1 Char"/>
-    <w:basedOn w:val="DefaultParagraphFont"/>
-    <w:link w:val="Heading1"/>
+    <w:basedOn w:val="5"/>
+    <w:link w:val="2"/>
+    <w:qFormat/>
     <w:uiPriority w:val="9"/>
-    <w:rsid w:val="003E7606"/>
     <w:rPr>
-      <w:rFonts w:ascii="Georgia" w:eastAsiaTheme="majorEastAsia" w:hAnsi="Georgia" w:cstheme="majorBidi"/>
+      <w:rFonts w:ascii="Georgia" w:hAnsi="Georgia" w:eastAsiaTheme="majorEastAsia" w:cstheme="majorBidi"/>
       <w:b/>
       <w:bCs/>
       <w:caps/>
@@ -7180,54 +6361,52 @@
       <w:szCs w:val="24"/>
     </w:rPr>
   </w:style>
-  <w:style w:type="paragraph" w:styleId="ListParagraph">
+  <w:style w:type="paragraph" w:styleId="16">
     <w:name w:val="List Paragraph"/>
-    <w:basedOn w:val="Normal"/>
+    <w:basedOn w:val="1"/>
+    <w:qFormat/>
     <w:uiPriority w:val="34"/>
-    <w:qFormat/>
-    <w:rsid w:val="00AA09B5"/>
     <w:pPr>
       <w:numPr>
+        <w:ilvl w:val="0"/>
         <w:numId w:val="1"/>
       </w:numPr>
     </w:pPr>
   </w:style>
-  <w:style w:type="character" w:customStyle="1" w:styleId="Heading2Char">
+  <w:style w:type="character" w:customStyle="1" w:styleId="17">
     <w:name w:val="Heading 2 Char"/>
-    <w:basedOn w:val="DefaultParagraphFont"/>
-    <w:link w:val="Heading2"/>
+    <w:basedOn w:val="5"/>
+    <w:link w:val="3"/>
+    <w:qFormat/>
     <w:uiPriority w:val="9"/>
-    <w:rsid w:val="00E273F3"/>
     <w:rPr>
       <w:rFonts w:ascii="Arial" w:hAnsi="Arial"/>
       <w:b/>
     </w:rPr>
   </w:style>
-  <w:style w:type="character" w:customStyle="1" w:styleId="NormalBold">
+  <w:style w:type="character" w:customStyle="1" w:styleId="18">
     <w:name w:val="Normal Bold"/>
+    <w:qFormat/>
     <w:uiPriority w:val="1"/>
-    <w:qFormat/>
-    <w:rsid w:val="000C083C"/>
     <w:rPr>
       <w:b/>
     </w:rPr>
   </w:style>
-  <w:style w:type="character" w:customStyle="1" w:styleId="NormalItalic">
+  <w:style w:type="character" w:customStyle="1" w:styleId="19">
     <w:name w:val="Normal Italic"/>
-    <w:basedOn w:val="DefaultParagraphFont"/>
+    <w:basedOn w:val="5"/>
+    <w:qFormat/>
     <w:uiPriority w:val="1"/>
-    <w:qFormat/>
-    <w:rsid w:val="00B362F2"/>
     <w:rPr>
       <w:rFonts w:ascii="Arial" w:hAnsi="Arial"/>
       <w:i/>
     </w:rPr>
   </w:style>
-  <w:style w:type="paragraph" w:customStyle="1" w:styleId="Contactinfo0">
+  <w:style w:type="paragraph" w:customStyle="1" w:styleId="20">
     <w:name w:val="Contact info"/>
-    <w:basedOn w:val="Normal"/>
+    <w:basedOn w:val="1"/>
     <w:qFormat/>
-    <w:rsid w:val="00EB38E5"/>
+    <w:uiPriority w:val="0"/>
     <w:pPr>
       <w:tabs>
         <w:tab w:val="clear" w:pos="9360"/>
@@ -7236,204 +6415,131 @@
       <w:ind w:left="90"/>
     </w:pPr>
     <w:rPr>
-      <w:rFonts w:asciiTheme="minorHAnsi" w:eastAsia="Times New Roman" w:hAnsiTheme="minorHAnsi" w:cs="Times New Roman"/>
+      <w:rFonts w:eastAsia="Times New Roman" w:cs="Times New Roman" w:asciiTheme="minorHAnsi" w:hAnsiTheme="minorHAnsi"/>
       <w:color w:val="969696"/>
       <w:sz w:val="20"/>
       <w:szCs w:val="20"/>
     </w:rPr>
   </w:style>
-  <w:style w:type="character" w:styleId="Hyperlink">
-    <w:name w:val="Hyperlink"/>
-    <w:basedOn w:val="DefaultParagraphFont"/>
-    <w:uiPriority w:val="99"/>
-    <w:unhideWhenUsed/>
-    <w:rsid w:val="00A26357"/>
+  <w:style w:type="character" w:customStyle="1" w:styleId="21">
+    <w:name w:val="apple-converted-space"/>
+    <w:basedOn w:val="5"/>
+    <w:qFormat/>
+    <w:uiPriority w:val="0"/>
+  </w:style>
+  <w:style w:type="character" w:customStyle="1" w:styleId="22">
+    <w:name w:val="hl"/>
+    <w:basedOn w:val="5"/>
+    <w:qFormat/>
+    <w:uiPriority w:val="0"/>
+  </w:style>
+  <w:style w:type="character" w:customStyle="1" w:styleId="23">
+    <w:name w:val="Heading 4 Char"/>
+    <w:basedOn w:val="5"/>
+    <w:link w:val="4"/>
+    <w:qFormat/>
+    <w:uiPriority w:val="9"/>
     <w:rPr>
-      <w:color w:val="0000FF" w:themeColor="hyperlink"/>
-      <w:u w:val="single"/>
+      <w:rFonts w:asciiTheme="majorHAnsi" w:hAnsiTheme="majorHAnsi" w:eastAsiaTheme="majorEastAsia" w:cstheme="majorBidi"/>
+      <w:i/>
+      <w:iCs/>
+      <w:color w:val="366091" w:themeColor="accent1" w:themeShade="BF"/>
     </w:rPr>
   </w:style>
-  <w:style w:type="character" w:customStyle="1" w:styleId="apple-converted-space">
-    <w:name w:val="apple-converted-space"/>
-    <w:basedOn w:val="DefaultParagraphFont"/>
-    <w:rsid w:val="00193A43"/>
-  </w:style>
-  <w:style w:type="character" w:customStyle="1" w:styleId="hl">
-    <w:name w:val="hl"/>
-    <w:basedOn w:val="DefaultParagraphFont"/>
-    <w:rsid w:val="00193A43"/>
-  </w:style>
-  <w:style w:type="character" w:customStyle="1" w:styleId="Heading4Char">
-    <w:name w:val="Heading 4 Char"/>
-    <w:basedOn w:val="DefaultParagraphFont"/>
-    <w:link w:val="Heading4"/>
-    <w:uiPriority w:val="9"/>
-    <w:rsid w:val="00FC24B8"/>
-    <w:rPr>
-      <w:rFonts w:asciiTheme="majorHAnsi" w:eastAsiaTheme="majorEastAsia" w:hAnsiTheme="majorHAnsi" w:cstheme="majorBidi"/>
-      <w:i/>
-      <w:iCs/>
-      <w:color w:val="365F91" w:themeColor="accent1" w:themeShade="BF"/>
-    </w:rPr>
-  </w:style>
-  <w:style w:type="paragraph" w:customStyle="1" w:styleId="Normal1">
+  <w:style w:type="paragraph" w:customStyle="1" w:styleId="24">
     <w:name w:val="Normal1"/>
-    <w:rsid w:val="007E5B21"/>
+    <w:qFormat/>
+    <w:uiPriority w:val="0"/>
     <w:pPr>
       <w:spacing w:before="0" w:after="0"/>
       <w:ind w:left="0" w:firstLine="0"/>
     </w:pPr>
     <w:rPr>
-      <w:rFonts w:ascii="Times New Roman" w:eastAsia="Times New Roman" w:hAnsi="Times New Roman" w:cs="Times New Roman"/>
+      <w:rFonts w:ascii="Times New Roman" w:hAnsi="Times New Roman" w:eastAsia="Times New Roman" w:cs="Times New Roman"/>
       <w:color w:val="000000"/>
       <w:sz w:val="24"/>
       <w:szCs w:val="24"/>
-      <w:lang w:eastAsia="ja-JP"/>
+      <w:lang w:val="en-US" w:eastAsia="ja-JP" w:bidi="ar-SA"/>
     </w:rPr>
   </w:style>
-  <w:style w:type="paragraph" w:styleId="NoSpacing">
+  <w:style w:type="paragraph" w:styleId="25">
     <w:name w:val="No Spacing"/>
-    <w:link w:val="NoSpacingChar"/>
+    <w:link w:val="26"/>
+    <w:qFormat/>
     <w:uiPriority w:val="1"/>
-    <w:qFormat/>
-    <w:rsid w:val="00713ECF"/>
     <w:pPr>
       <w:spacing w:before="0" w:after="0"/>
       <w:ind w:left="0" w:firstLine="0"/>
     </w:pPr>
     <w:rPr>
-      <w:rFonts w:ascii="Calibri" w:eastAsia="Times New Roman" w:hAnsi="Calibri" w:cs="Times New Roman"/>
+      <w:rFonts w:ascii="Calibri" w:hAnsi="Calibri" w:eastAsia="Times New Roman" w:cs="Times New Roman"/>
+      <w:sz w:val="22"/>
+      <w:szCs w:val="22"/>
+      <w:lang w:val="en-US" w:eastAsia="en-US" w:bidi="ar-SA"/>
     </w:rPr>
   </w:style>
-  <w:style w:type="character" w:customStyle="1" w:styleId="NoSpacingChar">
+  <w:style w:type="character" w:customStyle="1" w:styleId="26">
     <w:name w:val="No Spacing Char"/>
-    <w:link w:val="NoSpacing"/>
+    <w:link w:val="25"/>
+    <w:qFormat/>
     <w:uiPriority w:val="99"/>
-    <w:rsid w:val="00713ECF"/>
     <w:rPr>
-      <w:rFonts w:ascii="Calibri" w:eastAsia="Times New Roman" w:hAnsi="Calibri" w:cs="Times New Roman"/>
+      <w:rFonts w:ascii="Calibri" w:hAnsi="Calibri" w:eastAsia="Times New Roman" w:cs="Times New Roman"/>
     </w:rPr>
   </w:style>
-  <w:style w:type="paragraph" w:customStyle="1" w:styleId="NoSpacingArial">
+  <w:style w:type="paragraph" w:customStyle="1" w:styleId="27">
     <w:name w:val="No Spacing + Arial"/>
-    <w:aliases w:val="10 pt + Justified,Left:  0&quot;,First line:  0&quot;"/>
-    <w:basedOn w:val="Normal"/>
-    <w:link w:val="NoSpacingArialChar"/>
+    <w:basedOn w:val="1"/>
+    <w:link w:val="28"/>
+    <w:qFormat/>
     <w:uiPriority w:val="99"/>
-    <w:rsid w:val="00713ECF"/>
     <w:pPr>
       <w:numPr>
+        <w:ilvl w:val="0"/>
         <w:numId w:val="2"/>
       </w:numPr>
       <w:tabs>
+        <w:tab w:val="left" w:pos="720"/>
         <w:tab w:val="clear" w:pos="9360"/>
-        <w:tab w:val="num" w:pos="720"/>
       </w:tabs>
       <w:spacing w:before="0" w:after="0"/>
       <w:ind w:left="720"/>
     </w:pPr>
     <w:rPr>
-      <w:rFonts w:ascii="Arial" w:eastAsia="Times New Roman" w:hAnsi="Arial" w:cs="Arial"/>
+      <w:rFonts w:ascii="Arial" w:hAnsi="Arial" w:eastAsia="Times New Roman" w:cs="Arial"/>
       <w:sz w:val="20"/>
       <w:szCs w:val="20"/>
     </w:rPr>
   </w:style>
-  <w:style w:type="character" w:customStyle="1" w:styleId="NoSpacingArialChar">
+  <w:style w:type="character" w:customStyle="1" w:styleId="28">
     <w:name w:val="No Spacing + Arial Char"/>
-    <w:aliases w:val="10 pt + Justified Char,Left:  0&quot; Char,First line:  0&quot; Char Char"/>
-    <w:link w:val="NoSpacingArial"/>
+    <w:link w:val="27"/>
+    <w:qFormat/>
     <w:uiPriority w:val="99"/>
-    <w:rsid w:val="00713ECF"/>
     <w:rPr>
-      <w:rFonts w:ascii="Arial" w:eastAsia="Times New Roman" w:hAnsi="Arial" w:cs="Arial"/>
+      <w:rFonts w:ascii="Arial" w:hAnsi="Arial" w:eastAsia="Times New Roman" w:cs="Arial"/>
       <w:sz w:val="20"/>
       <w:szCs w:val="20"/>
     </w:rPr>
   </w:style>
-  <w:style w:type="table" w:styleId="TableGrid">
-    <w:name w:val="Table Grid"/>
-    <w:basedOn w:val="TableNormal"/>
-    <w:uiPriority w:val="39"/>
-    <w:rsid w:val="00984CBA"/>
-    <w:pPr>
-      <w:spacing w:before="0" w:after="0"/>
-      <w:ind w:left="0" w:firstLine="0"/>
-    </w:pPr>
-    <w:tblPr>
-      <w:tblBorders>
-        <w:top w:val="single" w:sz="4" w:space="0" w:color="auto"/>
-        <w:left w:val="single" w:sz="4" w:space="0" w:color="auto"/>
-        <w:bottom w:val="single" w:sz="4" w:space="0" w:color="auto"/>
-        <w:right w:val="single" w:sz="4" w:space="0" w:color="auto"/>
-        <w:insideH w:val="single" w:sz="4" w:space="0" w:color="auto"/>
-        <w:insideV w:val="single" w:sz="4" w:space="0" w:color="auto"/>
-      </w:tblBorders>
-    </w:tblPr>
-  </w:style>
-  <w:style w:type="paragraph" w:styleId="NormalWeb">
-    <w:name w:val="Normal (Web)"/>
-    <w:basedOn w:val="Normal"/>
-    <w:uiPriority w:val="99"/>
-    <w:unhideWhenUsed/>
-    <w:rsid w:val="007416D5"/>
-    <w:pPr>
-      <w:tabs>
-        <w:tab w:val="clear" w:pos="9360"/>
-      </w:tabs>
-      <w:spacing w:before="100" w:beforeAutospacing="1" w:after="100" w:afterAutospacing="1"/>
-    </w:pPr>
+  <w:style w:type="character" w:customStyle="1" w:styleId="29">
+    <w:name w:val="Body Text Char"/>
+    <w:basedOn w:val="5"/>
+    <w:link w:val="7"/>
+    <w:qFormat/>
+    <w:uiPriority w:val="0"/>
     <w:rPr>
-      <w:rFonts w:ascii="Times New Roman" w:eastAsia="Times New Roman" w:hAnsi="Times New Roman" w:cs="Times New Roman"/>
-      <w:sz w:val="24"/>
-      <w:szCs w:val="24"/>
-    </w:rPr>
-  </w:style>
-  <w:style w:type="character" w:styleId="Strong">
-    <w:name w:val="Strong"/>
-    <w:basedOn w:val="DefaultParagraphFont"/>
-    <w:uiPriority w:val="22"/>
-    <w:qFormat/>
-    <w:rsid w:val="002D0809"/>
-    <w:rPr>
-      <w:b/>
-      <w:bCs/>
-    </w:rPr>
-  </w:style>
-  <w:style w:type="paragraph" w:styleId="BodyText">
-    <w:name w:val="Body Text"/>
-    <w:basedOn w:val="Normal"/>
-    <w:link w:val="BodyTextChar"/>
-    <w:rsid w:val="00425D7E"/>
-    <w:pPr>
-      <w:tabs>
-        <w:tab w:val="clear" w:pos="9360"/>
-      </w:tabs>
-      <w:suppressAutoHyphens/>
-      <w:spacing w:before="0" w:after="0"/>
-    </w:pPr>
-    <w:rPr>
-      <w:rFonts w:ascii="Times New Roman" w:eastAsia="Times New Roman" w:hAnsi="Times New Roman" w:cs="Times New Roman"/>
+      <w:rFonts w:ascii="Times New Roman" w:hAnsi="Times New Roman" w:eastAsia="Times New Roman" w:cs="Times New Roman"/>
       <w:b/>
       <w:szCs w:val="20"/>
       <w:lang w:eastAsia="ar-SA"/>
     </w:rPr>
   </w:style>
-  <w:style w:type="character" w:customStyle="1" w:styleId="BodyTextChar">
-    <w:name w:val="Body Text Char"/>
-    <w:basedOn w:val="DefaultParagraphFont"/>
-    <w:link w:val="BodyText"/>
-    <w:rsid w:val="00425D7E"/>
-    <w:rPr>
-      <w:rFonts w:ascii="Times New Roman" w:eastAsia="Times New Roman" w:hAnsi="Times New Roman" w:cs="Times New Roman"/>
-      <w:b/>
-      <w:szCs w:val="20"/>
-      <w:lang w:eastAsia="ar-SA"/>
-    </w:rPr>
-  </w:style>
-  <w:style w:type="paragraph" w:customStyle="1" w:styleId="Para">
+  <w:style w:type="paragraph" w:customStyle="1" w:styleId="30">
     <w:name w:val="Para"/>
-    <w:basedOn w:val="Normal"/>
-    <w:rsid w:val="00425D7E"/>
+    <w:basedOn w:val="1"/>
+    <w:qFormat/>
+    <w:uiPriority w:val="0"/>
     <w:pPr>
       <w:keepLines/>
       <w:tabs>
@@ -7444,16 +6550,17 @@
       <w:ind w:left="562"/>
     </w:pPr>
     <w:rPr>
-      <w:rFonts w:ascii="GE Inspira" w:eastAsia="Times New Roman" w:hAnsi="GE Inspira" w:cs="Times New Roman"/>
+      <w:rFonts w:ascii="GE Inspira" w:hAnsi="GE Inspira" w:eastAsia="Times New Roman" w:cs="Times New Roman"/>
       <w:sz w:val="20"/>
       <w:szCs w:val="20"/>
       <w:lang w:eastAsia="ar-SA"/>
     </w:rPr>
   </w:style>
-  <w:style w:type="paragraph" w:customStyle="1" w:styleId="western">
+  <w:style w:type="paragraph" w:customStyle="1" w:styleId="31">
     <w:name w:val="western"/>
-    <w:basedOn w:val="Normal"/>
-    <w:rsid w:val="00D018D0"/>
+    <w:basedOn w:val="1"/>
+    <w:qFormat/>
+    <w:uiPriority w:val="0"/>
     <w:pPr>
       <w:tabs>
         <w:tab w:val="clear" w:pos="9360"/>
@@ -7461,34 +6568,24 @@
       <w:spacing w:before="100" w:beforeAutospacing="1" w:after="100" w:afterAutospacing="1"/>
     </w:pPr>
     <w:rPr>
-      <w:rFonts w:ascii="Times New Roman" w:eastAsia="Times New Roman" w:hAnsi="Times New Roman" w:cs="Times New Roman"/>
+      <w:rFonts w:ascii="Times New Roman" w:hAnsi="Times New Roman" w:eastAsia="Times New Roman" w:cs="Times New Roman"/>
       <w:sz w:val="24"/>
       <w:szCs w:val="24"/>
     </w:rPr>
   </w:style>
-  <w:style w:type="character" w:styleId="Emphasis">
-    <w:name w:val="Emphasis"/>
-    <w:basedOn w:val="DefaultParagraphFont"/>
-    <w:uiPriority w:val="20"/>
+  <w:style w:type="character" w:customStyle="1" w:styleId="32">
+    <w:name w:val="link"/>
+    <w:basedOn w:val="5"/>
     <w:qFormat/>
-    <w:rsid w:val="00D018D0"/>
-    <w:rPr>
-      <w:i/>
-      <w:iCs/>
-    </w:rPr>
+    <w:uiPriority w:val="0"/>
   </w:style>
-  <w:style w:type="character" w:customStyle="1" w:styleId="link">
-    <w:name w:val="link"/>
-    <w:basedOn w:val="DefaultParagraphFont"/>
-    <w:rsid w:val="00D018D0"/>
-  </w:style>
-  <w:style w:type="paragraph" w:customStyle="1" w:styleId="Heading">
+  <w:style w:type="paragraph" w:customStyle="1" w:styleId="33">
     <w:name w:val="Heading"/>
-    <w:basedOn w:val="Normal"/>
-    <w:link w:val="HeadingChar"/>
+    <w:basedOn w:val="1"/>
+    <w:link w:val="34"/>
     <w:autoRedefine/>
     <w:qFormat/>
-    <w:rsid w:val="006E4C89"/>
+    <w:uiPriority w:val="0"/>
     <w:pPr>
       <w:shd w:val="clear" w:color="auto" w:fill="99CCFF"/>
       <w:tabs>
@@ -7498,7 +6595,7 @@
       <w:jc w:val="both"/>
     </w:pPr>
     <w:rPr>
-      <w:rFonts w:asciiTheme="minorHAnsi" w:eastAsia="Times New Roman" w:hAnsiTheme="minorHAnsi" w:cstheme="minorHAnsi"/>
+      <w:rFonts w:eastAsia="Times New Roman" w:asciiTheme="minorHAnsi" w:hAnsiTheme="minorHAnsi" w:cstheme="minorHAnsi"/>
       <w:b/>
       <w:bCs/>
       <w:smallCaps/>
@@ -7506,11 +6603,12 @@
       <w:szCs w:val="21"/>
     </w:rPr>
   </w:style>
-  <w:style w:type="character" w:customStyle="1" w:styleId="HeadingChar">
+  <w:style w:type="character" w:customStyle="1" w:styleId="34">
     <w:name w:val="Heading Char"/>
-    <w:basedOn w:val="DefaultParagraphFont"/>
-    <w:link w:val="Heading"/>
-    <w:rsid w:val="006E4C89"/>
+    <w:basedOn w:val="5"/>
+    <w:link w:val="33"/>
+    <w:qFormat/>
+    <w:uiPriority w:val="0"/>
     <w:rPr>
       <w:rFonts w:eastAsia="Times New Roman" w:cstheme="minorHAnsi"/>
       <w:b/>
@@ -7521,16 +6619,17 @@
       <w:shd w:val="clear" w:color="auto" w:fill="99CCFF"/>
     </w:rPr>
   </w:style>
-  <w:style w:type="paragraph" w:customStyle="1" w:styleId="Points">
+  <w:style w:type="paragraph" w:customStyle="1" w:styleId="35">
     <w:name w:val="Points"/>
-    <w:basedOn w:val="Normal"/>
-    <w:link w:val="PointsChar"/>
+    <w:basedOn w:val="1"/>
+    <w:link w:val="36"/>
     <w:autoRedefine/>
     <w:qFormat/>
-    <w:rsid w:val="00251A1C"/>
+    <w:uiPriority w:val="0"/>
     <w:pPr>
       <w:numPr>
-        <w:numId w:val="8"/>
+        <w:ilvl w:val="0"/>
+        <w:numId w:val="3"/>
       </w:numPr>
       <w:tabs>
         <w:tab w:val="clear" w:pos="9360"/>
@@ -7540,15 +6639,16 @@
       <w:jc w:val="both"/>
     </w:pPr>
     <w:rPr>
-      <w:rFonts w:asciiTheme="minorHAnsi" w:eastAsia="Times New Roman" w:hAnsiTheme="minorHAnsi" w:cstheme="minorHAnsi"/>
+      <w:rFonts w:eastAsia="Times New Roman" w:asciiTheme="minorHAnsi" w:hAnsiTheme="minorHAnsi" w:cstheme="minorHAnsi"/>
       <w:szCs w:val="21"/>
     </w:rPr>
   </w:style>
-  <w:style w:type="character" w:customStyle="1" w:styleId="PointsChar">
+  <w:style w:type="character" w:customStyle="1" w:styleId="36">
     <w:name w:val="Points Char"/>
-    <w:basedOn w:val="DefaultParagraphFont"/>
-    <w:link w:val="Points"/>
-    <w:rsid w:val="00251A1C"/>
+    <w:basedOn w:val="5"/>
+    <w:link w:val="35"/>
+    <w:qFormat/>
+    <w:uiPriority w:val="0"/>
     <w:rPr>
       <w:rFonts w:eastAsia="Times New Roman" w:cstheme="minorHAnsi"/>
       <w:szCs w:val="21"/>
@@ -7836,7 +6936,6 @@
     </a:fmtScheme>
   </a:themeElements>
   <a:objectDefaults/>
-  <a:extraClrSchemeLst/>
 </a:theme>
 </file>
 
@@ -7846,8 +6945,6 @@
 
 <file path=customXml/itemProps1.xml><?xml version="1.0" encoding="utf-8"?>
 <ds:datastoreItem xmlns:ds="http://schemas.openxmlformats.org/officeDocument/2006/customXml" ds:itemID="{4CE718F2-C32F-4586-A38D-0DCADA610A26}">
-  <ds:schemaRefs>
-    <ds:schemaRef ds:uri="http://schemas.openxmlformats.org/officeDocument/2006/bibliography"/>
-  </ds:schemaRefs>
+  <ds:schemaRefs/>
 </ds:datastoreItem>
 </file>